--- a/doc/Documento_Proyecto.docx
+++ b/doc/Documento_Proyecto.docx
@@ -34,19 +34,29 @@
             </w:rPr>
             <w:pict w14:anchorId="7F30CA84">
               <v:group id="Grupo 2" o:spid="_x0000_s1028" style="position:absolute;margin-left:130.95pt;margin-top:252.55pt;width:432.6pt;height:448.55pt;z-index:-503316478;mso-width-percent:710;mso-height-percent:570;mso-wrap-distance-left:0;mso-wrap-distance-right:0;mso-wrap-distance-bottom:.25pt;mso-position-horizontal-relative:page;mso-position-vertical-relative:page;mso-width-percent:710;mso-height-percent:570" coordsize="54939,56966" o:gfxdata="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" o:allowincell="f">
-                <v:shape id="Forma libre 64" o:spid="_x0000_s1029" style="position:absolute;left:19062;width:35877;height:35967;visibility:visible;mso-wrap-style:square;v-text-anchor:top" coordsize="1781,1786" o:gfxdata="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" path="m4,1786l,1782,1776,r5,5l4,1786xe" fillcolor="#2c7fce [1951]" stroked="f" strokeweight="0">
+                <v:shape id="Forma libre 64" o:spid="_x0000_s1029" style="position:absolute;left:19062;width:35877;height:35967;visibility:visible;mso-wrap-style:square;v-text-anchor:top" coordsize="1781,1786" o:spt="100" o:gfxdata="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" adj="0,,0" path="m4,1786l,1782,1776,r5,5l4,1786xe" fillcolor="#2c7fce [1951]" stroked="f" strokeweight="0">
+                  <v:stroke joinstyle="round"/>
+                  <v:formulas/>
                   <v:path arrowok="t" o:connecttype="custom" o:connectlocs="8058,3596760;0,3588705;3577688,0;3587760,10069;8058,3596760" o:connectangles="0,0,0,0,0" textboxrect="0,0,1781,1786"/>
                 </v:shape>
-                <v:shape id="Forma libre 65" o:spid="_x0000_s1030" style="position:absolute;left:9932;top:2876;width:45004;height:44982;visibility:visible;mso-wrap-style:square;v-text-anchor:top" coordsize="2234,2234" o:gfxdata="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" path="m5,2234l,2229,2229,r5,5l5,2234xe" fillcolor="#2c7fce [1951]" stroked="f" strokeweight="0">
+                <v:shape id="Forma libre 65" o:spid="_x0000_s1030" style="position:absolute;left:9932;top:2876;width:45004;height:44982;visibility:visible;mso-wrap-style:square;v-text-anchor:top" coordsize="2234,2234" o:spt="100" o:gfxdata="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" adj="0,,0" path="m5,2234l,2229,2229,r5,5l5,2234xe" fillcolor="#2c7fce [1951]" stroked="f" strokeweight="0">
+                  <v:stroke joinstyle="round"/>
+                  <v:formulas/>
                   <v:path arrowok="t" o:connecttype="custom" o:connectlocs="10072,4498200;0,4488132;4490288,0;4500360,10068;10072,4498200" o:connectangles="0,0,0,0,0" textboxrect="0,0,2234,2234"/>
                 </v:shape>
-                <v:shape id="Forma libre 66" o:spid="_x0000_s1031" style="position:absolute;left:10681;top:1389;width:44258;height:44241;visibility:visible;mso-wrap-style:square;v-text-anchor:top" coordsize="2197,2197" o:gfxdata="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" path="m9,2197l,2193,2188,r9,10l9,2197xe" fillcolor="#2c7fce [1951]" stroked="f" strokeweight="0">
+                <v:shape id="Forma libre 66" o:spid="_x0000_s1031" style="position:absolute;left:10681;top:1389;width:44258;height:44241;visibility:visible;mso-wrap-style:square;v-text-anchor:top" coordsize="2197,2197" o:spt="100" o:gfxdata="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" adj="0,,0" path="m9,2197l,2193,2188,r9,10l9,2197xe" fillcolor="#2c7fce [1951]" stroked="f" strokeweight="0">
+                  <v:stroke joinstyle="round"/>
+                  <v:formulas/>
                   <v:path arrowok="t" o:connecttype="custom" o:connectlocs="18130,4424040;0,4415985;4407710,0;4425840,20137;18130,4424040" o:connectangles="0,0,0,0,0" textboxrect="0,0,2197,2197"/>
                 </v:shape>
-                <v:shape id="Forma libre 67" o:spid="_x0000_s1032" style="position:absolute;left:15436;top:6325;width:39503;height:39585;visibility:visible;mso-wrap-style:square;v-text-anchor:top" coordsize="1961,1966" o:gfxdata="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" path="m9,1966l,1957,1952,r9,9l9,1966xe" fillcolor="#2c7fce [1951]" stroked="f" strokeweight="0">
+                <v:shape id="Forma libre 67" o:spid="_x0000_s1032" style="position:absolute;left:15436;top:6325;width:39503;height:39585;visibility:visible;mso-wrap-style:square;v-text-anchor:top" coordsize="1961,1966" o:spt="100" o:gfxdata="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" adj="0,,0" path="m9,1966l,1957,1952,r9,9l9,1966xe" fillcolor="#2c7fce [1951]" stroked="f" strokeweight="0">
+                  <v:stroke joinstyle="round"/>
+                  <v:formulas/>
                   <v:path arrowok="t" o:connecttype="custom" o:connectlocs="18130,3958560;0,3940438;3932150,0;3950280,18122;18130,3958560" o:connectangles="0,0,0,0,0" textboxrect="0,0,1961,1966"/>
                 </v:shape>
-                <v:shape id="Forma libre 68" o:spid="_x0000_s1033" style="position:absolute;top:1951;width:54939;height:55015;visibility:visible;mso-wrap-style:square;v-text-anchor:top" coordsize="2727,2732" o:gfxdata="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" path="m,2732r,-4l2722,r5,5l,2732xe" fillcolor="#2c7fce [1951]" stroked="f" strokeweight="0">
+                <v:shape id="Forma libre 68" o:spid="_x0000_s1033" style="position:absolute;top:1951;width:54939;height:55015;visibility:visible;mso-wrap-style:square;v-text-anchor:top" coordsize="2727,2732" o:spt="100" o:gfxdata="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" adj="0,,0" path="m,2732r,-4l2722,r5,5l,2732xe" fillcolor="#2c7fce [1951]" stroked="f" strokeweight="0">
+                  <v:stroke joinstyle="round"/>
+                  <v:formulas/>
                   <v:path arrowok="t" o:connecttype="custom" o:connectlocs="0,5501520;0,5493465;5483887,0;5493960,10069;0,5501520" o:connectangles="0,0,0,0,0" textboxrect="0,0,2727,2732"/>
                 </v:shape>
                 <w10:wrap anchorx="page" anchory="page"/>
@@ -2048,18 +2058,10 @@
           <w:noProof/>
         </w:rPr>
         <w:drawing>
-          <wp:anchor distT="0" distB="0" distL="0" distR="0" simplePos="0" relativeHeight="8" behindDoc="0" locked="0" layoutInCell="0" allowOverlap="1" wp14:anchorId="45562FA3" wp14:editId="166E56C3">
-            <wp:simplePos x="0" y="0"/>
-            <wp:positionH relativeFrom="column">
-              <wp:posOffset>-576580</wp:posOffset>
-            </wp:positionH>
-            <wp:positionV relativeFrom="paragraph">
-              <wp:posOffset>121920</wp:posOffset>
-            </wp:positionV>
-            <wp:extent cx="6979920" cy="4452620"/>
+          <wp:inline distT="0" distB="0" distL="0" distR="0" wp14:anchorId="1618BF55" wp14:editId="2504AE26">
+            <wp:extent cx="5394960" cy="4484370"/>
             <wp:effectExtent l="0" t="0" r="0" b="0"/>
-            <wp:wrapSquare wrapText="largest"/>
-            <wp:docPr id="9" name="Imagen1"/>
+            <wp:docPr id="1587348578" name="Imagen 2"/>
             <wp:cNvGraphicFramePr>
               <a:graphicFrameLocks xmlns:a="http://schemas.openxmlformats.org/drawingml/2006/main" noChangeAspect="1"/>
             </wp:cNvGraphicFramePr>
@@ -2067,13 +2069,20 @@
               <a:graphicData uri="http://schemas.openxmlformats.org/drawingml/2006/picture">
                 <pic:pic xmlns:pic="http://schemas.openxmlformats.org/drawingml/2006/picture">
                   <pic:nvPicPr>
-                    <pic:cNvPr id="9" name="Imagen1"/>
+                    <pic:cNvPr id="0" name="Picture 2"/>
                     <pic:cNvPicPr>
                       <a:picLocks noChangeAspect="1" noChangeArrowheads="1"/>
                     </pic:cNvPicPr>
                   </pic:nvPicPr>
                   <pic:blipFill>
-                    <a:blip r:embed="rId7"/>
+                    <a:blip r:embed="rId7">
+                      <a:extLst>
+                        <a:ext uri="{28A0092B-C50C-407E-A947-70E740481C1C}">
+                          <a14:useLocalDpi xmlns:a14="http://schemas.microsoft.com/office/drawing/2010/main" val="0"/>
+                        </a:ext>
+                      </a:extLst>
+                    </a:blip>
+                    <a:srcRect/>
                     <a:stretch>
                       <a:fillRect/>
                     </a:stretch>
@@ -2081,88 +2090,94 @@
                   <pic:spPr bwMode="auto">
                     <a:xfrm>
                       <a:off x="0" y="0"/>
-                      <a:ext cx="6979920" cy="4452620"/>
+                      <a:ext cx="5394960" cy="4484370"/>
                     </a:xfrm>
                     <a:prstGeom prst="rect">
                       <a:avLst/>
                     </a:prstGeom>
                     <a:noFill/>
+                    <a:ln>
+                      <a:noFill/>
+                    </a:ln>
                   </pic:spPr>
                 </pic:pic>
               </a:graphicData>
             </a:graphic>
-          </wp:anchor>
+          </wp:inline>
         </w:drawing>
       </w:r>
     </w:p>
-    <w:p>
-      <w:pPr>
-        <w:jc w:val="center"/>
-      </w:pPr>
-    </w:p>
-    <w:p>
-      <w:pPr>
-        <w:jc w:val="center"/>
-      </w:pPr>
-    </w:p>
-    <w:p>
-      <w:pPr>
-        <w:jc w:val="center"/>
-      </w:pPr>
-    </w:p>
-    <w:p>
-      <w:pPr>
-        <w:jc w:val="center"/>
-      </w:pPr>
-    </w:p>
-    <w:p>
-      <w:pPr>
-        <w:jc w:val="center"/>
-      </w:pPr>
-    </w:p>
-    <w:p>
-      <w:pPr>
-        <w:jc w:val="center"/>
-      </w:pPr>
-    </w:p>
-    <w:p>
-      <w:pPr>
-        <w:jc w:val="center"/>
-      </w:pPr>
-    </w:p>
-    <w:p>
-      <w:pPr>
-        <w:jc w:val="center"/>
-      </w:pPr>
-    </w:p>
-    <w:p>
-      <w:pPr>
-        <w:jc w:val="center"/>
-      </w:pPr>
-    </w:p>
-    <w:p>
-      <w:pPr>
-        <w:jc w:val="center"/>
-      </w:pPr>
-    </w:p>
-    <w:p>
-      <w:pPr>
-        <w:jc w:val="center"/>
-      </w:pPr>
-    </w:p>
+    <w:p/>
     <w:p>
       <w:pPr>
         <w:pStyle w:val="Ttulo2"/>
       </w:pPr>
       <w:r>
+        <w:lastRenderedPageBreak/>
         <w:t>4.- Class diagram</w:t>
       </w:r>
     </w:p>
     <w:p>
+      <w:r>
+        <w:rPr>
+          <w:noProof/>
+        </w:rPr>
+        <w:drawing>
+          <wp:inline distT="0" distB="0" distL="0" distR="0" wp14:anchorId="256EEA04" wp14:editId="058D4C50">
+            <wp:extent cx="5391150" cy="5048885"/>
+            <wp:effectExtent l="0" t="0" r="0" b="0"/>
+            <wp:docPr id="82568476" name="Imagen 1"/>
+            <wp:cNvGraphicFramePr>
+              <a:graphicFrameLocks xmlns:a="http://schemas.openxmlformats.org/drawingml/2006/main" noChangeAspect="1"/>
+            </wp:cNvGraphicFramePr>
+            <a:graphic xmlns:a="http://schemas.openxmlformats.org/drawingml/2006/main">
+              <a:graphicData uri="http://schemas.openxmlformats.org/drawingml/2006/picture">
+                <pic:pic xmlns:pic="http://schemas.openxmlformats.org/drawingml/2006/picture">
+                  <pic:nvPicPr>
+                    <pic:cNvPr id="0" name="Picture 1"/>
+                    <pic:cNvPicPr>
+                      <a:picLocks noChangeAspect="1" noChangeArrowheads="1"/>
+                    </pic:cNvPicPr>
+                  </pic:nvPicPr>
+                  <pic:blipFill>
+                    <a:blip r:embed="rId8" cstate="print">
+                      <a:extLst>
+                        <a:ext uri="{28A0092B-C50C-407E-A947-70E740481C1C}">
+                          <a14:useLocalDpi xmlns:a14="http://schemas.microsoft.com/office/drawing/2010/main" val="0"/>
+                        </a:ext>
+                      </a:extLst>
+                    </a:blip>
+                    <a:srcRect/>
+                    <a:stretch>
+                      <a:fillRect/>
+                    </a:stretch>
+                  </pic:blipFill>
+                  <pic:spPr bwMode="auto">
+                    <a:xfrm>
+                      <a:off x="0" y="0"/>
+                      <a:ext cx="5391150" cy="5048885"/>
+                    </a:xfrm>
+                    <a:prstGeom prst="rect">
+                      <a:avLst/>
+                    </a:prstGeom>
+                    <a:noFill/>
+                    <a:ln>
+                      <a:noFill/>
+                    </a:ln>
+                  </pic:spPr>
+                </pic:pic>
+              </a:graphicData>
+            </a:graphic>
+          </wp:inline>
+        </w:drawing>
+      </w:r>
+    </w:p>
+    <w:p>
       <w:pPr>
         <w:pStyle w:val="Ttulo2"/>
       </w:pPr>
       <w:r>
+        <w:lastRenderedPageBreak/>
         <w:t>5.- Screen / UI Design</w:t>
       </w:r>
     </w:p>
@@ -2189,7 +2204,7 @@
                     </pic:cNvPicPr>
                   </pic:nvPicPr>
                   <pic:blipFill>
-                    <a:blip r:embed="rId8"/>
+                    <a:blip r:embed="rId9"/>
                     <a:stretch>
                       <a:fillRect/>
                     </a:stretch>
@@ -3917,6 +3932,10 @@
 </file>
 
 <file path=customXml/item1.xml><?xml version="1.0" encoding="utf-8"?>
+<b:Sources xmlns:b="http://schemas.openxmlformats.org/officeDocument/2006/bibliography" xmlns="http://schemas.openxmlformats.org/officeDocument/2006/bibliography" SelectedStyle="\APASixthEditionOfficeOnline.xsl" StyleName="APA" Version="6"/>
+</file>
+
+<file path=customXml/item2.xml><?xml version="1.0" encoding="utf-8"?>
 <CoverPageProperties xmlns="http://schemas.microsoft.com/office/2006/coverPageProps">
   <PublishDate>2026</PublishDate>
   <Abstract/>
@@ -3927,22 +3946,18 @@
 </CoverPageProperties>
 </file>
 
-<file path=customXml/item2.xml><?xml version="1.0" encoding="utf-8"?>
-<b:Sources xmlns:b="http://schemas.openxmlformats.org/officeDocument/2006/bibliography" xmlns="http://schemas.openxmlformats.org/officeDocument/2006/bibliography" SelectedStyle="\APASixthEditionOfficeOnline.xsl" StyleName="APA" Version="6"/>
+<file path=customXml/itemProps1.xml><?xml version="1.0" encoding="utf-8"?>
+<ds:datastoreItem xmlns:ds="http://schemas.openxmlformats.org/officeDocument/2006/customXml" ds:itemID="{46F59AA6-DC04-4813-B1A7-2FE6B15873D2}">
+  <ds:schemaRefs>
+    <ds:schemaRef ds:uri="http://schemas.openxmlformats.org/officeDocument/2006/bibliography"/>
+  </ds:schemaRefs>
+</ds:datastoreItem>
 </file>
 
-<file path=customXml/itemProps1.xml><?xml version="1.0" encoding="utf-8"?>
+<file path=customXml/itemProps2.xml><?xml version="1.0" encoding="utf-8"?>
 <ds:datastoreItem xmlns:ds="http://schemas.openxmlformats.org/officeDocument/2006/customXml" ds:itemID="{EA9E0C3C-D88A-4A7D-BADA-D87E5D1758D8}">
   <ds:schemaRefs>
     <ds:schemaRef ds:uri="http://schemas.microsoft.com/office/2006/coverPageProps"/>
   </ds:schemaRefs>
 </ds:datastoreItem>
-</file>
-
-<file path=customXml/itemProps2.xml><?xml version="1.0" encoding="utf-8"?>
-<ds:datastoreItem xmlns:ds="http://schemas.openxmlformats.org/officeDocument/2006/customXml" ds:itemID="{46F59AA6-DC04-4813-B1A7-2FE6B15873D2}">
-  <ds:schemaRefs>
-    <ds:schemaRef ds:uri="http://schemas.openxmlformats.org/officeDocument/2006/bibliography"/>
-  </ds:schemaRefs>
-</ds:datastoreItem>
 </file>
--- a/doc/Documento_Proyecto.docx
+++ b/doc/Documento_Proyecto.docx
@@ -1,285 +1,824 @@
 
 <file path=word/document.xml><?xml version="1.0" encoding="utf-8"?>
-<w:document xmlns:wpc="http://schemas.microsoft.com/office/word/2010/wordprocessingCanvas" xmlns:cx="http://schemas.microsoft.com/office/drawing/2014/chartex" xmlns:cx1="http://schemas.microsoft.com/office/drawing/2015/9/8/chartex" xmlns:cx2="http://schemas.microsoft.com/office/drawing/2015/10/21/chartex" xmlns:cx3="http://schemas.microsoft.com/office/drawing/2016/5/9/chartex" xmlns:cx4="http://schemas.microsoft.com/office/drawing/2016/5/10/chartex" xmlns:cx5="http://schemas.microsoft.com/office/drawing/2016/5/11/chartex" xmlns:cx6="http://schemas.microsoft.com/office/drawing/2016/5/12/chartex" xmlns:cx7="http://schemas.microsoft.com/office/drawing/2016/5/13/chartex" xmlns:cx8="http://schemas.microsoft.com/office/drawing/2016/5/14/chartex" xmlns:mc="http://schemas.openxmlformats.org/markup-compatibility/2006" xmlns:aink="http://schemas.microsoft.com/office/drawing/2016/ink" xmlns:am3d="http://schemas.microsoft.com/office/drawing/2017/model3d" xmlns:o="urn:schemas-microsoft-com:office:office" xmlns:oel="http://schemas.microsoft.com/office/2019/extlst" xmlns:r="http://schemas.openxmlformats.org/officeDocument/2006/relationships" xmlns:m="http://schemas.openxmlformats.org/officeDocument/2006/math" xmlns:v="urn:schemas-microsoft-com:vml" xmlns:wp14="http://schemas.microsoft.com/office/word/2010/wordprocessingDrawing" xmlns:wp="http://schemas.openxmlformats.org/drawingml/2006/wordprocessingDrawing" xmlns:w10="urn:schemas-microsoft-com:office:word" xmlns:w="http://schemas.openxmlformats.org/wordprocessingml/2006/main" xmlns:w14="http://schemas.microsoft.com/office/word/2010/wordml" xmlns:w15="http://schemas.microsoft.com/office/word/2012/wordml" xmlns:w16cex="http://schemas.microsoft.com/office/word/2018/wordml/cex" xmlns:w16cid="http://schemas.microsoft.com/office/word/2016/wordml/cid" xmlns:w16="http://schemas.microsoft.com/office/word/2018/wordml" xmlns:w16du="http://schemas.microsoft.com/office/word/2023/wordml/word16du" xmlns:w16sdtdh="http://schemas.microsoft.com/office/word/2020/wordml/sdtdatahash" xmlns:w16sdtfl="http://schemas.microsoft.com/office/word/2024/wordml/sdtformatlock" xmlns:w16se="http://schemas.microsoft.com/office/word/2015/wordml/symex" xmlns:wpg="http://schemas.microsoft.com/office/word/2010/wordprocessingGroup" xmlns:wpi="http://schemas.microsoft.com/office/word/2010/wordprocessingInk" xmlns:wne="http://schemas.microsoft.com/office/word/2006/wordml" xmlns:wps="http://schemas.microsoft.com/office/word/2010/wordprocessingShape" mc:Ignorable="w14 w15 w16se w16cid w16 w16cex w16sdtdh w16sdtfl w16du wp14">
+<w:document xmlns:o="urn:schemas-microsoft-com:office:office" xmlns:r="http://schemas.openxmlformats.org/officeDocument/2006/relationships" xmlns:v="urn:schemas-microsoft-com:vml" xmlns:w="http://schemas.openxmlformats.org/wordprocessingml/2006/main" xmlns:w10="urn:schemas-microsoft-com:office:word" xmlns:wp="http://schemas.openxmlformats.org/drawingml/2006/wordprocessingDrawing" xmlns:pic="http://schemas.openxmlformats.org/drawingml/2006/picture" xmlns:wps="http://schemas.microsoft.com/office/word/2010/wordprocessingShape" xmlns:wpg="http://schemas.microsoft.com/office/word/2010/wordprocessingGroup" xmlns:mc="http://schemas.openxmlformats.org/markup-compatibility/2006" xmlns:wp14="http://schemas.microsoft.com/office/word/2010/wordprocessingDrawing" xmlns:w14="http://schemas.microsoft.com/office/word/2010/wordml" xmlns:w15="http://schemas.microsoft.com/office/word/2012/wordml" mc:Ignorable="w14 wp14 w15">
   <w:body>
     <w:sdt>
       <w:sdtPr>
-        <w:rPr>
-          <w:rFonts w:asciiTheme="minorHAnsi" w:eastAsiaTheme="minorHAnsi" w:hAnsiTheme="minorHAnsi"/>
-          <w:kern w:val="2"/>
-          <w:sz w:val="24"/>
-          <w:szCs w:val="24"/>
-          <w:lang w:val="en-US" w:eastAsia="en-US"/>
-        </w:rPr>
         <w:id w:val="-975137641"/>
         <w:docPartObj>
           <w:docPartGallery w:val="Cover Pages"/>
-          <w:docPartUnique/>
+          <w:docPartUnique w:val="true"/>
         </w:docPartObj>
       </w:sdtPr>
       <w:sdtContent>
         <w:p>
           <w:pPr>
-            <w:pStyle w:val="Sinespaciado"/>
+            <w:pStyle w:val="NoSpacing"/>
             <w:rPr>
               <w:sz w:val="2"/>
               <w:lang w:val="en-US"/>
             </w:rPr>
           </w:pPr>
+          <w:r>
+            <w:rPr>
+              <w:sz w:val="2"/>
+              <w:lang w:val="en-US"/>
+            </w:rPr>
+          </w:r>
         </w:p>
         <w:p>
+          <w:pPr>
+            <w:pStyle w:val="Normal"/>
+            <w:rPr/>
+          </w:pPr>
           <w:r>
-            <w:rPr>
-              <w:noProof/>
-            </w:rPr>
-            <w:pict w14:anchorId="7F30CA84">
-              <v:group id="Grupo 2" o:spid="_x0000_s1028" style="position:absolute;margin-left:130.95pt;margin-top:252.55pt;width:432.6pt;height:448.55pt;z-index:-503316478;mso-width-percent:710;mso-height-percent:570;mso-wrap-distance-left:0;mso-wrap-distance-right:0;mso-wrap-distance-bottom:.25pt;mso-position-horizontal-relative:page;mso-position-vertical-relative:page;mso-width-percent:710;mso-height-percent:570" coordsize="54939,56966" o:gfxdata="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" o:allowincell="f">
-                <v:shape id="Forma libre 64" o:spid="_x0000_s1029" style="position:absolute;left:19062;width:35877;height:35967;visibility:visible;mso-wrap-style:square;v-text-anchor:top" coordsize="1781,1786" o:spt="100" o:gfxdata="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" adj="0,,0" path="m4,1786l,1782,1776,r5,5l4,1786xe" fillcolor="#2c7fce [1951]" stroked="f" strokeweight="0">
-                  <v:stroke joinstyle="round"/>
-                  <v:formulas/>
-                  <v:path arrowok="t" o:connecttype="custom" o:connectlocs="8058,3596760;0,3588705;3577688,0;3587760,10069;8058,3596760" o:connectangles="0,0,0,0,0" textboxrect="0,0,1781,1786"/>
-                </v:shape>
-                <v:shape id="Forma libre 65" o:spid="_x0000_s1030" style="position:absolute;left:9932;top:2876;width:45004;height:44982;visibility:visible;mso-wrap-style:square;v-text-anchor:top" coordsize="2234,2234" o:spt="100" o:gfxdata="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" adj="0,,0" path="m5,2234l,2229,2229,r5,5l5,2234xe" fillcolor="#2c7fce [1951]" stroked="f" strokeweight="0">
-                  <v:stroke joinstyle="round"/>
-                  <v:formulas/>
-                  <v:path arrowok="t" o:connecttype="custom" o:connectlocs="10072,4498200;0,4488132;4490288,0;4500360,10068;10072,4498200" o:connectangles="0,0,0,0,0" textboxrect="0,0,2234,2234"/>
-                </v:shape>
-                <v:shape id="Forma libre 66" o:spid="_x0000_s1031" style="position:absolute;left:10681;top:1389;width:44258;height:44241;visibility:visible;mso-wrap-style:square;v-text-anchor:top" coordsize="2197,2197" o:spt="100" o:gfxdata="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" adj="0,,0" path="m9,2197l,2193,2188,r9,10l9,2197xe" fillcolor="#2c7fce [1951]" stroked="f" strokeweight="0">
-                  <v:stroke joinstyle="round"/>
-                  <v:formulas/>
-                  <v:path arrowok="t" o:connecttype="custom" o:connectlocs="18130,4424040;0,4415985;4407710,0;4425840,20137;18130,4424040" o:connectangles="0,0,0,0,0" textboxrect="0,0,2197,2197"/>
-                </v:shape>
-                <v:shape id="Forma libre 67" o:spid="_x0000_s1032" style="position:absolute;left:15436;top:6325;width:39503;height:39585;visibility:visible;mso-wrap-style:square;v-text-anchor:top" coordsize="1961,1966" o:spt="100" o:gfxdata="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" adj="0,,0" path="m9,1966l,1957,1952,r9,9l9,1966xe" fillcolor="#2c7fce [1951]" stroked="f" strokeweight="0">
-                  <v:stroke joinstyle="round"/>
-                  <v:formulas/>
-                  <v:path arrowok="t" o:connecttype="custom" o:connectlocs="18130,3958560;0,3940438;3932150,0;3950280,18122;18130,3958560" o:connectangles="0,0,0,0,0" textboxrect="0,0,1961,1966"/>
-                </v:shape>
-                <v:shape id="Forma libre 68" o:spid="_x0000_s1033" style="position:absolute;top:1951;width:54939;height:55015;visibility:visible;mso-wrap-style:square;v-text-anchor:top" coordsize="2727,2732" o:spt="100" o:gfxdata="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" adj="0,,0" path="m,2732r,-4l2722,r5,5l,2732xe" fillcolor="#2c7fce [1951]" stroked="f" strokeweight="0">
-                  <v:stroke joinstyle="round"/>
-                  <v:formulas/>
-                  <v:path arrowok="t" o:connecttype="custom" o:connectlocs="0,5501520;0,5493465;5483887,0;5493960,10069;0,5501520" o:connectangles="0,0,0,0,0" textboxrect="0,0,2727,2732"/>
-                </v:shape>
-                <w10:wrap anchorx="page" anchory="page"/>
-              </v:group>
-            </w:pict>
+            <w:rPr/>
+            <mc:AlternateContent>
+              <mc:Choice Requires="wpg">
+                <w:drawing>
+                  <wp:anchor distT="0" distB="0" distL="114300" distR="114300" simplePos="0" relativeHeight="7" behindDoc="1" locked="0" layoutInCell="0" allowOverlap="1">
+                    <wp:simplePos x="0" y="0"/>
+                    <wp:positionH relativeFrom="page">
+                      <wp:posOffset>1663065</wp:posOffset>
+                    </wp:positionH>
+                    <wp:positionV relativeFrom="page">
+                      <wp:posOffset>3207385</wp:posOffset>
+                    </wp:positionV>
+                    <wp:extent cx="5494020" cy="5696585"/>
+                    <wp:effectExtent l="0" t="635" r="635" b="0"/>
+                    <wp:wrapNone/>
+                    <wp:docPr id="1" name="Grupo 2"/>
+                    <a:graphic xmlns:a="http://schemas.openxmlformats.org/drawingml/2006/main">
+                      <a:graphicData uri="http://schemas.microsoft.com/office/word/2010/wordprocessingGroup">
+                        <wpg:wgp>
+                          <wpg:cNvGrpSpPr/>
+                          <wpg:grpSpPr>
+                            <a:xfrm>
+                              <a:off x="0" y="0"/>
+                              <a:ext cx="5493960" cy="5696640"/>
+                              <a:chOff x="0" y="0"/>
+                              <a:chExt cx="5493960" cy="5696640"/>
+                            </a:xfrm>
+                          </wpg:grpSpPr>
+                          <wps:wsp>
+                            <wps:cNvSpPr/>
+                            <wps:spPr>
+                              <a:xfrm>
+                                <a:off x="1906200" y="0"/>
+                                <a:ext cx="3587760" cy="3596760"/>
+                              </a:xfrm>
+                              <a:custGeom>
+                                <a:avLst/>
+                                <a:gdLst/>
+                                <a:ahLst/>
+                                <a:rect l="0" t="0" r="r" b="b"/>
+                                <a:pathLst>
+                                  <a:path w="9966" h="9991">
+                                    <a:moveTo>
+                                      <a:pt x="23" y="9991"/>
+                                    </a:moveTo>
+                                    <a:lnTo>
+                                      <a:pt x="1" y="9969"/>
+                                    </a:lnTo>
+                                    <a:lnTo>
+                                      <a:pt x="9939" y="0"/>
+                                    </a:lnTo>
+                                    <a:lnTo>
+                                      <a:pt x="9967" y="28"/>
+                                    </a:lnTo>
+                                    <a:lnTo>
+                                      <a:pt x="23" y="9991"/>
+                                    </a:lnTo>
+                                    <a:close/>
+                                  </a:path>
+                                </a:pathLst>
+                              </a:custGeom>
+                              <a:solidFill>
+                                <a:srgbClr val="2c7fce"/>
+                              </a:solidFill>
+                              <a:ln w="0">
+                                <a:noFill/>
+                              </a:ln>
+                            </wps:spPr>
+                            <wps:bodyPr/>
+                          </wps:wsp>
+                          <wps:wsp>
+                            <wps:cNvSpPr/>
+                            <wps:spPr>
+                              <a:xfrm>
+                                <a:off x="993240" y="287640"/>
+                                <a:ext cx="4500720" cy="4498200"/>
+                              </a:xfrm>
+                              <a:custGeom>
+                                <a:avLst/>
+                                <a:gdLst/>
+                                <a:ahLst/>
+                                <a:rect l="0" t="0" r="r" b="b"/>
+                                <a:pathLst>
+                                  <a:path w="12502" h="12495">
+                                    <a:moveTo>
+                                      <a:pt x="29" y="12495"/>
+                                    </a:moveTo>
+                                    <a:lnTo>
+                                      <a:pt x="1" y="12467"/>
+                                    </a:lnTo>
+                                    <a:lnTo>
+                                      <a:pt x="12474" y="0"/>
+                                    </a:lnTo>
+                                    <a:lnTo>
+                                      <a:pt x="12502" y="28"/>
+                                    </a:lnTo>
+                                    <a:lnTo>
+                                      <a:pt x="29" y="12495"/>
+                                    </a:lnTo>
+                                    <a:close/>
+                                  </a:path>
+                                </a:pathLst>
+                              </a:custGeom>
+                              <a:solidFill>
+                                <a:srgbClr val="2c7fce"/>
+                              </a:solidFill>
+                              <a:ln w="0">
+                                <a:noFill/>
+                              </a:ln>
+                            </wps:spPr>
+                            <wps:bodyPr/>
+                          </wps:wsp>
+                          <wps:wsp>
+                            <wps:cNvSpPr/>
+                            <wps:spPr>
+                              <a:xfrm>
+                                <a:off x="1068120" y="138960"/>
+                                <a:ext cx="4425840" cy="4424040"/>
+                              </a:xfrm>
+                              <a:custGeom>
+                                <a:avLst/>
+                                <a:gdLst/>
+                                <a:ahLst/>
+                                <a:rect l="0" t="0" r="r" b="b"/>
+                                <a:pathLst>
+                                  <a:path w="12294" h="12289">
+                                    <a:moveTo>
+                                      <a:pt x="51" y="12288"/>
+                                    </a:moveTo>
+                                    <a:lnTo>
+                                      <a:pt x="1" y="12266"/>
+                                    </a:lnTo>
+                                    <a:lnTo>
+                                      <a:pt x="12245" y="-1"/>
+                                    </a:lnTo>
+                                    <a:lnTo>
+                                      <a:pt x="12295" y="55"/>
+                                    </a:lnTo>
+                                    <a:lnTo>
+                                      <a:pt x="51" y="12288"/>
+                                    </a:lnTo>
+                                    <a:close/>
+                                  </a:path>
+                                </a:pathLst>
+                              </a:custGeom>
+                              <a:solidFill>
+                                <a:srgbClr val="2c7fce"/>
+                              </a:solidFill>
+                              <a:ln w="0">
+                                <a:noFill/>
+                              </a:ln>
+                            </wps:spPr>
+                            <wps:bodyPr/>
+                          </wps:wsp>
+                          <wps:wsp>
+                            <wps:cNvSpPr/>
+                            <wps:spPr>
+                              <a:xfrm>
+                                <a:off x="1543680" y="632520"/>
+                                <a:ext cx="3950280" cy="3958560"/>
+                              </a:xfrm>
+                              <a:custGeom>
+                                <a:avLst/>
+                                <a:gdLst/>
+                                <a:ahLst/>
+                                <a:rect l="0" t="0" r="r" b="b"/>
+                                <a:pathLst>
+                                  <a:path w="10973" h="10996">
+                                    <a:moveTo>
+                                      <a:pt x="51" y="10996"/>
+                                    </a:moveTo>
+                                    <a:lnTo>
+                                      <a:pt x="1" y="10946"/>
+                                    </a:lnTo>
+                                    <a:lnTo>
+                                      <a:pt x="10924" y="0"/>
+                                    </a:lnTo>
+                                    <a:lnTo>
+                                      <a:pt x="10974" y="50"/>
+                                    </a:lnTo>
+                                    <a:lnTo>
+                                      <a:pt x="51" y="10996"/>
+                                    </a:lnTo>
+                                    <a:close/>
+                                  </a:path>
+                                </a:pathLst>
+                              </a:custGeom>
+                              <a:solidFill>
+                                <a:srgbClr val="2c7fce"/>
+                              </a:solidFill>
+                              <a:ln w="0">
+                                <a:noFill/>
+                              </a:ln>
+                            </wps:spPr>
+                            <wps:bodyPr/>
+                          </wps:wsp>
+                          <wps:wsp>
+                            <wps:cNvSpPr/>
+                            <wps:spPr>
+                              <a:xfrm>
+                                <a:off x="0" y="195120"/>
+                                <a:ext cx="5493960" cy="5501520"/>
+                              </a:xfrm>
+                              <a:custGeom>
+                                <a:avLst/>
+                                <a:gdLst/>
+                                <a:ahLst/>
+                                <a:rect l="0" t="0" r="r" b="b"/>
+                                <a:pathLst>
+                                  <a:path w="15261" h="15282">
+                                    <a:moveTo>
+                                      <a:pt x="1" y="15282"/>
+                                    </a:moveTo>
+                                    <a:lnTo>
+                                      <a:pt x="1" y="15260"/>
+                                    </a:lnTo>
+                                    <a:lnTo>
+                                      <a:pt x="15234" y="0"/>
+                                    </a:lnTo>
+                                    <a:lnTo>
+                                      <a:pt x="15262" y="28"/>
+                                    </a:lnTo>
+                                    <a:lnTo>
+                                      <a:pt x="1" y="15282"/>
+                                    </a:lnTo>
+                                    <a:close/>
+                                  </a:path>
+                                </a:pathLst>
+                              </a:custGeom>
+                              <a:solidFill>
+                                <a:srgbClr val="2c7fce"/>
+                              </a:solidFill>
+                              <a:ln w="0">
+                                <a:noFill/>
+                              </a:ln>
+                            </wps:spPr>
+                            <wps:bodyPr/>
+                          </wps:wsp>
+                        </wpg:wgp>
+                      </a:graphicData>
+                    </a:graphic>
+                  </wp:anchor>
+                </w:drawing>
+              </mc:Choice>
+              <mc:Fallback>
+                <w:pict>
+                  <v:group id="shape_0" alt="Grupo 2" style="position:absolute;margin-left:131pt;margin-top:252.55pt;width:432.55pt;height:448.5pt" coordorigin="2620,5051" coordsize="8651,8970">
+                    <v:shape id="shape_0" coordsize="9967,9992" fillcolor="#2c7fce" stroked="f" o:allowincell="f" style="position:absolute;left:5621;top:5051;width:5649;height:5663;mso-wrap-style:none;v-text-anchor:middle;mso-position-horizontal-relative:page;mso-position-vertical-relative:page" path="m22,9991l0,9969l9938,0l9966,28l22,9991e">
+                      <v:fill o:detectmouseclick="t" type="solid" color2="#d38031"/>
+                      <v:stroke color="#3465a4" joinstyle="round" endcap="flat"/>
+                      <w10:wrap type="none"/>
+                    </v:shape>
+                    <v:shape id="shape_0" coordsize="12502,12496" fillcolor="#2c7fce" stroked="f" o:allowincell="f" style="position:absolute;left:4183;top:5504;width:7087;height:7083;mso-wrap-style:none;v-text-anchor:middle;mso-position-horizontal-relative:page;mso-position-vertical-relative:page" path="m28,12495l0,12467l12473,0l12501,28l28,12495e">
+                      <v:fill o:detectmouseclick="t" type="solid" color2="#d38031"/>
+                      <v:stroke color="#3465a4" joinstyle="round" endcap="flat"/>
+                      <w10:wrap type="none"/>
+                    </v:shape>
+                    <v:shape id="shape_0" coordsize="12295,12290" fillcolor="#2c7fce" stroked="f" o:allowincell="f" style="position:absolute;left:4301;top:5270;width:6969;height:6966;mso-wrap-style:none;v-text-anchor:middle;mso-position-horizontal-relative:page;mso-position-vertical-relative:page" path="m50,12289l0,12267l12244,0l12294,56l50,12289e">
+                      <v:fill o:detectmouseclick="t" type="solid" color2="#d38031"/>
+                      <v:stroke color="#3465a4" joinstyle="round" endcap="flat"/>
+                      <w10:wrap type="none"/>
+                    </v:shape>
+                    <v:shape id="shape_0" coordsize="10974,10997" fillcolor="#2c7fce" stroked="f" o:allowincell="f" style="position:absolute;left:5050;top:6047;width:6220;height:6233;mso-wrap-style:none;v-text-anchor:middle;mso-position-horizontal-relative:page;mso-position-vertical-relative:page" path="m50,10996l0,10946l10923,0l10973,50l50,10996e">
+                      <v:fill o:detectmouseclick="t" type="solid" color2="#d38031"/>
+                      <v:stroke color="#3465a4" joinstyle="round" endcap="flat"/>
+                      <w10:wrap type="none"/>
+                    </v:shape>
+                    <v:shape id="shape_0" coordsize="15262,15283" fillcolor="#2c7fce" stroked="f" o:allowincell="f" style="position:absolute;left:2619;top:5358;width:8651;height:8663;mso-wrap-style:none;v-text-anchor:middle;mso-position-horizontal-relative:page;mso-position-vertical-relative:page" path="m0,15282l0,15260l15233,0l15261,28l0,15282e">
+                      <v:fill o:detectmouseclick="t" type="solid" color2="#d38031"/>
+                      <v:stroke color="#3465a4" joinstyle="round" endcap="flat"/>
+                      <w10:wrap type="none"/>
+                    </v:shape>
+                  </v:group>
+                </w:pict>
+              </mc:Fallback>
+            </mc:AlternateContent>
           </w:r>
           <w:r>
-            <w:rPr>
-              <w:noProof/>
-            </w:rPr>
-            <w:pict w14:anchorId="77572A8C">
-              <v:rect id="Cuadro de texto 73" o:spid="_x0000_s1027" style="position:absolute;margin-left:0;margin-top:0;width:465.5pt;height:41.3pt;z-index:4;visibility:visible;mso-wrap-style:square;mso-width-percent:770;mso-wrap-distance-left:0;mso-wrap-distance-top:0;mso-wrap-distance-right:0;mso-wrap-distance-bottom:.2pt;mso-position-horizontal:center;mso-position-horizontal-relative:page;mso-position-vertical:bottom;mso-position-vertical-relative:margin;mso-width-percent:770;mso-width-relative:page;v-text-anchor:bottom" o:gfxdata="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" o:allowincell="f" filled="f" stroked="f" strokeweight=".5pt">
-                <v:textbox style="mso-fit-shape-to-text:t" inset="0,0,0,0">
-                  <w:txbxContent>
-                    <w:p>
-                      <w:pPr>
-                        <w:pStyle w:val="Sinespaciado"/>
-                        <w:jc w:val="right"/>
-                        <w:rPr>
-                          <w:color w:val="156082" w:themeColor="accent1"/>
-                          <w:sz w:val="36"/>
-                          <w:szCs w:val="36"/>
-                        </w:rPr>
-                      </w:pPr>
-                      <w:sdt>
-                        <w:sdtPr>
-                          <w:alias w:val="Escolar"/>
-                          <w:tag w:val="Escolar"/>
-                          <w:id w:val="1850680582"/>
-                          <w:dataBinding w:prefixMappings="xmlns:ns0='http://schemas.openxmlformats.org/officeDocument/2006/extended-properties' " w:xpath="/ns0:Properties[1]/ns0:Company[1]" w:storeItemID="{6668398D-A668-4E3E-A5EB-62B293D839F1}"/>
-                          <w:text/>
-                        </w:sdtPr>
-                        <w:sdtContent>
-                          <w:r>
+            <mc:AlternateContent>
+              <mc:Choice Requires="wps">
+                <w:drawing>
+                  <wp:anchor distT="0" distB="2540" distL="0" distR="0" simplePos="0" relativeHeight="5" behindDoc="0" locked="0" layoutInCell="0" allowOverlap="1">
+                    <wp:simplePos x="0" y="0"/>
+                    <wp:positionH relativeFrom="page">
+                      <wp:align>center</wp:align>
+                    </wp:positionH>
+                    <wp:positionV relativeFrom="margin">
+                      <wp:align>bottom</wp:align>
+                    </wp:positionV>
+                    <wp:extent cx="5911850" cy="525780"/>
+                    <wp:effectExtent l="0" t="0" r="0" b="0"/>
+                    <wp:wrapNone/>
+                    <wp:docPr id="2" name="Marco1"/>
+                    <a:graphic xmlns:a="http://schemas.openxmlformats.org/drawingml/2006/main">
+                      <a:graphicData uri="http://schemas.microsoft.com/office/word/2010/wordprocessingShape">
+                        <wps:wsp>
+                          <wps:cNvSpPr txBox="1"/>
+                          <wps:spPr>
+                            <a:xfrm>
+                              <a:off x="0" y="0"/>
+                              <a:ext cx="5911850" cy="525780"/>
+                            </a:xfrm>
+                            <a:prstGeom prst="rect"/>
+                            <a:solidFill>
+                              <a:srgbClr val="FFFFFF">
+                                <a:alpha val="0"/>
+                              </a:srgbClr>
+                            </a:solidFill>
+                          </wps:spPr>
+                          <wps:txbx>
+                            <w:txbxContent>
+                              <w:p>
+                                <w:pPr>
+                                  <w:pStyle w:val="NoSpacing"/>
+                                  <w:jc w:val="right"/>
+                                  <w:rPr>
+                                    <w:color w:themeColor="accent1" w:val="156082"/>
+                                    <w:sz w:val="36"/>
+                                    <w:szCs w:val="36"/>
+                                  </w:rPr>
+                                </w:pPr>
+                                <w:sdt>
+                                  <w:sdtPr>
+                                    <w:alias w:val="Escolar"/>
+                                    <w:tag w:val="Escolar"/>
+                                    <w:id w:val="1850680582"/>
+                                    <w:dataBinding w:prefixMappings="xmlns:ns0='http://schemas.openxmlformats.org/officeDocument/2006/extended-properties' " w:xpath="/ns0:Properties[1]/ns0:Company[1]" w:storeItemID="{6668398D-A668-4E3E-A5EB-62B293D839F1}"/>
+                                    <w:text/>
+                                  </w:sdtPr>
+                                  <w:sdtContent>
+                                    <w:r>
+                                      <w:rPr>
+                                        <w:color w:themeColor="accent1" w:val="156082"/>
+                                        <w:sz w:val="36"/>
+                                        <w:szCs w:val="36"/>
+                                      </w:rPr>
+                                    </w:r>
+                                    <w:r>
+                                      <w:rPr>
+                                        <w:color w:themeColor="accent1" w:val="156082"/>
+                                        <w:sz w:val="36"/>
+                                        <w:szCs w:val="36"/>
+                                      </w:rPr>
+                                      <w:t>Group: Iker, Lucía, Samuel, Adrián</w:t>
+                                    </w:r>
+                                  </w:sdtContent>
+                                </w:sdt>
+                              </w:p>
+                              <w:p>
+                                <w:pPr>
+                                  <w:pStyle w:val="NoSpacing"/>
+                                  <w:jc w:val="right"/>
+                                  <w:rPr>
+                                    <w:color w:themeColor="accent1" w:val="156082"/>
+                                    <w:sz w:val="36"/>
+                                    <w:szCs w:val="36"/>
+                                    <w:lang w:val="en-US"/>
+                                  </w:rPr>
+                                </w:pPr>
+                                <w:sdt>
+                                  <w:sdtPr>
+                                    <w:alias w:val="Curso"/>
+                                    <w:tag w:val="Curso"/>
+                                    <w:id w:val="1717703537"/>
+                                    <w:dataBinding w:prefixMappings="xmlns:ns0='http://purl.org/dc/elements/1.1/' xmlns:ns1='http://schemas.openxmlformats.org/package/2006/metadata/core-properties' " w:xpath="/ns1:coreProperties[1]/ns1:category[1]" w:storeItemID="{6C3C8BC8-F283-45AE-878A-BAB7291924A1}"/>
+                                    <w:text/>
+                                  </w:sdtPr>
+                                  <w:sdtContent>
+                                    <w:r>
+                                      <w:rPr>
+                                        <w:color w:themeColor="accent1" w:val="156082"/>
+                                        <w:sz w:val="36"/>
+                                        <w:szCs w:val="36"/>
+                                        <w:lang w:val="en-US"/>
+                                      </w:rPr>
+                                    </w:r>
+                                    <w:r>
+                                      <w:rPr>
+                                        <w:color w:themeColor="accent1" w:val="156082"/>
+                                        <w:sz w:val="36"/>
+                                        <w:szCs w:val="36"/>
+                                        <w:lang w:val="en-US"/>
+                                      </w:rPr>
+                                      <w:t>Development Environment</w:t>
+                                    </w:r>
+                                  </w:sdtContent>
+                                </w:sdt>
+                              </w:p>
+                            </w:txbxContent>
+                          </wps:txbx>
+                          <wps:bodyPr anchor="t" lIns="0" tIns="0" rIns="0" bIns="0">
+                            <a:noAutofit/>
+                          </wps:bodyPr>
+                        </wps:wsp>
+                      </a:graphicData>
+                    </a:graphic>
+                  </wp:anchor>
+                </w:drawing>
+              </mc:Choice>
+              <mc:Fallback>
+                <w:pict>
+                  <v:rect stroked="f" strokeweight="0pt" style="position:absolute;rotation:-0;width:465.5pt;height:41.4pt;mso-wrap-distance-left:0pt;mso-wrap-distance-right:0pt;mso-wrap-distance-top:0pt;mso-wrap-distance-bottom:0.2pt;margin-top:658.6pt;mso-position-vertical:bottom;mso-position-vertical-relative:margin;margin-left:64.9pt;mso-position-horizontal:center;mso-position-horizontal-relative:page">
+                    <v:textbox inset="0in,0in,0in,0in">
+                      <w:txbxContent>
+                        <w:p>
+                          <w:pPr>
+                            <w:pStyle w:val="NoSpacing"/>
+                            <w:jc w:val="right"/>
                             <w:rPr>
-                              <w:color w:val="156082" w:themeColor="accent1"/>
+                              <w:color w:themeColor="accent1" w:val="156082"/>
                               <w:sz w:val="36"/>
                               <w:szCs w:val="36"/>
                             </w:rPr>
-                            <w:t>Group: Iker, Lucía, Samuel, Adrián</w:t>
-                          </w:r>
-                        </w:sdtContent>
-                      </w:sdt>
-                    </w:p>
-                    <w:p>
-                      <w:pPr>
-                        <w:pStyle w:val="Sinespaciado"/>
-                        <w:jc w:val="right"/>
-                        <w:rPr>
-                          <w:color w:val="156082" w:themeColor="accent1"/>
-                          <w:sz w:val="36"/>
-                          <w:szCs w:val="36"/>
-                          <w:lang w:val="en-US"/>
-                        </w:rPr>
-                      </w:pPr>
-                      <w:sdt>
-                        <w:sdtPr>
-                          <w:alias w:val="Curso"/>
-                          <w:tag w:val="Curso"/>
-                          <w:id w:val="1717703537"/>
-                          <w:dataBinding w:prefixMappings="xmlns:ns0='http://purl.org/dc/elements/1.1/' xmlns:ns1='http://schemas.openxmlformats.org/package/2006/metadata/core-properties' " w:xpath="/ns1:coreProperties[1]/ns1:category[1]" w:storeItemID="{6C3C8BC8-F283-45AE-878A-BAB7291924A1}"/>
-                          <w:text/>
-                        </w:sdtPr>
-                        <w:sdtContent>
-                          <w:r>
+                          </w:pPr>
+                          <w:sdt>
+                            <w:sdtPr>
+                              <w:alias w:val="Escolar"/>
+                              <w:tag w:val="Escolar"/>
+                              <w:id w:val="1850680582"/>
+                              <w:dataBinding w:prefixMappings="xmlns:ns0='http://schemas.openxmlformats.org/officeDocument/2006/extended-properties' " w:xpath="/ns0:Properties[1]/ns0:Company[1]" w:storeItemID="{6668398D-A668-4E3E-A5EB-62B293D839F1}"/>
+                              <w:text/>
+                            </w:sdtPr>
+                            <w:sdtContent>
+                              <w:r>
+                                <w:rPr>
+                                  <w:color w:themeColor="accent1" w:val="156082"/>
+                                  <w:sz w:val="36"/>
+                                  <w:szCs w:val="36"/>
+                                </w:rPr>
+                              </w:r>
+                              <w:r>
+                                <w:rPr>
+                                  <w:color w:themeColor="accent1" w:val="156082"/>
+                                  <w:sz w:val="36"/>
+                                  <w:szCs w:val="36"/>
+                                </w:rPr>
+                                <w:t>Group: Iker, Lucía, Samuel, Adrián</w:t>
+                              </w:r>
+                            </w:sdtContent>
+                          </w:sdt>
+                        </w:p>
+                        <w:p>
+                          <w:pPr>
+                            <w:pStyle w:val="NoSpacing"/>
+                            <w:jc w:val="right"/>
                             <w:rPr>
-                              <w:color w:val="156082" w:themeColor="accent1"/>
+                              <w:color w:themeColor="accent1" w:val="156082"/>
                               <w:sz w:val="36"/>
                               <w:szCs w:val="36"/>
                               <w:lang w:val="en-US"/>
                             </w:rPr>
-                            <w:t>Development Environment</w:t>
-                          </w:r>
-                        </w:sdtContent>
-                      </w:sdt>
-                    </w:p>
-                  </w:txbxContent>
-                </v:textbox>
-                <w10:wrap anchorx="page" anchory="margin"/>
-              </v:rect>
-            </w:pict>
+                          </w:pPr>
+                          <w:sdt>
+                            <w:sdtPr>
+                              <w:alias w:val="Curso"/>
+                              <w:tag w:val="Curso"/>
+                              <w:id w:val="1717703537"/>
+                              <w:dataBinding w:prefixMappings="xmlns:ns0='http://purl.org/dc/elements/1.1/' xmlns:ns1='http://schemas.openxmlformats.org/package/2006/metadata/core-properties' " w:xpath="/ns1:coreProperties[1]/ns1:category[1]" w:storeItemID="{6C3C8BC8-F283-45AE-878A-BAB7291924A1}"/>
+                              <w:text/>
+                            </w:sdtPr>
+                            <w:sdtContent>
+                              <w:r>
+                                <w:rPr>
+                                  <w:color w:themeColor="accent1" w:val="156082"/>
+                                  <w:sz w:val="36"/>
+                                  <w:szCs w:val="36"/>
+                                  <w:lang w:val="en-US"/>
+                                </w:rPr>
+                              </w:r>
+                              <w:r>
+                                <w:rPr>
+                                  <w:color w:themeColor="accent1" w:val="156082"/>
+                                  <w:sz w:val="36"/>
+                                  <w:szCs w:val="36"/>
+                                  <w:lang w:val="en-US"/>
+                                </w:rPr>
+                                <w:t>Development Environment</w:t>
+                              </w:r>
+                            </w:sdtContent>
+                          </w:sdt>
+                        </w:p>
+                      </w:txbxContent>
+                    </v:textbox>
+                    <w10:wrap type="none"/>
+                  </v:rect>
+                </w:pict>
+              </mc:Fallback>
+            </mc:AlternateContent>
           </w:r>
           <w:r>
-            <w:rPr>
-              <w:noProof/>
-            </w:rPr>
-            <w:pict w14:anchorId="1A8B1959">
-              <v:rect id="Cuadro de texto 66" o:spid="_x0000_s1026" style="position:absolute;margin-left:0;margin-top:0;width:465.5pt;height:84.4pt;z-index:6;visibility:visible;mso-wrap-style:square;mso-width-percent:770;mso-wrap-distance-left:0;mso-wrap-distance-top:0;mso-wrap-distance-right:0;mso-wrap-distance-bottom:.3pt;mso-position-horizontal:center;mso-position-horizontal-relative:page;mso-position-vertical:top;mso-position-vertical-relative:margin;mso-width-percent:770;mso-width-relative:page;v-text-anchor:top" o:gfxdata="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" o:allowincell="f" filled="f" stroked="f" strokeweight=".5pt">
-                <v:textbox style="mso-fit-shape-to-text:t">
-                  <w:txbxContent>
-                    <w:p>
-                      <w:pPr>
-                        <w:pStyle w:val="Sinespaciado"/>
-                        <w:rPr>
-                          <w:rFonts w:asciiTheme="majorHAnsi" w:eastAsiaTheme="majorEastAsia" w:hAnsiTheme="majorHAnsi" w:cstheme="majorBidi"/>
-                          <w:caps/>
-                          <w:color w:val="2C7FCE" w:themeColor="text2" w:themeTint="99"/>
-                          <w:sz w:val="68"/>
-                          <w:szCs w:val="68"/>
-                          <w:lang w:val="en-US"/>
-                        </w:rPr>
-                      </w:pPr>
-                      <w:sdt>
-                        <w:sdtPr>
-                          <w:alias w:val="Título"/>
-                          <w:id w:val="797192764"/>
-                          <w:dataBinding w:prefixMappings="xmlns:ns0='http://purl.org/dc/elements/1.1/' xmlns:ns1='http://schemas.openxmlformats.org/package/2006/metadata/core-properties' " w:xpath="/ns1:coreProperties[1]/ns0:title[1]" w:storeItemID="{6C3C8BC8-F283-45AE-878A-BAB7291924A1}"/>
-                          <w:text/>
-                        </w:sdtPr>
-                        <w:sdtContent>
-                          <w:r>
+            <mc:AlternateContent>
+              <mc:Choice Requires="wps">
+                <w:drawing>
+                  <wp:anchor distT="0" distB="3810" distL="0" distR="0" simplePos="0" relativeHeight="6" behindDoc="0" locked="0" layoutInCell="0" allowOverlap="1">
+                    <wp:simplePos x="0" y="0"/>
+                    <wp:positionH relativeFrom="page">
+                      <wp:align>center</wp:align>
+                    </wp:positionH>
+                    <wp:positionV relativeFrom="margin">
+                      <wp:align>top</wp:align>
+                    </wp:positionV>
+                    <wp:extent cx="5911850" cy="1073150"/>
+                    <wp:effectExtent l="0" t="0" r="0" b="0"/>
+                    <wp:wrapNone/>
+                    <wp:docPr id="3" name="Marco2"/>
+                    <a:graphic xmlns:a="http://schemas.openxmlformats.org/drawingml/2006/main">
+                      <a:graphicData uri="http://schemas.microsoft.com/office/word/2010/wordprocessingShape">
+                        <wps:wsp>
+                          <wps:cNvSpPr txBox="1"/>
+                          <wps:spPr>
+                            <a:xfrm>
+                              <a:off x="0" y="0"/>
+                              <a:ext cx="5911850" cy="1073150"/>
+                            </a:xfrm>
+                            <a:prstGeom prst="rect"/>
+                            <a:solidFill>
+                              <a:srgbClr val="FFFFFF">
+                                <a:alpha val="0"/>
+                              </a:srgbClr>
+                            </a:solidFill>
+                          </wps:spPr>
+                          <wps:txbx>
+                            <w:txbxContent>
+                              <w:p>
+                                <w:pPr>
+                                  <w:pStyle w:val="NoSpacing"/>
+                                  <w:rPr>
+                                    <w:rFonts w:ascii="Aptos Display" w:hAnsi="Aptos Display" w:eastAsia="" w:cs="" w:asciiTheme="majorHAnsi" w:cstheme="majorBidi" w:eastAsiaTheme="majorEastAsia" w:hAnsiTheme="majorHAnsi"/>
+                                    <w:caps/>
+                                    <w:color w:themeColor="text2" w:themeTint="99" w:val="2C7FCE"/>
+                                    <w:sz w:val="68"/>
+                                    <w:szCs w:val="68"/>
+                                    <w:lang w:val="en-US"/>
+                                  </w:rPr>
+                                </w:pPr>
+                                <w:sdt>
+                                  <w:sdtPr>
+                                    <w:alias w:val="Título"/>
+                                    <w:id w:val="797192764"/>
+                                    <w:dataBinding w:prefixMappings="xmlns:ns0='http://purl.org/dc/elements/1.1/' xmlns:ns1='http://schemas.openxmlformats.org/package/2006/metadata/core-properties' " w:xpath="/ns1:coreProperties[1]/ns0:title[1]" w:storeItemID="{6C3C8BC8-F283-45AE-878A-BAB7291924A1}"/>
+                                    <w:text/>
+                                  </w:sdtPr>
+                                  <w:sdtContent>
+                                    <w:r>
+                                      <w:rPr>
+                                        <w:rFonts w:eastAsia="" w:cs="" w:ascii="Aptos Display" w:hAnsi="Aptos Display" w:asciiTheme="majorHAnsi" w:cstheme="majorBidi" w:eastAsiaTheme="majorEastAsia" w:hAnsiTheme="majorHAnsi"/>
+                                        <w:caps/>
+                                        <w:color w:themeColor="text2" w:themeTint="99" w:val="2C7FCE"/>
+                                        <w:sz w:val="64"/>
+                                        <w:szCs w:val="64"/>
+                                        <w:lang w:val="en-US"/>
+                                      </w:rPr>
+                                    </w:r>
+                                    <w:r>
+                                      <w:rPr>
+                                        <w:rFonts w:eastAsia="" w:cs="" w:ascii="Aptos Display" w:hAnsi="Aptos Display" w:asciiTheme="majorHAnsi" w:cstheme="majorBidi" w:eastAsiaTheme="majorEastAsia" w:hAnsiTheme="majorHAnsi"/>
+                                        <w:caps/>
+                                        <w:color w:themeColor="text2" w:themeTint="99" w:val="2C7FCE"/>
+                                        <w:sz w:val="64"/>
+                                        <w:szCs w:val="64"/>
+                                        <w:lang w:val="en-US"/>
+                                      </w:rPr>
+                                      <w:t>Bank System</w:t>
+                                    </w:r>
+                                  </w:sdtContent>
+                                </w:sdt>
+                              </w:p>
+                              <w:p>
+                                <w:pPr>
+                                  <w:pStyle w:val="NoSpacing"/>
+                                  <w:spacing w:before="120" w:after="0"/>
+                                  <w:rPr>
+                                    <w:color w:themeColor="accent1" w:val="156082"/>
+                                    <w:sz w:val="36"/>
+                                    <w:szCs w:val="36"/>
+                                    <w:lang w:val="en-US"/>
+                                  </w:rPr>
+                                </w:pPr>
+                                <w:sdt>
+                                  <w:sdtPr>
+                                    <w:alias w:val="Subtítulo"/>
+                                    <w:id w:val="2021743002"/>
+                                    <w:dataBinding w:prefixMappings="xmlns:ns0='http://purl.org/dc/elements/1.1/' xmlns:ns1='http://schemas.openxmlformats.org/package/2006/metadata/core-properties' " w:xpath="/ns1:coreProperties[1]/ns0:subject[1]" w:storeItemID="{6C3C8BC8-F283-45AE-878A-BAB7291924A1}"/>
+                                    <w:text/>
+                                  </w:sdtPr>
+                                  <w:sdtContent>
+                                    <w:r>
+                                      <w:rPr>
+                                        <w:color w:themeColor="accent1" w:val="156082"/>
+                                        <w:sz w:val="36"/>
+                                        <w:szCs w:val="36"/>
+                                        <w:lang w:val="en-US"/>
+                                      </w:rPr>
+                                    </w:r>
+                                    <w:r>
+                                      <w:rPr>
+                                        <w:color w:themeColor="accent1" w:val="156082"/>
+                                        <w:sz w:val="36"/>
+                                        <w:szCs w:val="36"/>
+                                        <w:lang w:val="en-US"/>
+                                      </w:rPr>
+                                      <w:t>Final Project</w:t>
+                                    </w:r>
+                                  </w:sdtContent>
+                                </w:sdt>
+                                <w:r>
+                                  <w:rPr>
+                                    <w:color w:val="000000"/>
+                                    <w:lang w:val="en-US"/>
+                                  </w:rPr>
+                                  <w:t xml:space="preserve"> </w:t>
+                                </w:r>
+                              </w:p>
+                              <w:p>
+                                <w:pPr>
+                                  <w:pStyle w:val="Contenidodelmarcouser"/>
+                                  <w:spacing w:before="0" w:after="160"/>
+                                  <w:rPr>
+                                    <w:color w:val="000000"/>
+                                  </w:rPr>
+                                </w:pPr>
+                                <w:r>
+                                  <w:rPr/>
+                                </w:r>
+                              </w:p>
+                            </w:txbxContent>
+                          </wps:txbx>
+                          <wps:bodyPr anchor="t" lIns="91440" tIns="45720" rIns="91440" bIns="45720">
+                            <a:noAutofit/>
+                          </wps:bodyPr>
+                        </wps:wsp>
+                      </a:graphicData>
+                    </a:graphic>
+                  </wp:anchor>
+                </w:drawing>
+              </mc:Choice>
+              <mc:Fallback>
+                <w:pict>
+                  <v:rect stroked="f" strokeweight="0pt" style="position:absolute;rotation:-0;width:465.5pt;height:84.5pt;mso-wrap-distance-left:0pt;mso-wrap-distance-right:0pt;mso-wrap-distance-top:0pt;mso-wrap-distance-bottom:0.3pt;margin-top:0pt;mso-position-vertical:top;mso-position-vertical-relative:margin;margin-left:64.9pt;mso-position-horizontal:center;mso-position-horizontal-relative:page">
+                    <v:textbox>
+                      <w:txbxContent>
+                        <w:p>
+                          <w:pPr>
+                            <w:pStyle w:val="NoSpacing"/>
                             <w:rPr>
-                              <w:rFonts w:asciiTheme="majorHAnsi" w:eastAsiaTheme="majorEastAsia" w:hAnsiTheme="majorHAnsi" w:cstheme="majorBidi"/>
+                              <w:rFonts w:ascii="Aptos Display" w:hAnsi="Aptos Display" w:eastAsia="" w:cs="" w:asciiTheme="majorHAnsi" w:cstheme="majorBidi" w:eastAsiaTheme="majorEastAsia" w:hAnsiTheme="majorHAnsi"/>
                               <w:caps/>
-                              <w:color w:val="2C7FCE" w:themeColor="text2" w:themeTint="99"/>
-                              <w:sz w:val="64"/>
-                              <w:szCs w:val="64"/>
+                              <w:color w:themeColor="text2" w:themeTint="99" w:val="2C7FCE"/>
+                              <w:sz w:val="68"/>
+                              <w:szCs w:val="68"/>
                               <w:lang w:val="en-US"/>
                             </w:rPr>
-                            <w:t>Bank System</w:t>
-                          </w:r>
-                        </w:sdtContent>
-                      </w:sdt>
-                    </w:p>
-                    <w:p>
-                      <w:pPr>
-                        <w:pStyle w:val="Sinespaciado"/>
-                        <w:spacing w:before="120"/>
-                        <w:rPr>
-                          <w:color w:val="156082" w:themeColor="accent1"/>
-                          <w:sz w:val="36"/>
-                          <w:szCs w:val="36"/>
-                          <w:lang w:val="en-US"/>
-                        </w:rPr>
-                      </w:pPr>
-                      <w:sdt>
-                        <w:sdtPr>
-                          <w:alias w:val="Subtítulo"/>
-                          <w:id w:val="2021743002"/>
-                          <w:dataBinding w:prefixMappings="xmlns:ns0='http://purl.org/dc/elements/1.1/' xmlns:ns1='http://schemas.openxmlformats.org/package/2006/metadata/core-properties' " w:xpath="/ns1:coreProperties[1]/ns0:subject[1]" w:storeItemID="{6C3C8BC8-F283-45AE-878A-BAB7291924A1}"/>
-                          <w:text/>
-                        </w:sdtPr>
-                        <w:sdtContent>
-                          <w:r>
+                          </w:pPr>
+                          <w:sdt>
+                            <w:sdtPr>
+                              <w:alias w:val="Título"/>
+                              <w:id w:val="797192764"/>
+                              <w:dataBinding w:prefixMappings="xmlns:ns0='http://purl.org/dc/elements/1.1/' xmlns:ns1='http://schemas.openxmlformats.org/package/2006/metadata/core-properties' " w:xpath="/ns1:coreProperties[1]/ns0:title[1]" w:storeItemID="{6C3C8BC8-F283-45AE-878A-BAB7291924A1}"/>
+                              <w:text/>
+                            </w:sdtPr>
+                            <w:sdtContent>
+                              <w:r>
+                                <w:rPr>
+                                  <w:rFonts w:eastAsia="" w:cs="" w:ascii="Aptos Display" w:hAnsi="Aptos Display" w:asciiTheme="majorHAnsi" w:cstheme="majorBidi" w:eastAsiaTheme="majorEastAsia" w:hAnsiTheme="majorHAnsi"/>
+                                  <w:caps/>
+                                  <w:color w:themeColor="text2" w:themeTint="99" w:val="2C7FCE"/>
+                                  <w:sz w:val="64"/>
+                                  <w:szCs w:val="64"/>
+                                  <w:lang w:val="en-US"/>
+                                </w:rPr>
+                              </w:r>
+                              <w:r>
+                                <w:rPr>
+                                  <w:rFonts w:eastAsia="" w:cs="" w:ascii="Aptos Display" w:hAnsi="Aptos Display" w:asciiTheme="majorHAnsi" w:cstheme="majorBidi" w:eastAsiaTheme="majorEastAsia" w:hAnsiTheme="majorHAnsi"/>
+                                  <w:caps/>
+                                  <w:color w:themeColor="text2" w:themeTint="99" w:val="2C7FCE"/>
+                                  <w:sz w:val="64"/>
+                                  <w:szCs w:val="64"/>
+                                  <w:lang w:val="en-US"/>
+                                </w:rPr>
+                                <w:t>Bank System</w:t>
+                              </w:r>
+                            </w:sdtContent>
+                          </w:sdt>
+                        </w:p>
+                        <w:p>
+                          <w:pPr>
+                            <w:pStyle w:val="NoSpacing"/>
+                            <w:spacing w:before="120" w:after="0"/>
                             <w:rPr>
-                              <w:color w:val="156082" w:themeColor="accent1"/>
+                              <w:color w:themeColor="accent1" w:val="156082"/>
                               <w:sz w:val="36"/>
                               <w:szCs w:val="36"/>
                               <w:lang w:val="en-US"/>
                             </w:rPr>
-                            <w:t>Final Project</w:t>
+                          </w:pPr>
+                          <w:sdt>
+                            <w:sdtPr>
+                              <w:alias w:val="Subtítulo"/>
+                              <w:id w:val="2021743002"/>
+                              <w:dataBinding w:prefixMappings="xmlns:ns0='http://purl.org/dc/elements/1.1/' xmlns:ns1='http://schemas.openxmlformats.org/package/2006/metadata/core-properties' " w:xpath="/ns1:coreProperties[1]/ns0:subject[1]" w:storeItemID="{6C3C8BC8-F283-45AE-878A-BAB7291924A1}"/>
+                              <w:text/>
+                            </w:sdtPr>
+                            <w:sdtContent>
+                              <w:r>
+                                <w:rPr>
+                                  <w:color w:themeColor="accent1" w:val="156082"/>
+                                  <w:sz w:val="36"/>
+                                  <w:szCs w:val="36"/>
+                                  <w:lang w:val="en-US"/>
+                                </w:rPr>
+                              </w:r>
+                              <w:r>
+                                <w:rPr>
+                                  <w:color w:themeColor="accent1" w:val="156082"/>
+                                  <w:sz w:val="36"/>
+                                  <w:szCs w:val="36"/>
+                                  <w:lang w:val="en-US"/>
+                                </w:rPr>
+                                <w:t>Final Project</w:t>
+                              </w:r>
+                            </w:sdtContent>
+                          </w:sdt>
+                          <w:r>
+                            <w:rPr>
+                              <w:color w:val="000000"/>
+                              <w:lang w:val="en-US"/>
+                            </w:rPr>
+                            <w:t xml:space="preserve"> </w:t>
                           </w:r>
-                        </w:sdtContent>
-                      </w:sdt>
-                      <w:r>
-                        <w:rPr>
-                          <w:color w:val="000000"/>
-                          <w:lang w:val="en-US"/>
-                        </w:rPr>
-                        <w:t xml:space="preserve"> </w:t>
-                      </w:r>
-                    </w:p>
-                    <w:p>
-                      <w:pPr>
-                        <w:pStyle w:val="Contenidodelmarco"/>
-                        <w:rPr>
-                          <w:color w:val="000000"/>
-                        </w:rPr>
-                      </w:pPr>
-                    </w:p>
-                  </w:txbxContent>
-                </v:textbox>
-                <w10:wrap anchorx="page" anchory="margin"/>
-              </v:rect>
-            </w:pict>
+                        </w:p>
+                        <w:p>
+                          <w:pPr>
+                            <w:pStyle w:val="Contenidodelmarcouser"/>
+                            <w:spacing w:before="0" w:after="160"/>
+                            <w:rPr>
+                              <w:color w:val="000000"/>
+                            </w:rPr>
+                          </w:pPr>
+                          <w:r>
+                            <w:rPr/>
+                          </w:r>
+                        </w:p>
+                      </w:txbxContent>
+                    </v:textbox>
+                    <w10:wrap type="none"/>
+                  </v:rect>
+                </w:pict>
+              </mc:Fallback>
+            </mc:AlternateContent>
           </w:r>
         </w:p>
-      </w:sdtContent>
-    </w:sdt>
-    <w:p/>
-    <w:sdt>
-      <w:sdtPr>
-        <w:rPr>
-          <w:b w:val="0"/>
-          <w:bCs w:val="0"/>
-          <w:caps w:val="0"/>
-          <w:sz w:val="24"/>
-          <w:szCs w:val="24"/>
-        </w:rPr>
-        <w:id w:val="397952679"/>
-        <w:docPartObj>
-          <w:docPartGallery w:val="Table of Contents"/>
-          <w:docPartUnique/>
-        </w:docPartObj>
-      </w:sdtPr>
-      <w:sdtContent>
         <w:p>
           <w:pPr>
-            <w:pStyle w:val="TDC1"/>
+            <w:pStyle w:val="Normal"/>
+            <w:rPr/>
+          </w:pPr>
+          <w:r>
+            <w:rPr/>
+          </w:r>
+        </w:p>
+        <w:p>
+          <w:pPr>
+            <w:pStyle w:val="TOC1"/>
             <w:tabs>
-              <w:tab w:val="right" w:leader="dot" w:pos="8494"/>
+              <w:tab w:val="clear" w:pos="708"/>
+              <w:tab w:val="right" w:pos="8494" w:leader="dot"/>
             </w:tabs>
-            <w:spacing w:before="0"/>
+            <w:spacing w:before="0" w:after="120"/>
             <w:rPr>
-              <w:rFonts w:eastAsiaTheme="minorEastAsia"/>
-              <w:b w:val="0"/>
-              <w:bCs w:val="0"/>
-              <w:caps w:val="0"/>
+              <w:rFonts w:eastAsia="" w:eastAsiaTheme="minorEastAsia"/>
+              <w:b w:val="false"/>
+              <w:bCs w:val="false"/>
+              <w:caps w:val="false"/>
+              <w:smallCaps w:val="false"/>
               <w:sz w:val="24"/>
               <w:szCs w:val="24"/>
               <w:lang w:val="es-ES" w:eastAsia="es-ES"/>
             </w:rPr>
           </w:pPr>
           <w:r>
-            <w:br w:type="page"/>
-          </w:r>
-          <w:r>
-            <w:lastRenderedPageBreak/>
             <w:fldChar w:fldCharType="begin"/>
           </w:r>
           <w:r>
             <w:rPr>
               <w:rStyle w:val="Enlacedelndice"/>
+              <w:vanish w:val="false"/>
               <w:webHidden/>
             </w:rPr>
             <w:instrText xml:space="preserve"> TOC \z \o "1-3" \u \h</w:instrText>
@@ -287,6 +826,8 @@
           <w:r>
             <w:rPr>
               <w:rStyle w:val="Enlacedelndice"/>
+              <w:vanish w:val="false"/>
+              <w:webHidden/>
             </w:rPr>
             <w:fldChar w:fldCharType="separate"/>
           </w:r>
@@ -294,12 +835,20 @@
             <w:r>
               <w:rPr>
                 <w:rStyle w:val="Enlacedelndice"/>
+                <w:vanish w:val="false"/>
                 <w:webHidden/>
               </w:rPr>
               <w:t>1.- Introduction &amp; System description</w:t>
             </w:r>
             <w:r>
               <w:rPr>
+                <w:rStyle w:val="Enlacedelndice"/>
+                <w:vanish/>
+              </w:rPr>
+              <w:tab/>
+            </w:r>
+            <w:r>
+              <w:rPr>
                 <w:webHidden/>
               </w:rPr>
               <w:fldChar w:fldCharType="begin"/>
@@ -308,24 +857,18 @@
               <w:rPr>
                 <w:webHidden/>
               </w:rPr>
-              <w:instrText>PAGEREF _Toc227924379 \h</w:instrText>
+              <w:instrText xml:space="preserve">PAGEREF _Toc227924379 \h</w:instrText>
             </w:r>
             <w:r>
               <w:rPr>
                 <w:webHidden/>
               </w:rPr>
-            </w:r>
-            <w:r>
-              <w:rPr>
-                <w:webHidden/>
-              </w:rPr>
               <w:fldChar w:fldCharType="separate"/>
             </w:r>
             <w:r>
               <w:rPr>
                 <w:rStyle w:val="Enlacedelndice"/>
               </w:rPr>
-              <w:tab/>
               <w:t>2</w:t>
             </w:r>
             <w:r>
@@ -338,15 +881,17 @@
         </w:p>
         <w:p>
           <w:pPr>
-            <w:pStyle w:val="TDC1"/>
+            <w:pStyle w:val="TOC1"/>
             <w:tabs>
-              <w:tab w:val="right" w:leader="dot" w:pos="8494"/>
+              <w:tab w:val="clear" w:pos="708"/>
+              <w:tab w:val="right" w:pos="8494" w:leader="dot"/>
             </w:tabs>
             <w:rPr>
-              <w:rFonts w:eastAsiaTheme="minorEastAsia"/>
-              <w:b w:val="0"/>
-              <w:bCs w:val="0"/>
-              <w:caps w:val="0"/>
+              <w:rFonts w:eastAsia="" w:eastAsiaTheme="minorEastAsia"/>
+              <w:b w:val="false"/>
+              <w:bCs w:val="false"/>
+              <w:caps w:val="false"/>
+              <w:smallCaps w:val="false"/>
               <w:sz w:val="24"/>
               <w:szCs w:val="24"/>
               <w:lang w:val="es-ES" w:eastAsia="es-ES"/>
@@ -356,12 +901,20 @@
             <w:r>
               <w:rPr>
                 <w:rStyle w:val="Enlacedelndice"/>
+                <w:vanish w:val="false"/>
                 <w:webHidden/>
               </w:rPr>
               <w:t>2.- Requirement specification</w:t>
             </w:r>
             <w:r>
               <w:rPr>
+                <w:rStyle w:val="Enlacedelndice"/>
+                <w:vanish/>
+              </w:rPr>
+              <w:tab/>
+            </w:r>
+            <w:r>
+              <w:rPr>
                 <w:webHidden/>
               </w:rPr>
               <w:fldChar w:fldCharType="begin"/>
@@ -370,24 +923,18 @@
               <w:rPr>
                 <w:webHidden/>
               </w:rPr>
-              <w:instrText>PAGEREF _Toc227924380 \h</w:instrText>
+              <w:instrText xml:space="preserve">PAGEREF _Toc227924380 \h</w:instrText>
             </w:r>
             <w:r>
               <w:rPr>
                 <w:webHidden/>
               </w:rPr>
-            </w:r>
-            <w:r>
-              <w:rPr>
-                <w:webHidden/>
-              </w:rPr>
               <w:fldChar w:fldCharType="separate"/>
             </w:r>
             <w:r>
               <w:rPr>
                 <w:rStyle w:val="Enlacedelndice"/>
               </w:rPr>
-              <w:tab/>
               <w:t>2</w:t>
             </w:r>
             <w:r>
@@ -400,13 +947,15 @@
         </w:p>
         <w:p>
           <w:pPr>
-            <w:pStyle w:val="TDC2"/>
+            <w:pStyle w:val="TOC2"/>
             <w:tabs>
-              <w:tab w:val="right" w:leader="dot" w:pos="8494"/>
+              <w:tab w:val="clear" w:pos="708"/>
+              <w:tab w:val="right" w:pos="8494" w:leader="dot"/>
             </w:tabs>
             <w:rPr>
-              <w:rFonts w:eastAsiaTheme="minorEastAsia"/>
-              <w:smallCaps w:val="0"/>
+              <w:rFonts w:eastAsia="" w:eastAsiaTheme="minorEastAsia"/>
+              <w:caps w:val="false"/>
+              <w:smallCaps w:val="false"/>
               <w:sz w:val="24"/>
               <w:szCs w:val="24"/>
               <w:lang w:val="es-ES" w:eastAsia="es-ES"/>
@@ -416,12 +965,20 @@
             <w:r>
               <w:rPr>
                 <w:rStyle w:val="Enlacedelndice"/>
+                <w:vanish w:val="false"/>
                 <w:webHidden/>
               </w:rPr>
               <w:t>2.1.  Functional requirements</w:t>
             </w:r>
             <w:r>
               <w:rPr>
+                <w:rStyle w:val="Enlacedelndice"/>
+                <w:vanish/>
+              </w:rPr>
+              <w:tab/>
+            </w:r>
+            <w:r>
+              <w:rPr>
                 <w:webHidden/>
               </w:rPr>
               <w:fldChar w:fldCharType="begin"/>
@@ -430,24 +987,18 @@
               <w:rPr>
                 <w:webHidden/>
               </w:rPr>
-              <w:instrText>PAGEREF _Toc227924381 \h</w:instrText>
+              <w:instrText xml:space="preserve">PAGEREF _Toc227924381 \h</w:instrText>
             </w:r>
             <w:r>
               <w:rPr>
                 <w:webHidden/>
               </w:rPr>
-            </w:r>
-            <w:r>
-              <w:rPr>
-                <w:webHidden/>
-              </w:rPr>
               <w:fldChar w:fldCharType="separate"/>
             </w:r>
             <w:r>
               <w:rPr>
                 <w:rStyle w:val="Enlacedelndice"/>
               </w:rPr>
-              <w:tab/>
               <w:t>2</w:t>
             </w:r>
             <w:r>
@@ -460,13 +1011,15 @@
         </w:p>
         <w:p>
           <w:pPr>
-            <w:pStyle w:val="TDC2"/>
+            <w:pStyle w:val="TOC2"/>
             <w:tabs>
-              <w:tab w:val="right" w:leader="dot" w:pos="8494"/>
+              <w:tab w:val="clear" w:pos="708"/>
+              <w:tab w:val="right" w:pos="8494" w:leader="dot"/>
             </w:tabs>
             <w:rPr>
-              <w:rFonts w:eastAsiaTheme="minorEastAsia"/>
-              <w:smallCaps w:val="0"/>
+              <w:rFonts w:eastAsia="" w:eastAsiaTheme="minorEastAsia"/>
+              <w:caps w:val="false"/>
+              <w:smallCaps w:val="false"/>
               <w:sz w:val="24"/>
               <w:szCs w:val="24"/>
               <w:lang w:val="es-ES" w:eastAsia="es-ES"/>
@@ -476,12 +1029,20 @@
             <w:r>
               <w:rPr>
                 <w:rStyle w:val="Enlacedelndice"/>
+                <w:vanish w:val="false"/>
                 <w:webHidden/>
               </w:rPr>
               <w:t>2.2.  Non-functional requirements</w:t>
             </w:r>
             <w:r>
               <w:rPr>
+                <w:rStyle w:val="Enlacedelndice"/>
+                <w:vanish/>
+              </w:rPr>
+              <w:tab/>
+            </w:r>
+            <w:r>
+              <w:rPr>
                 <w:webHidden/>
               </w:rPr>
               <w:fldChar w:fldCharType="begin"/>
@@ -490,24 +1051,18 @@
               <w:rPr>
                 <w:webHidden/>
               </w:rPr>
-              <w:instrText>PAGEREF _Toc227924382 \h</w:instrText>
+              <w:instrText xml:space="preserve">PAGEREF _Toc227924382 \h</w:instrText>
             </w:r>
             <w:r>
               <w:rPr>
                 <w:webHidden/>
               </w:rPr>
-            </w:r>
-            <w:r>
-              <w:rPr>
-                <w:webHidden/>
-              </w:rPr>
               <w:fldChar w:fldCharType="separate"/>
             </w:r>
             <w:r>
               <w:rPr>
                 <w:rStyle w:val="Enlacedelndice"/>
               </w:rPr>
-              <w:tab/>
               <w:t>3</w:t>
             </w:r>
             <w:r>
@@ -520,13 +1075,15 @@
         </w:p>
         <w:p>
           <w:pPr>
-            <w:pStyle w:val="TDC2"/>
+            <w:pStyle w:val="TOC2"/>
             <w:tabs>
-              <w:tab w:val="right" w:leader="dot" w:pos="8494"/>
+              <w:tab w:val="clear" w:pos="708"/>
+              <w:tab w:val="right" w:pos="8494" w:leader="dot"/>
             </w:tabs>
             <w:rPr>
-              <w:rFonts w:eastAsiaTheme="minorEastAsia"/>
-              <w:smallCaps w:val="0"/>
+              <w:rFonts w:eastAsia="" w:eastAsiaTheme="minorEastAsia"/>
+              <w:caps w:val="false"/>
+              <w:smallCaps w:val="false"/>
               <w:sz w:val="24"/>
               <w:szCs w:val="24"/>
               <w:lang w:val="es-ES" w:eastAsia="es-ES"/>
@@ -536,12 +1093,20 @@
             <w:r>
               <w:rPr>
                 <w:rStyle w:val="Enlacedelndice"/>
+                <w:vanish w:val="false"/>
                 <w:webHidden/>
               </w:rPr>
               <w:t>2.3.  System Requirements</w:t>
             </w:r>
             <w:r>
               <w:rPr>
+                <w:rStyle w:val="Enlacedelndice"/>
+                <w:vanish/>
+              </w:rPr>
+              <w:tab/>
+            </w:r>
+            <w:r>
+              <w:rPr>
                 <w:webHidden/>
               </w:rPr>
               <w:fldChar w:fldCharType="begin"/>
@@ -550,24 +1115,18 @@
               <w:rPr>
                 <w:webHidden/>
               </w:rPr>
-              <w:instrText>PAGEREF _Toc227924383 \h</w:instrText>
+              <w:instrText xml:space="preserve">PAGEREF _Toc227924383 \h</w:instrText>
             </w:r>
             <w:r>
               <w:rPr>
                 <w:webHidden/>
               </w:rPr>
-            </w:r>
-            <w:r>
-              <w:rPr>
-                <w:webHidden/>
-              </w:rPr>
               <w:fldChar w:fldCharType="separate"/>
             </w:r>
             <w:r>
               <w:rPr>
                 <w:rStyle w:val="Enlacedelndice"/>
               </w:rPr>
-              <w:tab/>
               <w:t>3</w:t>
             </w:r>
             <w:r>
@@ -580,8 +1139,10 @@
         </w:p>
         <w:p>
           <w:pPr>
+            <w:pStyle w:val="Normal"/>
             <w:tabs>
-              <w:tab w:val="right" w:leader="dot" w:pos="8494"/>
+              <w:tab w:val="clear" w:pos="708"/>
+              <w:tab w:val="right" w:pos="8494" w:leader="dot"/>
             </w:tabs>
             <w:rPr>
               <w:b/>
@@ -602,8 +1163,10 @@
         </w:p>
         <w:p>
           <w:pPr>
+            <w:pStyle w:val="Normal"/>
             <w:tabs>
-              <w:tab w:val="right" w:leader="dot" w:pos="8494"/>
+              <w:tab w:val="clear" w:pos="708"/>
+              <w:tab w:val="right" w:pos="8494" w:leader="dot"/>
             </w:tabs>
             <w:rPr>
               <w:b/>
@@ -624,8 +1187,10 @@
         </w:p>
         <w:p>
           <w:pPr>
+            <w:pStyle w:val="Normal"/>
             <w:tabs>
-              <w:tab w:val="right" w:leader="dot" w:pos="8494"/>
+              <w:tab w:val="clear" w:pos="708"/>
+              <w:tab w:val="right" w:pos="8494" w:leader="dot"/>
             </w:tabs>
             <w:rPr>
               <w:b/>
@@ -646,9 +1211,12 @@
         </w:p>
         <w:p>
           <w:pPr>
+            <w:pStyle w:val="Normal"/>
             <w:tabs>
-              <w:tab w:val="right" w:leader="dot" w:pos="8494"/>
+              <w:tab w:val="clear" w:pos="708"/>
+              <w:tab w:val="right" w:pos="8494" w:leader="dot"/>
             </w:tabs>
+            <w:rPr/>
           </w:pPr>
           <w:r>
             <w:rPr>
@@ -671,40 +1239,219 @@
         </w:p>
       </w:sdtContent>
     </w:sdt>
-    <w:p/>
-    <w:p/>
-    <w:p/>
-    <w:p/>
-    <w:p/>
-    <w:p/>
-    <w:p/>
-    <w:p/>
-    <w:p/>
-    <w:p/>
-    <w:p/>
-    <w:p/>
-    <w:p/>
-    <w:p/>
-    <w:p/>
-    <w:p/>
-    <w:p/>
-    <w:p/>
-    <w:p/>
-    <w:p/>
-    <w:p/>
-    <w:p/>
     <w:p>
       <w:pPr>
-        <w:pStyle w:val="Ttulo1"/>
+        <w:pStyle w:val="Normal"/>
+        <w:rPr/>
+      </w:pPr>
+      <w:r>
+        <w:rPr/>
+      </w:r>
+    </w:p>
+    <w:p>
+      <w:pPr>
+        <w:pStyle w:val="Normal"/>
+        <w:rPr/>
+      </w:pPr>
+      <w:r>
+        <w:rPr/>
+      </w:r>
+    </w:p>
+    <w:p>
+      <w:pPr>
+        <w:pStyle w:val="Normal"/>
+        <w:rPr/>
+      </w:pPr>
+      <w:r>
+        <w:rPr/>
+      </w:r>
+    </w:p>
+    <w:p>
+      <w:pPr>
+        <w:pStyle w:val="Normal"/>
+        <w:rPr/>
+      </w:pPr>
+      <w:r>
+        <w:rPr/>
+      </w:r>
+    </w:p>
+    <w:p>
+      <w:pPr>
+        <w:pStyle w:val="Normal"/>
+        <w:rPr/>
+      </w:pPr>
+      <w:r>
+        <w:rPr/>
+      </w:r>
+    </w:p>
+    <w:p>
+      <w:pPr>
+        <w:pStyle w:val="Normal"/>
+        <w:rPr/>
+      </w:pPr>
+      <w:r>
+        <w:rPr/>
+      </w:r>
+    </w:p>
+    <w:p>
+      <w:pPr>
+        <w:pStyle w:val="Normal"/>
+        <w:rPr/>
+      </w:pPr>
+      <w:r>
+        <w:rPr/>
+      </w:r>
+    </w:p>
+    <w:p>
+      <w:pPr>
+        <w:pStyle w:val="Normal"/>
+        <w:rPr/>
+      </w:pPr>
+      <w:r>
+        <w:rPr/>
+      </w:r>
+    </w:p>
+    <w:p>
+      <w:pPr>
+        <w:pStyle w:val="Normal"/>
+        <w:rPr/>
+      </w:pPr>
+      <w:r>
+        <w:rPr/>
+      </w:r>
+    </w:p>
+    <w:p>
+      <w:pPr>
+        <w:pStyle w:val="Normal"/>
+        <w:rPr/>
+      </w:pPr>
+      <w:r>
+        <w:rPr/>
+      </w:r>
+    </w:p>
+    <w:p>
+      <w:pPr>
+        <w:pStyle w:val="Normal"/>
+        <w:rPr/>
+      </w:pPr>
+      <w:r>
+        <w:rPr/>
+      </w:r>
+    </w:p>
+    <w:p>
+      <w:pPr>
+        <w:pStyle w:val="Normal"/>
+        <w:rPr/>
+      </w:pPr>
+      <w:r>
+        <w:rPr/>
+      </w:r>
+    </w:p>
+    <w:p>
+      <w:pPr>
+        <w:pStyle w:val="Normal"/>
+        <w:rPr/>
+      </w:pPr>
+      <w:r>
+        <w:rPr/>
+      </w:r>
+    </w:p>
+    <w:p>
+      <w:pPr>
+        <w:pStyle w:val="Normal"/>
+        <w:rPr/>
+      </w:pPr>
+      <w:r>
+        <w:rPr/>
+      </w:r>
+    </w:p>
+    <w:p>
+      <w:pPr>
+        <w:pStyle w:val="Normal"/>
+        <w:rPr/>
+      </w:pPr>
+      <w:r>
+        <w:rPr/>
+      </w:r>
+    </w:p>
+    <w:p>
+      <w:pPr>
+        <w:pStyle w:val="Normal"/>
+        <w:rPr/>
+      </w:pPr>
+      <w:r>
+        <w:rPr/>
+      </w:r>
+    </w:p>
+    <w:p>
+      <w:pPr>
+        <w:pStyle w:val="Normal"/>
+        <w:rPr/>
+      </w:pPr>
+      <w:r>
+        <w:rPr/>
+      </w:r>
+    </w:p>
+    <w:p>
+      <w:pPr>
+        <w:pStyle w:val="Normal"/>
+        <w:rPr/>
+      </w:pPr>
+      <w:r>
+        <w:rPr/>
+      </w:r>
+    </w:p>
+    <w:p>
+      <w:pPr>
+        <w:pStyle w:val="Normal"/>
+        <w:rPr/>
+      </w:pPr>
+      <w:r>
+        <w:rPr/>
+      </w:r>
+    </w:p>
+    <w:p>
+      <w:pPr>
+        <w:pStyle w:val="Normal"/>
+        <w:rPr/>
+      </w:pPr>
+      <w:r>
+        <w:rPr/>
+      </w:r>
+    </w:p>
+    <w:p>
+      <w:pPr>
+        <w:pStyle w:val="Normal"/>
+        <w:rPr/>
+      </w:pPr>
+      <w:r>
+        <w:rPr/>
+      </w:r>
+    </w:p>
+    <w:p>
+      <w:pPr>
+        <w:pStyle w:val="Normal"/>
+        <w:rPr/>
+      </w:pPr>
+      <w:r>
+        <w:rPr/>
+      </w:r>
+    </w:p>
+    <w:p>
+      <w:pPr>
+        <w:pStyle w:val="Heading1"/>
+        <w:rPr/>
       </w:pPr>
       <w:bookmarkStart w:id="0" w:name="_Toc227924379"/>
       <w:r>
+        <w:rPr/>
         <w:t>1.- Introduction &amp; System description</w:t>
       </w:r>
       <w:bookmarkEnd w:id="0"/>
     </w:p>
     <w:p>
       <w:pPr>
+        <w:pStyle w:val="Normal"/>
         <w:rPr>
           <w:sz w:val="26"/>
           <w:szCs w:val="26"/>
@@ -732,46 +1479,52 @@
           <w:szCs w:val="26"/>
         </w:rPr>
         <w:t>, designed to securely and efficiently manage the essential operations of a modern bank. The system allows users to perform actions such as checking account balances, managing multiple accounts, making transfers, reviewing transaction history, and updating personal information. All functionalities are presented through a clear, structured, and user</w:t>
-      </w:r>
-      <w:r>
+        <w:noBreakHyphen/>
+        <w:t>friendly interface.</w:t>
+      </w:r>
+    </w:p>
+    <w:p>
+      <w:pPr>
+        <w:pStyle w:val="Normal"/>
         <w:rPr>
           <w:sz w:val="26"/>
           <w:szCs w:val="26"/>
         </w:rPr>
-        <w:noBreakHyphen/>
-        <w:t>friendly interface.</w:t>
-      </w:r>
-    </w:p>
-    <w:p>
-      <w:pPr>
+      </w:pPr>
+      <w:r>
         <w:rPr>
           <w:sz w:val="26"/>
           <w:szCs w:val="26"/>
         </w:rPr>
-      </w:pPr>
+      </w:r>
     </w:p>
     <w:p>
       <w:pPr>
-        <w:pStyle w:val="Ttulo1"/>
+        <w:pStyle w:val="Heading1"/>
+        <w:rPr/>
       </w:pPr>
       <w:bookmarkStart w:id="1" w:name="_Toc227924380"/>
       <w:r>
+        <w:rPr/>
         <w:t>2.- Requirement specification</w:t>
       </w:r>
       <w:bookmarkEnd w:id="1"/>
     </w:p>
     <w:p>
       <w:pPr>
-        <w:pStyle w:val="Ttulo2"/>
+        <w:pStyle w:val="Heading2"/>
+        <w:rPr/>
       </w:pPr>
       <w:bookmarkStart w:id="2" w:name="_Toc227924381"/>
       <w:r>
+        <w:rPr/>
         <w:t>2.1.  Functional requirements</w:t>
       </w:r>
       <w:bookmarkEnd w:id="2"/>
     </w:p>
     <w:p>
       <w:pPr>
+        <w:pStyle w:val="Normal"/>
         <w:rPr>
           <w:sz w:val="26"/>
           <w:szCs w:val="26"/>
@@ -787,6 +1540,7 @@
     </w:p>
     <w:p>
       <w:pPr>
+        <w:pStyle w:val="Normal"/>
         <w:numPr>
           <w:ilvl w:val="0"/>
           <w:numId w:val="1"/>
@@ -808,6 +1562,7 @@
     </w:p>
     <w:p>
       <w:pPr>
+        <w:pStyle w:val="Normal"/>
         <w:numPr>
           <w:ilvl w:val="1"/>
           <w:numId w:val="1"/>
@@ -827,6 +1582,7 @@
     </w:p>
     <w:p>
       <w:pPr>
+        <w:pStyle w:val="Normal"/>
         <w:numPr>
           <w:ilvl w:val="0"/>
           <w:numId w:val="1"/>
@@ -848,6 +1604,7 @@
     </w:p>
     <w:p>
       <w:pPr>
+        <w:pStyle w:val="Normal"/>
         <w:numPr>
           <w:ilvl w:val="1"/>
           <w:numId w:val="1"/>
@@ -867,6 +1624,7 @@
     </w:p>
     <w:p>
       <w:pPr>
+        <w:pStyle w:val="Normal"/>
         <w:numPr>
           <w:ilvl w:val="1"/>
           <w:numId w:val="1"/>
@@ -886,6 +1644,7 @@
     </w:p>
     <w:p>
       <w:pPr>
+        <w:pStyle w:val="Normal"/>
         <w:numPr>
           <w:ilvl w:val="1"/>
           <w:numId w:val="1"/>
@@ -905,6 +1664,7 @@
     </w:p>
     <w:p>
       <w:pPr>
+        <w:pStyle w:val="Normal"/>
         <w:numPr>
           <w:ilvl w:val="0"/>
           <w:numId w:val="1"/>
@@ -926,6 +1686,7 @@
     </w:p>
     <w:p>
       <w:pPr>
+        <w:pStyle w:val="Normal"/>
         <w:numPr>
           <w:ilvl w:val="1"/>
           <w:numId w:val="1"/>
@@ -945,6 +1706,7 @@
     </w:p>
     <w:p>
       <w:pPr>
+        <w:pStyle w:val="Normal"/>
         <w:numPr>
           <w:ilvl w:val="1"/>
           <w:numId w:val="1"/>
@@ -960,18 +1722,13 @@
           <w:szCs w:val="26"/>
         </w:rPr>
         <w:t>The system must retrieve and display real</w:t>
-      </w:r>
-      <w:r>
-        <w:rPr>
-          <w:sz w:val="26"/>
-          <w:szCs w:val="26"/>
-        </w:rPr>
         <w:noBreakHyphen/>
         <w:t>time account information.</w:t>
       </w:r>
     </w:p>
     <w:p>
       <w:pPr>
+        <w:pStyle w:val="Normal"/>
         <w:numPr>
           <w:ilvl w:val="0"/>
           <w:numId w:val="1"/>
@@ -993,6 +1750,7 @@
     </w:p>
     <w:p>
       <w:pPr>
+        <w:pStyle w:val="Normal"/>
         <w:numPr>
           <w:ilvl w:val="1"/>
           <w:numId w:val="1"/>
@@ -1012,6 +1770,7 @@
     </w:p>
     <w:p>
       <w:pPr>
+        <w:pStyle w:val="Normal"/>
         <w:numPr>
           <w:ilvl w:val="0"/>
           <w:numId w:val="1"/>
@@ -1028,12 +1787,12 @@
           <w:sz w:val="26"/>
           <w:szCs w:val="26"/>
         </w:rPr>
-        <w:lastRenderedPageBreak/>
         <w:t>Money Transfers</w:t>
       </w:r>
     </w:p>
     <w:p>
       <w:pPr>
+        <w:pStyle w:val="Normal"/>
         <w:numPr>
           <w:ilvl w:val="1"/>
           <w:numId w:val="1"/>
@@ -1053,6 +1812,7 @@
     </w:p>
     <w:p>
       <w:pPr>
+        <w:pStyle w:val="Normal"/>
         <w:numPr>
           <w:ilvl w:val="1"/>
           <w:numId w:val="1"/>
@@ -1072,6 +1832,7 @@
     </w:p>
     <w:p>
       <w:pPr>
+        <w:pStyle w:val="Normal"/>
         <w:numPr>
           <w:ilvl w:val="1"/>
           <w:numId w:val="1"/>
@@ -1091,6 +1852,7 @@
     </w:p>
     <w:p>
       <w:pPr>
+        <w:pStyle w:val="Normal"/>
         <w:numPr>
           <w:ilvl w:val="0"/>
           <w:numId w:val="1"/>
@@ -1112,6 +1874,7 @@
     </w:p>
     <w:p>
       <w:pPr>
+        <w:pStyle w:val="Normal"/>
         <w:numPr>
           <w:ilvl w:val="1"/>
           <w:numId w:val="1"/>
@@ -1131,6 +1894,7 @@
     </w:p>
     <w:p>
       <w:pPr>
+        <w:pStyle w:val="Normal"/>
         <w:numPr>
           <w:ilvl w:val="1"/>
           <w:numId w:val="1"/>
@@ -1148,21 +1912,39 @@
         <w:t>The system must encrypt sensitive data such as passwords and account numbers.</w:t>
       </w:r>
     </w:p>
-    <w:p/>
     <w:p>
       <w:pPr>
-        <w:pStyle w:val="Ttulo2"/>
+        <w:pStyle w:val="Normal"/>
+        <w:rPr/>
+      </w:pPr>
+      <w:r>
+        <w:rPr/>
+      </w:r>
+    </w:p>
+    <w:p>
+      <w:pPr>
+        <w:pStyle w:val="Heading2"/>
+        <w:rPr/>
       </w:pPr>
       <w:bookmarkStart w:id="3" w:name="_Toc227924382"/>
       <w:r>
+        <w:rPr/>
         <w:t>2.2.  Non-functional requirements</w:t>
       </w:r>
       <w:bookmarkEnd w:id="3"/>
     </w:p>
-    <w:p/>
     <w:p>
       <w:pPr>
-        <w:pStyle w:val="Prrafodelista"/>
+        <w:pStyle w:val="Normal"/>
+        <w:rPr/>
+      </w:pPr>
+      <w:r>
+        <w:rPr/>
+      </w:r>
+    </w:p>
+    <w:p>
+      <w:pPr>
+        <w:pStyle w:val="ListParagraph"/>
         <w:numPr>
           <w:ilvl w:val="0"/>
           <w:numId w:val="1"/>
@@ -1214,7 +1996,7 @@
     </w:p>
     <w:p>
       <w:pPr>
-        <w:pStyle w:val="Prrafodelista"/>
+        <w:pStyle w:val="ListParagraph"/>
         <w:numPr>
           <w:ilvl w:val="0"/>
           <w:numId w:val="1"/>
@@ -1259,7 +2041,7 @@
     </w:p>
     <w:p>
       <w:pPr>
-        <w:pStyle w:val="Prrafodelista"/>
+        <w:pStyle w:val="ListParagraph"/>
         <w:numPr>
           <w:ilvl w:val="0"/>
           <w:numId w:val="1"/>
@@ -1320,7 +2102,7 @@
     </w:p>
     <w:p>
       <w:pPr>
-        <w:pStyle w:val="Prrafodelista"/>
+        <w:pStyle w:val="ListParagraph"/>
         <w:numPr>
           <w:ilvl w:val="0"/>
           <w:numId w:val="1"/>
@@ -1356,712 +2138,3988 @@
     </w:p>
     <w:p>
       <w:pPr>
+        <w:pStyle w:val="Normal"/>
         <w:rPr>
           <w:sz w:val="26"/>
           <w:szCs w:val="26"/>
         </w:rPr>
       </w:pPr>
-    </w:p>
-    <w:p>
-      <w:pPr>
-        <w:pStyle w:val="Ttulo2"/>
-      </w:pPr>
-      <w:bookmarkStart w:id="4" w:name="_Toc227924383"/>
-      <w:r>
-        <w:t>2.3.  System Requirements</w:t>
-      </w:r>
-      <w:bookmarkEnd w:id="4"/>
-    </w:p>
-    <w:p/>
-    <w:p>
-      <w:pPr>
-        <w:pStyle w:val="Prrafodelista"/>
-        <w:numPr>
-          <w:ilvl w:val="0"/>
-          <w:numId w:val="1"/>
-        </w:numPr>
+      <w:r>
         <w:rPr>
           <w:sz w:val="26"/>
           <w:szCs w:val="26"/>
         </w:rPr>
-      </w:pPr>
-      <w:r>
+      </w:r>
+    </w:p>
+    <w:p>
+      <w:pPr>
+        <w:pStyle w:val="Heading2"/>
+        <w:rPr/>
+      </w:pPr>
+      <w:r>
+        <w:rPr/>
+      </w:r>
+      <w:r>
+        <w:br w:type="page"/>
+      </w:r>
+    </w:p>
+    <w:p>
+      <w:pPr>
+        <w:pStyle w:val="Heading2"/>
+        <w:rPr/>
+      </w:pPr>
+      <w:bookmarkStart w:id="4" w:name="_Toc227924383"/>
+      <w:r>
+        <w:rPr/>
+        <w:t>2.3.  System Requirements</w:t>
+      </w:r>
+      <w:bookmarkEnd w:id="4"/>
+    </w:p>
+    <w:p>
+      <w:pPr>
+        <w:pStyle w:val="Normal"/>
+        <w:rPr/>
+      </w:pPr>
+      <w:r>
+        <w:rPr/>
+      </w:r>
+    </w:p>
+    <w:tbl>
+      <w:tblPr>
+        <w:tblW w:w="8518" w:type="dxa"/>
+        <w:jc w:val="center"/>
+        <w:tblInd w:w="0" w:type="dxa"/>
+        <w:tblLayout w:type="fixed"/>
+        <w:tblCellMar>
+          <w:top w:w="0" w:type="dxa"/>
+          <w:left w:w="108" w:type="dxa"/>
+          <w:bottom w:w="0" w:type="dxa"/>
+          <w:right w:w="108" w:type="dxa"/>
+        </w:tblCellMar>
+        <w:tblLook w:firstRow="1" w:noVBand="1" w:lastRow="0" w:firstColumn="1" w:lastColumn="0" w:noHBand="0" w:val="04a0"/>
+      </w:tblPr>
+      <w:tblGrid>
+        <w:gridCol w:w="2850"/>
+        <w:gridCol w:w="2831"/>
+        <w:gridCol w:w="2837"/>
+      </w:tblGrid>
+      <w:tr>
+        <w:trPr/>
+        <w:tc>
+          <w:tcPr>
+            <w:tcW w:w="2850" w:type="dxa"/>
+            <w:tcBorders/>
+            <w:vAlign w:val="center"/>
+          </w:tcPr>
+          <w:p>
+            <w:pPr>
+              <w:pStyle w:val="Normal"/>
+              <w:spacing w:before="0" w:after="160"/>
+              <w:rPr/>
+            </w:pPr>
+            <w:r>
+              <w:rPr>
+                <w:b/>
+                <w:sz w:val="16"/>
+              </w:rPr>
+              <w:t>ID</w:t>
+            </w:r>
+          </w:p>
+        </w:tc>
+        <w:tc>
+          <w:tcPr>
+            <w:tcW w:w="2831" w:type="dxa"/>
+            <w:tcBorders/>
+            <w:vAlign w:val="center"/>
+          </w:tcPr>
+          <w:p>
+            <w:pPr>
+              <w:pStyle w:val="Normal"/>
+              <w:spacing w:before="0" w:after="160"/>
+              <w:rPr/>
+            </w:pPr>
+            <w:r>
+              <w:rPr>
+                <w:b/>
+                <w:sz w:val="16"/>
+              </w:rPr>
+              <w:t>Type</w:t>
+            </w:r>
+          </w:p>
+        </w:tc>
+        <w:tc>
+          <w:tcPr>
+            <w:tcW w:w="2837" w:type="dxa"/>
+            <w:tcBorders/>
+            <w:vAlign w:val="center"/>
+          </w:tcPr>
+          <w:p>
+            <w:pPr>
+              <w:pStyle w:val="Normal"/>
+              <w:spacing w:before="0" w:after="160"/>
+              <w:rPr/>
+            </w:pPr>
+            <w:r>
+              <w:rPr>
+                <w:b/>
+                <w:sz w:val="16"/>
+              </w:rPr>
+              <w:t>Requirement</w:t>
+            </w:r>
+          </w:p>
+        </w:tc>
+      </w:tr>
+      <w:tr>
+        <w:trPr/>
+        <w:tc>
+          <w:tcPr>
+            <w:tcW w:w="2850" w:type="dxa"/>
+            <w:tcBorders/>
+          </w:tcPr>
+          <w:p>
+            <w:pPr>
+              <w:pStyle w:val="Normal"/>
+              <w:spacing w:before="0" w:after="160"/>
+              <w:rPr/>
+            </w:pPr>
+            <w:r>
+              <w:rPr>
+                <w:sz w:val="16"/>
+              </w:rPr>
+              <w:t>SYS-01</w:t>
+            </w:r>
+          </w:p>
+        </w:tc>
+        <w:tc>
+          <w:tcPr>
+            <w:tcW w:w="2831" w:type="dxa"/>
+            <w:tcBorders/>
+          </w:tcPr>
+          <w:p>
+            <w:pPr>
+              <w:pStyle w:val="Normal"/>
+              <w:spacing w:before="0" w:after="160"/>
+              <w:rPr/>
+            </w:pPr>
+            <w:r>
+              <w:rPr>
+                <w:sz w:val="16"/>
+              </w:rPr>
+              <w:t>System</w:t>
+            </w:r>
+          </w:p>
+        </w:tc>
+        <w:tc>
+          <w:tcPr>
+            <w:tcW w:w="2837" w:type="dxa"/>
+            <w:tcBorders/>
+          </w:tcPr>
+          <w:p>
+            <w:pPr>
+              <w:pStyle w:val="Normal"/>
+              <w:spacing w:before="0" w:after="160"/>
+              <w:rPr/>
+            </w:pPr>
+            <w:r>
+              <w:rPr>
+                <w:sz w:val="16"/>
+              </w:rPr>
+              <w:t>The system must update account balances immediately after deposits, withdrawals, and transfers.</w:t>
+            </w:r>
+          </w:p>
+        </w:tc>
+      </w:tr>
+      <w:tr>
+        <w:trPr/>
+        <w:tc>
+          <w:tcPr>
+            <w:tcW w:w="2850" w:type="dxa"/>
+            <w:tcBorders/>
+          </w:tcPr>
+          <w:p>
+            <w:pPr>
+              <w:pStyle w:val="Normal"/>
+              <w:spacing w:before="0" w:after="160"/>
+              <w:rPr/>
+            </w:pPr>
+            <w:r>
+              <w:rPr>
+                <w:sz w:val="16"/>
+              </w:rPr>
+              <w:t>SYS-02</w:t>
+            </w:r>
+          </w:p>
+        </w:tc>
+        <w:tc>
+          <w:tcPr>
+            <w:tcW w:w="2831" w:type="dxa"/>
+            <w:tcBorders/>
+          </w:tcPr>
+          <w:p>
+            <w:pPr>
+              <w:pStyle w:val="Normal"/>
+              <w:spacing w:before="0" w:after="160"/>
+              <w:rPr/>
+            </w:pPr>
+            <w:r>
+              <w:rPr>
+                <w:sz w:val="16"/>
+              </w:rPr>
+              <w:t>System</w:t>
+            </w:r>
+          </w:p>
+        </w:tc>
+        <w:tc>
+          <w:tcPr>
+            <w:tcW w:w="2837" w:type="dxa"/>
+            <w:tcBorders/>
+          </w:tcPr>
+          <w:p>
+            <w:pPr>
+              <w:pStyle w:val="Normal"/>
+              <w:spacing w:before="0" w:after="160"/>
+              <w:rPr/>
+            </w:pPr>
+            <w:r>
+              <w:rPr>
+                <w:sz w:val="16"/>
+              </w:rPr>
+              <w:t>The system must support three user roles: customer, employee, and administrator.</w:t>
+            </w:r>
+          </w:p>
+        </w:tc>
+      </w:tr>
+      <w:tr>
+        <w:trPr/>
+        <w:tc>
+          <w:tcPr>
+            <w:tcW w:w="2850" w:type="dxa"/>
+            <w:tcBorders/>
+          </w:tcPr>
+          <w:p>
+            <w:pPr>
+              <w:pStyle w:val="Normal"/>
+              <w:spacing w:before="0" w:after="160"/>
+              <w:rPr/>
+            </w:pPr>
+            <w:r>
+              <w:rPr>
+                <w:sz w:val="16"/>
+              </w:rPr>
+              <w:t>SYS-03</w:t>
+            </w:r>
+          </w:p>
+        </w:tc>
+        <w:tc>
+          <w:tcPr>
+            <w:tcW w:w="2831" w:type="dxa"/>
+            <w:tcBorders/>
+          </w:tcPr>
+          <w:p>
+            <w:pPr>
+              <w:pStyle w:val="Normal"/>
+              <w:spacing w:before="0" w:after="160"/>
+              <w:rPr/>
+            </w:pPr>
+            <w:r>
+              <w:rPr>
+                <w:sz w:val="16"/>
+              </w:rPr>
+              <w:t>System</w:t>
+            </w:r>
+          </w:p>
+        </w:tc>
+        <w:tc>
+          <w:tcPr>
+            <w:tcW w:w="2837" w:type="dxa"/>
+            <w:tcBorders/>
+          </w:tcPr>
+          <w:p>
+            <w:pPr>
+              <w:pStyle w:val="Normal"/>
+              <w:spacing w:before="0" w:after="160"/>
+              <w:rPr/>
+            </w:pPr>
+            <w:r>
+              <w:rPr>
+                <w:sz w:val="16"/>
+              </w:rPr>
+              <w:t>The system must store customer, employee, and administrator information separately when required.</w:t>
+            </w:r>
+          </w:p>
+        </w:tc>
+      </w:tr>
+      <w:tr>
+        <w:trPr/>
+        <w:tc>
+          <w:tcPr>
+            <w:tcW w:w="2850" w:type="dxa"/>
+            <w:tcBorders/>
+          </w:tcPr>
+          <w:p>
+            <w:pPr>
+              <w:pStyle w:val="Normal"/>
+              <w:spacing w:before="0" w:after="160"/>
+              <w:rPr/>
+            </w:pPr>
+            <w:r>
+              <w:rPr>
+                <w:sz w:val="16"/>
+              </w:rPr>
+              <w:t>SYS-04</w:t>
+            </w:r>
+          </w:p>
+        </w:tc>
+        <w:tc>
+          <w:tcPr>
+            <w:tcW w:w="2831" w:type="dxa"/>
+            <w:tcBorders/>
+          </w:tcPr>
+          <w:p>
+            <w:pPr>
+              <w:pStyle w:val="Normal"/>
+              <w:spacing w:before="0" w:after="160"/>
+              <w:rPr/>
+            </w:pPr>
+            <w:r>
+              <w:rPr>
+                <w:sz w:val="16"/>
+              </w:rPr>
+              <w:t>System</w:t>
+            </w:r>
+          </w:p>
+        </w:tc>
+        <w:tc>
+          <w:tcPr>
+            <w:tcW w:w="2837" w:type="dxa"/>
+            <w:tcBorders/>
+          </w:tcPr>
+          <w:p>
+            <w:pPr>
+              <w:pStyle w:val="Normal"/>
+              <w:spacing w:before="0" w:after="160"/>
+              <w:rPr/>
+            </w:pPr>
+            <w:r>
+              <w:rPr>
+                <w:sz w:val="16"/>
+              </w:rPr>
+              <w:t>The system must support saving data in local text files.</w:t>
+            </w:r>
+          </w:p>
+        </w:tc>
+      </w:tr>
+      <w:tr>
+        <w:trPr/>
+        <w:tc>
+          <w:tcPr>
+            <w:tcW w:w="2850" w:type="dxa"/>
+            <w:tcBorders/>
+          </w:tcPr>
+          <w:p>
+            <w:pPr>
+              <w:pStyle w:val="Normal"/>
+              <w:spacing w:before="0" w:after="160"/>
+              <w:rPr/>
+            </w:pPr>
+            <w:r>
+              <w:rPr>
+                <w:sz w:val="16"/>
+              </w:rPr>
+              <w:t>SYS-05</w:t>
+            </w:r>
+          </w:p>
+        </w:tc>
+        <w:tc>
+          <w:tcPr>
+            <w:tcW w:w="2831" w:type="dxa"/>
+            <w:tcBorders/>
+          </w:tcPr>
+          <w:p>
+            <w:pPr>
+              <w:pStyle w:val="Normal"/>
+              <w:spacing w:before="0" w:after="160"/>
+              <w:rPr/>
+            </w:pPr>
+            <w:r>
+              <w:rPr>
+                <w:sz w:val="16"/>
+              </w:rPr>
+              <w:t>System</w:t>
+            </w:r>
+          </w:p>
+        </w:tc>
+        <w:tc>
+          <w:tcPr>
+            <w:tcW w:w="2837" w:type="dxa"/>
+            <w:tcBorders/>
+          </w:tcPr>
+          <w:p>
+            <w:pPr>
+              <w:pStyle w:val="Normal"/>
+              <w:spacing w:before="0" w:after="160"/>
+              <w:rPr/>
+            </w:pPr>
+            <w:r>
+              <w:rPr>
+                <w:sz w:val="16"/>
+              </w:rPr>
+              <w:t>The system must load existing users when the application starts.</w:t>
+            </w:r>
+          </w:p>
+        </w:tc>
+      </w:tr>
+      <w:tr>
+        <w:trPr/>
+        <w:tc>
+          <w:tcPr>
+            <w:tcW w:w="2850" w:type="dxa"/>
+            <w:tcBorders/>
+          </w:tcPr>
+          <w:p>
+            <w:pPr>
+              <w:pStyle w:val="Normal"/>
+              <w:spacing w:before="0" w:after="160"/>
+              <w:rPr/>
+            </w:pPr>
+            <w:r>
+              <w:rPr>
+                <w:sz w:val="16"/>
+              </w:rPr>
+              <w:t>SYS-06</w:t>
+            </w:r>
+          </w:p>
+        </w:tc>
+        <w:tc>
+          <w:tcPr>
+            <w:tcW w:w="2831" w:type="dxa"/>
+            <w:tcBorders/>
+          </w:tcPr>
+          <w:p>
+            <w:pPr>
+              <w:pStyle w:val="Normal"/>
+              <w:spacing w:before="0" w:after="160"/>
+              <w:rPr/>
+            </w:pPr>
+            <w:r>
+              <w:rPr>
+                <w:sz w:val="16"/>
+              </w:rPr>
+              <w:t>System</w:t>
+            </w:r>
+          </w:p>
+        </w:tc>
+        <w:tc>
+          <w:tcPr>
+            <w:tcW w:w="2837" w:type="dxa"/>
+            <w:tcBorders/>
+          </w:tcPr>
+          <w:p>
+            <w:pPr>
+              <w:pStyle w:val="Normal"/>
+              <w:spacing w:before="0" w:after="160"/>
+              <w:rPr/>
+            </w:pPr>
+            <w:r>
+              <w:rPr>
+                <w:sz w:val="16"/>
+              </w:rPr>
+              <w:t>The system must load existing bank accounts when the application starts.</w:t>
+            </w:r>
+          </w:p>
+        </w:tc>
+      </w:tr>
+      <w:tr>
+        <w:trPr/>
+        <w:tc>
+          <w:tcPr>
+            <w:tcW w:w="2850" w:type="dxa"/>
+            <w:tcBorders/>
+          </w:tcPr>
+          <w:p>
+            <w:pPr>
+              <w:pStyle w:val="Normal"/>
+              <w:spacing w:before="0" w:after="160"/>
+              <w:rPr/>
+            </w:pPr>
+            <w:r>
+              <w:rPr>
+                <w:sz w:val="16"/>
+              </w:rPr>
+              <w:t>SYS-07</w:t>
+            </w:r>
+          </w:p>
+        </w:tc>
+        <w:tc>
+          <w:tcPr>
+            <w:tcW w:w="2831" w:type="dxa"/>
+            <w:tcBorders/>
+          </w:tcPr>
+          <w:p>
+            <w:pPr>
+              <w:pStyle w:val="Normal"/>
+              <w:spacing w:before="0" w:after="160"/>
+              <w:rPr/>
+            </w:pPr>
+            <w:r>
+              <w:rPr>
+                <w:sz w:val="16"/>
+              </w:rPr>
+              <w:t>System</w:t>
+            </w:r>
+          </w:p>
+        </w:tc>
+        <w:tc>
+          <w:tcPr>
+            <w:tcW w:w="2837" w:type="dxa"/>
+            <w:tcBorders/>
+          </w:tcPr>
+          <w:p>
+            <w:pPr>
+              <w:pStyle w:val="Normal"/>
+              <w:spacing w:before="0" w:after="160"/>
+              <w:rPr/>
+            </w:pPr>
+            <w:r>
+              <w:rPr>
+                <w:sz w:val="16"/>
+              </w:rPr>
+              <w:t>The system must save bank account changes before closing the application.</w:t>
+            </w:r>
+          </w:p>
+        </w:tc>
+      </w:tr>
+      <w:tr>
+        <w:trPr/>
+        <w:tc>
+          <w:tcPr>
+            <w:tcW w:w="2850" w:type="dxa"/>
+            <w:tcBorders/>
+          </w:tcPr>
+          <w:p>
+            <w:pPr>
+              <w:pStyle w:val="Normal"/>
+              <w:spacing w:before="0" w:after="160"/>
+              <w:rPr/>
+            </w:pPr>
+            <w:r>
+              <w:rPr>
+                <w:sz w:val="16"/>
+              </w:rPr>
+              <w:t>SYS-08</w:t>
+            </w:r>
+          </w:p>
+        </w:tc>
+        <w:tc>
+          <w:tcPr>
+            <w:tcW w:w="2831" w:type="dxa"/>
+            <w:tcBorders/>
+          </w:tcPr>
+          <w:p>
+            <w:pPr>
+              <w:pStyle w:val="Normal"/>
+              <w:spacing w:before="0" w:after="160"/>
+              <w:rPr/>
+            </w:pPr>
+            <w:r>
+              <w:rPr>
+                <w:sz w:val="16"/>
+              </w:rPr>
+              <w:t>System</w:t>
+            </w:r>
+          </w:p>
+        </w:tc>
+        <w:tc>
+          <w:tcPr>
+            <w:tcW w:w="2837" w:type="dxa"/>
+            <w:tcBorders/>
+          </w:tcPr>
+          <w:p>
+            <w:pPr>
+              <w:pStyle w:val="Normal"/>
+              <w:spacing w:before="0" w:after="160"/>
+              <w:rPr/>
+            </w:pPr>
+            <w:r>
+              <w:rPr>
+                <w:sz w:val="16"/>
+              </w:rPr>
+              <w:t>The system must keep a transaction history for each bank account.</w:t>
+            </w:r>
+          </w:p>
+        </w:tc>
+      </w:tr>
+      <w:tr>
+        <w:trPr/>
+        <w:tc>
+          <w:tcPr>
+            <w:tcW w:w="2850" w:type="dxa"/>
+            <w:tcBorders/>
+          </w:tcPr>
+          <w:p>
+            <w:pPr>
+              <w:pStyle w:val="Normal"/>
+              <w:spacing w:before="0" w:after="160"/>
+              <w:rPr/>
+            </w:pPr>
+            <w:r>
+              <w:rPr>
+                <w:sz w:val="16"/>
+              </w:rPr>
+              <w:t>SYS-09</w:t>
+            </w:r>
+          </w:p>
+        </w:tc>
+        <w:tc>
+          <w:tcPr>
+            <w:tcW w:w="2831" w:type="dxa"/>
+            <w:tcBorders/>
+          </w:tcPr>
+          <w:p>
+            <w:pPr>
+              <w:pStyle w:val="Normal"/>
+              <w:spacing w:before="0" w:after="160"/>
+              <w:rPr/>
+            </w:pPr>
+            <w:r>
+              <w:rPr>
+                <w:sz w:val="16"/>
+              </w:rPr>
+              <w:t>System</w:t>
+            </w:r>
+          </w:p>
+        </w:tc>
+        <w:tc>
+          <w:tcPr>
+            <w:tcW w:w="2837" w:type="dxa"/>
+            <w:tcBorders/>
+          </w:tcPr>
+          <w:p>
+            <w:pPr>
+              <w:pStyle w:val="Normal"/>
+              <w:spacing w:before="0" w:after="160"/>
+              <w:rPr/>
+            </w:pPr>
+            <w:r>
+              <w:rPr>
+                <w:sz w:val="16"/>
+              </w:rPr>
+              <w:t>The system must support different account types, such as current accounts and saving accounts.</w:t>
+            </w:r>
+          </w:p>
+        </w:tc>
+      </w:tr>
+      <w:tr>
+        <w:trPr/>
+        <w:tc>
+          <w:tcPr>
+            <w:tcW w:w="2850" w:type="dxa"/>
+            <w:tcBorders/>
+          </w:tcPr>
+          <w:p>
+            <w:pPr>
+              <w:pStyle w:val="Normal"/>
+              <w:spacing w:before="0" w:after="160"/>
+              <w:rPr/>
+            </w:pPr>
+            <w:r>
+              <w:rPr>
+                <w:sz w:val="16"/>
+              </w:rPr>
+              <w:t>SYS-10</w:t>
+            </w:r>
+          </w:p>
+        </w:tc>
+        <w:tc>
+          <w:tcPr>
+            <w:tcW w:w="2831" w:type="dxa"/>
+            <w:tcBorders/>
+          </w:tcPr>
+          <w:p>
+            <w:pPr>
+              <w:pStyle w:val="Normal"/>
+              <w:spacing w:before="0" w:after="160"/>
+              <w:rPr/>
+            </w:pPr>
+            <w:r>
+              <w:rPr>
+                <w:sz w:val="16"/>
+              </w:rPr>
+              <w:t>System</w:t>
+            </w:r>
+          </w:p>
+        </w:tc>
+        <w:tc>
+          <w:tcPr>
+            <w:tcW w:w="2837" w:type="dxa"/>
+            <w:tcBorders/>
+          </w:tcPr>
+          <w:p>
+            <w:pPr>
+              <w:pStyle w:val="Normal"/>
+              <w:spacing w:before="0" w:after="160"/>
+              <w:rPr/>
+            </w:pPr>
+            <w:r>
+              <w:rPr>
+                <w:sz w:val="16"/>
+              </w:rPr>
+              <w:t>The system must identify each account using a unique account number.</w:t>
+            </w:r>
+          </w:p>
+        </w:tc>
+      </w:tr>
+      <w:tr>
+        <w:trPr/>
+        <w:tc>
+          <w:tcPr>
+            <w:tcW w:w="2850" w:type="dxa"/>
+            <w:tcBorders/>
+          </w:tcPr>
+          <w:p>
+            <w:pPr>
+              <w:pStyle w:val="Normal"/>
+              <w:spacing w:before="0" w:after="160"/>
+              <w:rPr/>
+            </w:pPr>
+            <w:r>
+              <w:rPr>
+                <w:sz w:val="16"/>
+              </w:rPr>
+              <w:t>SYS-11</w:t>
+            </w:r>
+          </w:p>
+        </w:tc>
+        <w:tc>
+          <w:tcPr>
+            <w:tcW w:w="2831" w:type="dxa"/>
+            <w:tcBorders/>
+          </w:tcPr>
+          <w:p>
+            <w:pPr>
+              <w:pStyle w:val="Normal"/>
+              <w:spacing w:before="0" w:after="160"/>
+              <w:rPr/>
+            </w:pPr>
+            <w:r>
+              <w:rPr>
+                <w:sz w:val="16"/>
+              </w:rPr>
+              <w:t>System</w:t>
+            </w:r>
+          </w:p>
+        </w:tc>
+        <w:tc>
+          <w:tcPr>
+            <w:tcW w:w="2837" w:type="dxa"/>
+            <w:tcBorders/>
+          </w:tcPr>
+          <w:p>
+            <w:pPr>
+              <w:pStyle w:val="Normal"/>
+              <w:spacing w:before="0" w:after="160"/>
+              <w:rPr/>
+            </w:pPr>
+            <w:r>
+              <w:rPr>
+                <w:sz w:val="16"/>
+              </w:rPr>
+              <w:t>The system must identify each user using a unique user ID.</w:t>
+            </w:r>
+          </w:p>
+        </w:tc>
+      </w:tr>
+      <w:tr>
+        <w:trPr/>
+        <w:tc>
+          <w:tcPr>
+            <w:tcW w:w="2850" w:type="dxa"/>
+            <w:tcBorders/>
+          </w:tcPr>
+          <w:p>
+            <w:pPr>
+              <w:pStyle w:val="Normal"/>
+              <w:spacing w:before="0" w:after="160"/>
+              <w:rPr/>
+            </w:pPr>
+            <w:r>
+              <w:rPr>
+                <w:sz w:val="16"/>
+              </w:rPr>
+              <w:t>SYS-12</w:t>
+            </w:r>
+          </w:p>
+        </w:tc>
+        <w:tc>
+          <w:tcPr>
+            <w:tcW w:w="2831" w:type="dxa"/>
+            <w:tcBorders/>
+          </w:tcPr>
+          <w:p>
+            <w:pPr>
+              <w:pStyle w:val="Normal"/>
+              <w:spacing w:before="0" w:after="160"/>
+              <w:rPr/>
+            </w:pPr>
+            <w:r>
+              <w:rPr>
+                <w:sz w:val="16"/>
+              </w:rPr>
+              <w:t>System</w:t>
+            </w:r>
+          </w:p>
+        </w:tc>
+        <w:tc>
+          <w:tcPr>
+            <w:tcW w:w="2837" w:type="dxa"/>
+            <w:tcBorders/>
+          </w:tcPr>
+          <w:p>
+            <w:pPr>
+              <w:pStyle w:val="Normal"/>
+              <w:spacing w:before="0" w:after="160"/>
+              <w:rPr/>
+            </w:pPr>
+            <w:r>
+              <w:rPr>
+                <w:sz w:val="16"/>
+              </w:rPr>
+              <w:t>The system must allow the application to run from a console interface.</w:t>
+            </w:r>
+          </w:p>
+        </w:tc>
+      </w:tr>
+      <w:tr>
+        <w:trPr/>
+        <w:tc>
+          <w:tcPr>
+            <w:tcW w:w="2850" w:type="dxa"/>
+            <w:tcBorders/>
+          </w:tcPr>
+          <w:p>
+            <w:pPr>
+              <w:pStyle w:val="Normal"/>
+              <w:spacing w:before="0" w:after="160"/>
+              <w:rPr/>
+            </w:pPr>
+            <w:r>
+              <w:rPr>
+                <w:sz w:val="16"/>
+              </w:rPr>
+              <w:t>SYS-13</w:t>
+            </w:r>
+          </w:p>
+        </w:tc>
+        <w:tc>
+          <w:tcPr>
+            <w:tcW w:w="2831" w:type="dxa"/>
+            <w:tcBorders/>
+          </w:tcPr>
+          <w:p>
+            <w:pPr>
+              <w:pStyle w:val="Normal"/>
+              <w:spacing w:before="0" w:after="160"/>
+              <w:rPr/>
+            </w:pPr>
+            <w:r>
+              <w:rPr>
+                <w:sz w:val="16"/>
+              </w:rPr>
+              <w:t>System</w:t>
+            </w:r>
+          </w:p>
+        </w:tc>
+        <w:tc>
+          <w:tcPr>
+            <w:tcW w:w="2837" w:type="dxa"/>
+            <w:tcBorders/>
+          </w:tcPr>
+          <w:p>
+            <w:pPr>
+              <w:pStyle w:val="Normal"/>
+              <w:spacing w:before="0" w:after="160"/>
+              <w:rPr/>
+            </w:pPr>
+            <w:r>
+              <w:rPr>
+                <w:sz w:val="16"/>
+              </w:rPr>
+              <w:t>The system must keep user data inside the data folder.</w:t>
+            </w:r>
+          </w:p>
+        </w:tc>
+      </w:tr>
+      <w:tr>
+        <w:trPr/>
+        <w:tc>
+          <w:tcPr>
+            <w:tcW w:w="2850" w:type="dxa"/>
+            <w:tcBorders/>
+          </w:tcPr>
+          <w:p>
+            <w:pPr>
+              <w:pStyle w:val="Normal"/>
+              <w:spacing w:before="0" w:after="160"/>
+              <w:rPr/>
+            </w:pPr>
+            <w:r>
+              <w:rPr>
+                <w:sz w:val="16"/>
+              </w:rPr>
+              <w:t>SYS-14</w:t>
+            </w:r>
+          </w:p>
+        </w:tc>
+        <w:tc>
+          <w:tcPr>
+            <w:tcW w:w="2831" w:type="dxa"/>
+            <w:tcBorders/>
+          </w:tcPr>
+          <w:p>
+            <w:pPr>
+              <w:pStyle w:val="Normal"/>
+              <w:spacing w:before="0" w:after="160"/>
+              <w:rPr/>
+            </w:pPr>
+            <w:r>
+              <w:rPr>
+                <w:sz w:val="16"/>
+              </w:rPr>
+              <w:t>System</w:t>
+            </w:r>
+          </w:p>
+        </w:tc>
+        <w:tc>
+          <w:tcPr>
+            <w:tcW w:w="2837" w:type="dxa"/>
+            <w:tcBorders/>
+          </w:tcPr>
+          <w:p>
+            <w:pPr>
+              <w:pStyle w:val="Normal"/>
+              <w:spacing w:before="0" w:after="160"/>
+              <w:rPr/>
+            </w:pPr>
+            <w:r>
+              <w:rPr>
+                <w:sz w:val="16"/>
+              </w:rPr>
+              <w:t>The system must keep account data inside the data folder.</w:t>
+            </w:r>
+          </w:p>
+        </w:tc>
+      </w:tr>
+      <w:tr>
+        <w:trPr/>
+        <w:tc>
+          <w:tcPr>
+            <w:tcW w:w="2850" w:type="dxa"/>
+            <w:tcBorders/>
+          </w:tcPr>
+          <w:p>
+            <w:pPr>
+              <w:pStyle w:val="Normal"/>
+              <w:spacing w:before="0" w:after="160"/>
+              <w:rPr/>
+            </w:pPr>
+            <w:r>
+              <w:rPr>
+                <w:sz w:val="16"/>
+              </w:rPr>
+              <w:t>SYS-15</w:t>
+            </w:r>
+          </w:p>
+        </w:tc>
+        <w:tc>
+          <w:tcPr>
+            <w:tcW w:w="2831" w:type="dxa"/>
+            <w:tcBorders/>
+          </w:tcPr>
+          <w:p>
+            <w:pPr>
+              <w:pStyle w:val="Normal"/>
+              <w:spacing w:before="0" w:after="160"/>
+              <w:rPr/>
+            </w:pPr>
+            <w:r>
+              <w:rPr>
+                <w:sz w:val="16"/>
+              </w:rPr>
+              <w:t>System</w:t>
+            </w:r>
+          </w:p>
+        </w:tc>
+        <w:tc>
+          <w:tcPr>
+            <w:tcW w:w="2837" w:type="dxa"/>
+            <w:tcBorders/>
+          </w:tcPr>
+          <w:p>
+            <w:pPr>
+              <w:pStyle w:val="Normal"/>
+              <w:spacing w:before="0" w:after="160"/>
+              <w:rPr/>
+            </w:pPr>
+            <w:r>
+              <w:rPr>
+                <w:sz w:val="16"/>
+              </w:rPr>
+              <w:t>The system must keep transaction data inside the data folder.</w:t>
+            </w:r>
+          </w:p>
+        </w:tc>
+      </w:tr>
+      <w:tr>
+        <w:trPr/>
+        <w:tc>
+          <w:tcPr>
+            <w:tcW w:w="2850" w:type="dxa"/>
+            <w:tcBorders/>
+          </w:tcPr>
+          <w:p>
+            <w:pPr>
+              <w:pStyle w:val="Normal"/>
+              <w:spacing w:before="0" w:after="160"/>
+              <w:rPr/>
+            </w:pPr>
+            <w:r>
+              <w:rPr>
+                <w:sz w:val="16"/>
+              </w:rPr>
+              <w:t>FUN-01</w:t>
+            </w:r>
+          </w:p>
+        </w:tc>
+        <w:tc>
+          <w:tcPr>
+            <w:tcW w:w="2831" w:type="dxa"/>
+            <w:tcBorders/>
+          </w:tcPr>
+          <w:p>
+            <w:pPr>
+              <w:pStyle w:val="Normal"/>
+              <w:spacing w:before="0" w:after="160"/>
+              <w:rPr/>
+            </w:pPr>
+            <w:r>
+              <w:rPr>
+                <w:sz w:val="16"/>
+              </w:rPr>
+              <w:t>Functional</w:t>
+            </w:r>
+          </w:p>
+        </w:tc>
+        <w:tc>
+          <w:tcPr>
+            <w:tcW w:w="2837" w:type="dxa"/>
+            <w:tcBorders/>
+          </w:tcPr>
+          <w:p>
+            <w:pPr>
+              <w:pStyle w:val="Normal"/>
+              <w:spacing w:before="0" w:after="160"/>
+              <w:rPr/>
+            </w:pPr>
+            <w:r>
+              <w:rPr>
+                <w:sz w:val="16"/>
+              </w:rPr>
+              <w:t>The system must allow a customer to sign up.</w:t>
+            </w:r>
+          </w:p>
+        </w:tc>
+      </w:tr>
+      <w:tr>
+        <w:trPr/>
+        <w:tc>
+          <w:tcPr>
+            <w:tcW w:w="2850" w:type="dxa"/>
+            <w:tcBorders/>
+          </w:tcPr>
+          <w:p>
+            <w:pPr>
+              <w:pStyle w:val="Normal"/>
+              <w:spacing w:before="0" w:after="160"/>
+              <w:rPr/>
+            </w:pPr>
+            <w:r>
+              <w:rPr>
+                <w:sz w:val="16"/>
+              </w:rPr>
+              <w:t>FUN-02</w:t>
+            </w:r>
+          </w:p>
+        </w:tc>
+        <w:tc>
+          <w:tcPr>
+            <w:tcW w:w="2831" w:type="dxa"/>
+            <w:tcBorders/>
+          </w:tcPr>
+          <w:p>
+            <w:pPr>
+              <w:pStyle w:val="Normal"/>
+              <w:spacing w:before="0" w:after="160"/>
+              <w:rPr/>
+            </w:pPr>
+            <w:r>
+              <w:rPr>
+                <w:sz w:val="16"/>
+              </w:rPr>
+              <w:t>Functional</w:t>
+            </w:r>
+          </w:p>
+        </w:tc>
+        <w:tc>
+          <w:tcPr>
+            <w:tcW w:w="2837" w:type="dxa"/>
+            <w:tcBorders/>
+          </w:tcPr>
+          <w:p>
+            <w:pPr>
+              <w:pStyle w:val="Normal"/>
+              <w:spacing w:before="0" w:after="160"/>
+              <w:rPr/>
+            </w:pPr>
+            <w:r>
+              <w:rPr>
+                <w:sz w:val="16"/>
+              </w:rPr>
+              <w:t>The system must allow a user to log in with username and password.</w:t>
+            </w:r>
+          </w:p>
+        </w:tc>
+      </w:tr>
+      <w:tr>
+        <w:trPr/>
+        <w:tc>
+          <w:tcPr>
+            <w:tcW w:w="2850" w:type="dxa"/>
+            <w:tcBorders/>
+          </w:tcPr>
+          <w:p>
+            <w:pPr>
+              <w:pStyle w:val="Normal"/>
+              <w:spacing w:before="0" w:after="160"/>
+              <w:rPr/>
+            </w:pPr>
+            <w:r>
+              <w:rPr>
+                <w:sz w:val="16"/>
+              </w:rPr>
+              <w:t>FUN-03</w:t>
+            </w:r>
+          </w:p>
+        </w:tc>
+        <w:tc>
+          <w:tcPr>
+            <w:tcW w:w="2831" w:type="dxa"/>
+            <w:tcBorders/>
+          </w:tcPr>
+          <w:p>
+            <w:pPr>
+              <w:pStyle w:val="Normal"/>
+              <w:spacing w:before="0" w:after="160"/>
+              <w:rPr/>
+            </w:pPr>
+            <w:r>
+              <w:rPr>
+                <w:sz w:val="16"/>
+              </w:rPr>
+              <w:t>Functional</w:t>
+            </w:r>
+          </w:p>
+        </w:tc>
+        <w:tc>
+          <w:tcPr>
+            <w:tcW w:w="2837" w:type="dxa"/>
+            <w:tcBorders/>
+          </w:tcPr>
+          <w:p>
+            <w:pPr>
+              <w:pStyle w:val="Normal"/>
+              <w:spacing w:before="0" w:after="160"/>
+              <w:rPr/>
+            </w:pPr>
+            <w:r>
+              <w:rPr>
+                <w:sz w:val="16"/>
+              </w:rPr>
+              <w:t>The system must check that the password entered by the user matches the stored password.</w:t>
+            </w:r>
+          </w:p>
+        </w:tc>
+      </w:tr>
+      <w:tr>
+        <w:trPr/>
+        <w:tc>
+          <w:tcPr>
+            <w:tcW w:w="2850" w:type="dxa"/>
+            <w:tcBorders/>
+          </w:tcPr>
+          <w:p>
+            <w:pPr>
+              <w:pStyle w:val="Normal"/>
+              <w:spacing w:before="0" w:after="160"/>
+              <w:rPr/>
+            </w:pPr>
+            <w:r>
+              <w:rPr>
+                <w:sz w:val="16"/>
+              </w:rPr>
+              <w:t>FUN-04</w:t>
+            </w:r>
+          </w:p>
+        </w:tc>
+        <w:tc>
+          <w:tcPr>
+            <w:tcW w:w="2831" w:type="dxa"/>
+            <w:tcBorders/>
+          </w:tcPr>
+          <w:p>
+            <w:pPr>
+              <w:pStyle w:val="Normal"/>
+              <w:spacing w:before="0" w:after="160"/>
+              <w:rPr/>
+            </w:pPr>
+            <w:r>
+              <w:rPr>
+                <w:sz w:val="16"/>
+              </w:rPr>
+              <w:t>Functional</w:t>
+            </w:r>
+          </w:p>
+        </w:tc>
+        <w:tc>
+          <w:tcPr>
+            <w:tcW w:w="2837" w:type="dxa"/>
+            <w:tcBorders/>
+          </w:tcPr>
+          <w:p>
+            <w:pPr>
+              <w:pStyle w:val="Normal"/>
+              <w:spacing w:before="0" w:after="160"/>
+              <w:rPr/>
+            </w:pPr>
+            <w:r>
+              <w:rPr>
+                <w:sz w:val="16"/>
+              </w:rPr>
+              <w:t>The system must send administrators to the administrator menu after login.</w:t>
+            </w:r>
+          </w:p>
+        </w:tc>
+      </w:tr>
+      <w:tr>
+        <w:trPr/>
+        <w:tc>
+          <w:tcPr>
+            <w:tcW w:w="2850" w:type="dxa"/>
+            <w:tcBorders/>
+          </w:tcPr>
+          <w:p>
+            <w:pPr>
+              <w:pStyle w:val="Normal"/>
+              <w:spacing w:before="0" w:after="160"/>
+              <w:rPr/>
+            </w:pPr>
+            <w:r>
+              <w:rPr>
+                <w:sz w:val="16"/>
+              </w:rPr>
+              <w:t>FUN-05</w:t>
+            </w:r>
+          </w:p>
+        </w:tc>
+        <w:tc>
+          <w:tcPr>
+            <w:tcW w:w="2831" w:type="dxa"/>
+            <w:tcBorders/>
+          </w:tcPr>
+          <w:p>
+            <w:pPr>
+              <w:pStyle w:val="Normal"/>
+              <w:spacing w:before="0" w:after="160"/>
+              <w:rPr/>
+            </w:pPr>
+            <w:r>
+              <w:rPr>
+                <w:sz w:val="16"/>
+              </w:rPr>
+              <w:t>Functional</w:t>
+            </w:r>
+          </w:p>
+        </w:tc>
+        <w:tc>
+          <w:tcPr>
+            <w:tcW w:w="2837" w:type="dxa"/>
+            <w:tcBorders/>
+          </w:tcPr>
+          <w:p>
+            <w:pPr>
+              <w:pStyle w:val="Normal"/>
+              <w:spacing w:before="0" w:after="160"/>
+              <w:rPr/>
+            </w:pPr>
+            <w:r>
+              <w:rPr>
+                <w:sz w:val="16"/>
+              </w:rPr>
+              <w:t>The system must send customers to the customer menu after login.</w:t>
+            </w:r>
+          </w:p>
+        </w:tc>
+      </w:tr>
+      <w:tr>
+        <w:trPr/>
+        <w:tc>
+          <w:tcPr>
+            <w:tcW w:w="2850" w:type="dxa"/>
+            <w:tcBorders/>
+          </w:tcPr>
+          <w:p>
+            <w:pPr>
+              <w:pStyle w:val="Normal"/>
+              <w:spacing w:before="0" w:after="160"/>
+              <w:rPr/>
+            </w:pPr>
+            <w:r>
+              <w:rPr>
+                <w:sz w:val="16"/>
+              </w:rPr>
+              <w:t>FUN-06</w:t>
+            </w:r>
+          </w:p>
+        </w:tc>
+        <w:tc>
+          <w:tcPr>
+            <w:tcW w:w="2831" w:type="dxa"/>
+            <w:tcBorders/>
+          </w:tcPr>
+          <w:p>
+            <w:pPr>
+              <w:pStyle w:val="Normal"/>
+              <w:spacing w:before="0" w:after="160"/>
+              <w:rPr/>
+            </w:pPr>
+            <w:r>
+              <w:rPr>
+                <w:sz w:val="16"/>
+              </w:rPr>
+              <w:t>Functional</w:t>
+            </w:r>
+          </w:p>
+        </w:tc>
+        <w:tc>
+          <w:tcPr>
+            <w:tcW w:w="2837" w:type="dxa"/>
+            <w:tcBorders/>
+          </w:tcPr>
+          <w:p>
+            <w:pPr>
+              <w:pStyle w:val="Normal"/>
+              <w:spacing w:before="0" w:after="160"/>
+              <w:rPr/>
+            </w:pPr>
+            <w:r>
+              <w:rPr>
+                <w:sz w:val="16"/>
+              </w:rPr>
+              <w:t>The system must send employees to the employee menu after login.</w:t>
+            </w:r>
+          </w:p>
+        </w:tc>
+      </w:tr>
+      <w:tr>
+        <w:trPr/>
+        <w:tc>
+          <w:tcPr>
+            <w:tcW w:w="2850" w:type="dxa"/>
+            <w:tcBorders/>
+          </w:tcPr>
+          <w:p>
+            <w:pPr>
+              <w:pStyle w:val="Normal"/>
+              <w:spacing w:before="0" w:after="160"/>
+              <w:rPr/>
+            </w:pPr>
+            <w:r>
+              <w:rPr>
+                <w:sz w:val="16"/>
+              </w:rPr>
+              <w:t>FUN-07</w:t>
+            </w:r>
+          </w:p>
+        </w:tc>
+        <w:tc>
+          <w:tcPr>
+            <w:tcW w:w="2831" w:type="dxa"/>
+            <w:tcBorders/>
+          </w:tcPr>
+          <w:p>
+            <w:pPr>
+              <w:pStyle w:val="Normal"/>
+              <w:spacing w:before="0" w:after="160"/>
+              <w:rPr/>
+            </w:pPr>
+            <w:r>
+              <w:rPr>
+                <w:sz w:val="16"/>
+              </w:rPr>
+              <w:t>Functional</w:t>
+            </w:r>
+          </w:p>
+        </w:tc>
+        <w:tc>
+          <w:tcPr>
+            <w:tcW w:w="2837" w:type="dxa"/>
+            <w:tcBorders/>
+          </w:tcPr>
+          <w:p>
+            <w:pPr>
+              <w:pStyle w:val="Normal"/>
+              <w:spacing w:before="0" w:after="160"/>
+              <w:rPr/>
+            </w:pPr>
+            <w:r>
+              <w:rPr>
+                <w:sz w:val="16"/>
+              </w:rPr>
+              <w:t>The system must allow customers to view their recent transactions.</w:t>
+            </w:r>
+          </w:p>
+        </w:tc>
+      </w:tr>
+      <w:tr>
+        <w:trPr/>
+        <w:tc>
+          <w:tcPr>
+            <w:tcW w:w="2850" w:type="dxa"/>
+            <w:tcBorders/>
+          </w:tcPr>
+          <w:p>
+            <w:pPr>
+              <w:pStyle w:val="Normal"/>
+              <w:spacing w:before="0" w:after="160"/>
+              <w:rPr/>
+            </w:pPr>
+            <w:r>
+              <w:rPr>
+                <w:sz w:val="16"/>
+              </w:rPr>
+              <w:t>FUN-08</w:t>
+            </w:r>
+          </w:p>
+        </w:tc>
+        <w:tc>
+          <w:tcPr>
+            <w:tcW w:w="2831" w:type="dxa"/>
+            <w:tcBorders/>
+          </w:tcPr>
+          <w:p>
+            <w:pPr>
+              <w:pStyle w:val="Normal"/>
+              <w:spacing w:before="0" w:after="160"/>
+              <w:rPr/>
+            </w:pPr>
+            <w:r>
+              <w:rPr>
+                <w:sz w:val="16"/>
+              </w:rPr>
+              <w:t>Functional</w:t>
+            </w:r>
+          </w:p>
+        </w:tc>
+        <w:tc>
+          <w:tcPr>
+            <w:tcW w:w="2837" w:type="dxa"/>
+            <w:tcBorders/>
+          </w:tcPr>
+          <w:p>
+            <w:pPr>
+              <w:pStyle w:val="Normal"/>
+              <w:spacing w:before="0" w:after="160"/>
+              <w:rPr/>
+            </w:pPr>
+            <w:r>
+              <w:rPr>
+                <w:sz w:val="16"/>
+              </w:rPr>
+              <w:t>The system must allow customers to check the balance of their account.</w:t>
+            </w:r>
+          </w:p>
+        </w:tc>
+      </w:tr>
+      <w:tr>
+        <w:trPr/>
+        <w:tc>
+          <w:tcPr>
+            <w:tcW w:w="2850" w:type="dxa"/>
+            <w:tcBorders/>
+          </w:tcPr>
+          <w:p>
+            <w:pPr>
+              <w:pStyle w:val="Normal"/>
+              <w:spacing w:before="0" w:after="160"/>
+              <w:rPr/>
+            </w:pPr>
+            <w:r>
+              <w:rPr>
+                <w:sz w:val="16"/>
+              </w:rPr>
+              <w:t>FUN-09</w:t>
+            </w:r>
+          </w:p>
+        </w:tc>
+        <w:tc>
+          <w:tcPr>
+            <w:tcW w:w="2831" w:type="dxa"/>
+            <w:tcBorders/>
+          </w:tcPr>
+          <w:p>
+            <w:pPr>
+              <w:pStyle w:val="Normal"/>
+              <w:spacing w:before="0" w:after="160"/>
+              <w:rPr/>
+            </w:pPr>
+            <w:r>
+              <w:rPr>
+                <w:sz w:val="16"/>
+              </w:rPr>
+              <w:t>Functional</w:t>
+            </w:r>
+          </w:p>
+        </w:tc>
+        <w:tc>
+          <w:tcPr>
+            <w:tcW w:w="2837" w:type="dxa"/>
+            <w:tcBorders/>
+          </w:tcPr>
+          <w:p>
+            <w:pPr>
+              <w:pStyle w:val="Normal"/>
+              <w:spacing w:before="0" w:after="160"/>
+              <w:rPr/>
+            </w:pPr>
+            <w:r>
+              <w:rPr>
+                <w:sz w:val="16"/>
+              </w:rPr>
+              <w:t>The system must allow customers to deposit money.</w:t>
+            </w:r>
+          </w:p>
+        </w:tc>
+      </w:tr>
+      <w:tr>
+        <w:trPr/>
+        <w:tc>
+          <w:tcPr>
+            <w:tcW w:w="2850" w:type="dxa"/>
+            <w:tcBorders/>
+          </w:tcPr>
+          <w:p>
+            <w:pPr>
+              <w:pStyle w:val="Normal"/>
+              <w:spacing w:before="0" w:after="160"/>
+              <w:rPr/>
+            </w:pPr>
+            <w:r>
+              <w:rPr>
+                <w:sz w:val="16"/>
+              </w:rPr>
+              <w:t>FUN-10</w:t>
+            </w:r>
+          </w:p>
+        </w:tc>
+        <w:tc>
+          <w:tcPr>
+            <w:tcW w:w="2831" w:type="dxa"/>
+            <w:tcBorders/>
+          </w:tcPr>
+          <w:p>
+            <w:pPr>
+              <w:pStyle w:val="Normal"/>
+              <w:spacing w:before="0" w:after="160"/>
+              <w:rPr/>
+            </w:pPr>
+            <w:r>
+              <w:rPr>
+                <w:sz w:val="16"/>
+              </w:rPr>
+              <w:t>Functional</w:t>
+            </w:r>
+          </w:p>
+        </w:tc>
+        <w:tc>
+          <w:tcPr>
+            <w:tcW w:w="2837" w:type="dxa"/>
+            <w:tcBorders/>
+          </w:tcPr>
+          <w:p>
+            <w:pPr>
+              <w:pStyle w:val="Normal"/>
+              <w:spacing w:before="0" w:after="160"/>
+              <w:rPr/>
+            </w:pPr>
+            <w:r>
+              <w:rPr>
+                <w:sz w:val="16"/>
+              </w:rPr>
+              <w:t>The system must allow customers to withdraw money.</w:t>
+            </w:r>
+          </w:p>
+        </w:tc>
+      </w:tr>
+      <w:tr>
+        <w:trPr/>
+        <w:tc>
+          <w:tcPr>
+            <w:tcW w:w="2850" w:type="dxa"/>
+            <w:tcBorders/>
+          </w:tcPr>
+          <w:p>
+            <w:pPr>
+              <w:pStyle w:val="Normal"/>
+              <w:spacing w:before="0" w:after="160"/>
+              <w:rPr/>
+            </w:pPr>
+            <w:r>
+              <w:rPr>
+                <w:sz w:val="16"/>
+              </w:rPr>
+              <w:t>FUN-11</w:t>
+            </w:r>
+          </w:p>
+        </w:tc>
+        <w:tc>
+          <w:tcPr>
+            <w:tcW w:w="2831" w:type="dxa"/>
+            <w:tcBorders/>
+          </w:tcPr>
+          <w:p>
+            <w:pPr>
+              <w:pStyle w:val="Normal"/>
+              <w:spacing w:before="0" w:after="160"/>
+              <w:rPr/>
+            </w:pPr>
+            <w:r>
+              <w:rPr>
+                <w:sz w:val="16"/>
+              </w:rPr>
+              <w:t>Functional</w:t>
+            </w:r>
+          </w:p>
+        </w:tc>
+        <w:tc>
+          <w:tcPr>
+            <w:tcW w:w="2837" w:type="dxa"/>
+            <w:tcBorders/>
+          </w:tcPr>
+          <w:p>
+            <w:pPr>
+              <w:pStyle w:val="Normal"/>
+              <w:spacing w:before="0" w:after="160"/>
+              <w:rPr/>
+            </w:pPr>
+            <w:r>
+              <w:rPr>
+                <w:sz w:val="16"/>
+              </w:rPr>
+              <w:t>The system must allow customers to transfer money to another account.</w:t>
+            </w:r>
+          </w:p>
+        </w:tc>
+      </w:tr>
+      <w:tr>
+        <w:trPr/>
+        <w:tc>
+          <w:tcPr>
+            <w:tcW w:w="2850" w:type="dxa"/>
+            <w:tcBorders/>
+          </w:tcPr>
+          <w:p>
+            <w:pPr>
+              <w:pStyle w:val="Normal"/>
+              <w:spacing w:before="0" w:after="160"/>
+              <w:rPr/>
+            </w:pPr>
+            <w:r>
+              <w:rPr>
+                <w:sz w:val="16"/>
+              </w:rPr>
+              <w:t>FUN-12</w:t>
+            </w:r>
+          </w:p>
+        </w:tc>
+        <w:tc>
+          <w:tcPr>
+            <w:tcW w:w="2831" w:type="dxa"/>
+            <w:tcBorders/>
+          </w:tcPr>
+          <w:p>
+            <w:pPr>
+              <w:pStyle w:val="Normal"/>
+              <w:spacing w:before="0" w:after="160"/>
+              <w:rPr/>
+            </w:pPr>
+            <w:r>
+              <w:rPr>
+                <w:sz w:val="16"/>
+              </w:rPr>
+              <w:t>Functional</w:t>
+            </w:r>
+          </w:p>
+        </w:tc>
+        <w:tc>
+          <w:tcPr>
+            <w:tcW w:w="2837" w:type="dxa"/>
+            <w:tcBorders/>
+          </w:tcPr>
+          <w:p>
+            <w:pPr>
+              <w:pStyle w:val="Normal"/>
+              <w:spacing w:before="0" w:after="160"/>
+              <w:rPr/>
+            </w:pPr>
+            <w:r>
+              <w:rPr>
+                <w:sz w:val="16"/>
+              </w:rPr>
+              <w:t>The system must ask for the destination account before making a transfer.</w:t>
+            </w:r>
+          </w:p>
+        </w:tc>
+      </w:tr>
+      <w:tr>
+        <w:trPr/>
+        <w:tc>
+          <w:tcPr>
+            <w:tcW w:w="2850" w:type="dxa"/>
+            <w:tcBorders/>
+          </w:tcPr>
+          <w:p>
+            <w:pPr>
+              <w:pStyle w:val="Normal"/>
+              <w:spacing w:before="0" w:after="160"/>
+              <w:rPr/>
+            </w:pPr>
+            <w:r>
+              <w:rPr>
+                <w:sz w:val="16"/>
+              </w:rPr>
+              <w:t>FUN-13</w:t>
+            </w:r>
+          </w:p>
+        </w:tc>
+        <w:tc>
+          <w:tcPr>
+            <w:tcW w:w="2831" w:type="dxa"/>
+            <w:tcBorders/>
+          </w:tcPr>
+          <w:p>
+            <w:pPr>
+              <w:pStyle w:val="Normal"/>
+              <w:spacing w:before="0" w:after="160"/>
+              <w:rPr/>
+            </w:pPr>
+            <w:r>
+              <w:rPr>
+                <w:sz w:val="16"/>
+              </w:rPr>
+              <w:t>Functional</w:t>
+            </w:r>
+          </w:p>
+        </w:tc>
+        <w:tc>
+          <w:tcPr>
+            <w:tcW w:w="2837" w:type="dxa"/>
+            <w:tcBorders/>
+          </w:tcPr>
+          <w:p>
+            <w:pPr>
+              <w:pStyle w:val="Normal"/>
+              <w:spacing w:before="0" w:after="160"/>
+              <w:rPr/>
+            </w:pPr>
+            <w:r>
+              <w:rPr>
+                <w:sz w:val="16"/>
+              </w:rPr>
+              <w:t>The system must ask for the transfer amount before making a transfer.</w:t>
+            </w:r>
+          </w:p>
+        </w:tc>
+      </w:tr>
+      <w:tr>
+        <w:trPr/>
+        <w:tc>
+          <w:tcPr>
+            <w:tcW w:w="2850" w:type="dxa"/>
+            <w:tcBorders/>
+          </w:tcPr>
+          <w:p>
+            <w:pPr>
+              <w:pStyle w:val="Normal"/>
+              <w:spacing w:before="0" w:after="160"/>
+              <w:rPr/>
+            </w:pPr>
+            <w:r>
+              <w:rPr>
+                <w:sz w:val="16"/>
+              </w:rPr>
+              <w:t>FUN-14</w:t>
+            </w:r>
+          </w:p>
+        </w:tc>
+        <w:tc>
+          <w:tcPr>
+            <w:tcW w:w="2831" w:type="dxa"/>
+            <w:tcBorders/>
+          </w:tcPr>
+          <w:p>
+            <w:pPr>
+              <w:pStyle w:val="Normal"/>
+              <w:spacing w:before="0" w:after="160"/>
+              <w:rPr/>
+            </w:pPr>
+            <w:r>
+              <w:rPr>
+                <w:sz w:val="16"/>
+              </w:rPr>
+              <w:t>Functional</w:t>
+            </w:r>
+          </w:p>
+        </w:tc>
+        <w:tc>
+          <w:tcPr>
+            <w:tcW w:w="2837" w:type="dxa"/>
+            <w:tcBorders/>
+          </w:tcPr>
+          <w:p>
+            <w:pPr>
+              <w:pStyle w:val="Normal"/>
+              <w:spacing w:before="0" w:after="160"/>
+              <w:rPr/>
+            </w:pPr>
+            <w:r>
+              <w:rPr>
+                <w:sz w:val="16"/>
+              </w:rPr>
+              <w:t>The system must ask for a transfer concept or description.</w:t>
+            </w:r>
+          </w:p>
+        </w:tc>
+      </w:tr>
+      <w:tr>
+        <w:trPr/>
+        <w:tc>
+          <w:tcPr>
+            <w:tcW w:w="2850" w:type="dxa"/>
+            <w:tcBorders/>
+          </w:tcPr>
+          <w:p>
+            <w:pPr>
+              <w:pStyle w:val="Normal"/>
+              <w:spacing w:before="0" w:after="160"/>
+              <w:rPr/>
+            </w:pPr>
+            <w:r>
+              <w:rPr>
+                <w:sz w:val="16"/>
+              </w:rPr>
+              <w:t>FUN-15</w:t>
+            </w:r>
+          </w:p>
+        </w:tc>
+        <w:tc>
+          <w:tcPr>
+            <w:tcW w:w="2831" w:type="dxa"/>
+            <w:tcBorders/>
+          </w:tcPr>
+          <w:p>
+            <w:pPr>
+              <w:pStyle w:val="Normal"/>
+              <w:spacing w:before="0" w:after="160"/>
+              <w:rPr/>
+            </w:pPr>
+            <w:r>
+              <w:rPr>
+                <w:sz w:val="16"/>
+              </w:rPr>
+              <w:t>Functional</w:t>
+            </w:r>
+          </w:p>
+        </w:tc>
+        <w:tc>
+          <w:tcPr>
+            <w:tcW w:w="2837" w:type="dxa"/>
+            <w:tcBorders/>
+          </w:tcPr>
+          <w:p>
+            <w:pPr>
+              <w:pStyle w:val="Normal"/>
+              <w:spacing w:before="0" w:after="160"/>
+              <w:rPr/>
+            </w:pPr>
+            <w:r>
+              <w:rPr>
+                <w:sz w:val="16"/>
+              </w:rPr>
+              <w:t>The system must validate that a customer has enough balance before withdrawing money.</w:t>
+            </w:r>
+          </w:p>
+        </w:tc>
+      </w:tr>
+      <w:tr>
+        <w:trPr/>
+        <w:tc>
+          <w:tcPr>
+            <w:tcW w:w="2850" w:type="dxa"/>
+            <w:tcBorders/>
+          </w:tcPr>
+          <w:p>
+            <w:pPr>
+              <w:pStyle w:val="Normal"/>
+              <w:spacing w:before="0" w:after="160"/>
+              <w:rPr/>
+            </w:pPr>
+            <w:r>
+              <w:rPr>
+                <w:sz w:val="16"/>
+              </w:rPr>
+              <w:t>FUN-16</w:t>
+            </w:r>
+          </w:p>
+        </w:tc>
+        <w:tc>
+          <w:tcPr>
+            <w:tcW w:w="2831" w:type="dxa"/>
+            <w:tcBorders/>
+          </w:tcPr>
+          <w:p>
+            <w:pPr>
+              <w:pStyle w:val="Normal"/>
+              <w:spacing w:before="0" w:after="160"/>
+              <w:rPr/>
+            </w:pPr>
+            <w:r>
+              <w:rPr>
+                <w:sz w:val="16"/>
+              </w:rPr>
+              <w:t>Functional</w:t>
+            </w:r>
+          </w:p>
+        </w:tc>
+        <w:tc>
+          <w:tcPr>
+            <w:tcW w:w="2837" w:type="dxa"/>
+            <w:tcBorders/>
+          </w:tcPr>
+          <w:p>
+            <w:pPr>
+              <w:pStyle w:val="Normal"/>
+              <w:spacing w:before="0" w:after="160"/>
+              <w:rPr/>
+            </w:pPr>
+            <w:r>
+              <w:rPr>
+                <w:sz w:val="16"/>
+              </w:rPr>
+              <w:t>The system must validate that a customer has enough balance before making a transfer.</w:t>
+            </w:r>
+          </w:p>
+        </w:tc>
+      </w:tr>
+      <w:tr>
+        <w:trPr/>
+        <w:tc>
+          <w:tcPr>
+            <w:tcW w:w="2850" w:type="dxa"/>
+            <w:tcBorders/>
+          </w:tcPr>
+          <w:p>
+            <w:pPr>
+              <w:pStyle w:val="Normal"/>
+              <w:spacing w:before="0" w:after="160"/>
+              <w:rPr/>
+            </w:pPr>
+            <w:r>
+              <w:rPr>
+                <w:sz w:val="16"/>
+              </w:rPr>
+              <w:t>FUN-17</w:t>
+            </w:r>
+          </w:p>
+        </w:tc>
+        <w:tc>
+          <w:tcPr>
+            <w:tcW w:w="2831" w:type="dxa"/>
+            <w:tcBorders/>
+          </w:tcPr>
+          <w:p>
+            <w:pPr>
+              <w:pStyle w:val="Normal"/>
+              <w:spacing w:before="0" w:after="160"/>
+              <w:rPr/>
+            </w:pPr>
+            <w:r>
+              <w:rPr>
+                <w:sz w:val="16"/>
+              </w:rPr>
+              <w:t>Functional</w:t>
+            </w:r>
+          </w:p>
+        </w:tc>
+        <w:tc>
+          <w:tcPr>
+            <w:tcW w:w="2837" w:type="dxa"/>
+            <w:tcBorders/>
+          </w:tcPr>
+          <w:p>
+            <w:pPr>
+              <w:pStyle w:val="Normal"/>
+              <w:spacing w:before="0" w:after="160"/>
+              <w:rPr/>
+            </w:pPr>
+            <w:r>
+              <w:rPr>
+                <w:sz w:val="16"/>
+              </w:rPr>
+              <w:t>The system must reject deposits with zero or negative amounts.</w:t>
+            </w:r>
+          </w:p>
+        </w:tc>
+      </w:tr>
+      <w:tr>
+        <w:trPr/>
+        <w:tc>
+          <w:tcPr>
+            <w:tcW w:w="2850" w:type="dxa"/>
+            <w:tcBorders/>
+          </w:tcPr>
+          <w:p>
+            <w:pPr>
+              <w:pStyle w:val="Normal"/>
+              <w:spacing w:before="0" w:after="160"/>
+              <w:rPr/>
+            </w:pPr>
+            <w:r>
+              <w:rPr>
+                <w:sz w:val="16"/>
+              </w:rPr>
+              <w:t>FUN-18</w:t>
+            </w:r>
+          </w:p>
+        </w:tc>
+        <w:tc>
+          <w:tcPr>
+            <w:tcW w:w="2831" w:type="dxa"/>
+            <w:tcBorders/>
+          </w:tcPr>
+          <w:p>
+            <w:pPr>
+              <w:pStyle w:val="Normal"/>
+              <w:spacing w:before="0" w:after="160"/>
+              <w:rPr/>
+            </w:pPr>
+            <w:r>
+              <w:rPr>
+                <w:sz w:val="16"/>
+              </w:rPr>
+              <w:t>Functional</w:t>
+            </w:r>
+          </w:p>
+        </w:tc>
+        <w:tc>
+          <w:tcPr>
+            <w:tcW w:w="2837" w:type="dxa"/>
+            <w:tcBorders/>
+          </w:tcPr>
+          <w:p>
+            <w:pPr>
+              <w:pStyle w:val="Normal"/>
+              <w:spacing w:before="0" w:after="160"/>
+              <w:rPr/>
+            </w:pPr>
+            <w:r>
+              <w:rPr>
+                <w:sz w:val="16"/>
+              </w:rPr>
+              <w:t>The system must reject withdrawals with zero or negative amounts.</w:t>
+            </w:r>
+          </w:p>
+        </w:tc>
+      </w:tr>
+      <w:tr>
+        <w:trPr/>
+        <w:tc>
+          <w:tcPr>
+            <w:tcW w:w="2850" w:type="dxa"/>
+            <w:tcBorders/>
+          </w:tcPr>
+          <w:p>
+            <w:pPr>
+              <w:pStyle w:val="Normal"/>
+              <w:spacing w:before="0" w:after="160"/>
+              <w:rPr/>
+            </w:pPr>
+            <w:r>
+              <w:rPr>
+                <w:sz w:val="16"/>
+              </w:rPr>
+              <w:t>FUN-19</w:t>
+            </w:r>
+          </w:p>
+        </w:tc>
+        <w:tc>
+          <w:tcPr>
+            <w:tcW w:w="2831" w:type="dxa"/>
+            <w:tcBorders/>
+          </w:tcPr>
+          <w:p>
+            <w:pPr>
+              <w:pStyle w:val="Normal"/>
+              <w:spacing w:before="0" w:after="160"/>
+              <w:rPr/>
+            </w:pPr>
+            <w:r>
+              <w:rPr>
+                <w:sz w:val="16"/>
+              </w:rPr>
+              <w:t>Functional</w:t>
+            </w:r>
+          </w:p>
+        </w:tc>
+        <w:tc>
+          <w:tcPr>
+            <w:tcW w:w="2837" w:type="dxa"/>
+            <w:tcBorders/>
+          </w:tcPr>
+          <w:p>
+            <w:pPr>
+              <w:pStyle w:val="Normal"/>
+              <w:spacing w:before="0" w:after="160"/>
+              <w:rPr/>
+            </w:pPr>
+            <w:r>
+              <w:rPr>
+                <w:sz w:val="16"/>
+              </w:rPr>
+              <w:t>The system must reject transfers with zero or negative amounts.</w:t>
+            </w:r>
+          </w:p>
+        </w:tc>
+      </w:tr>
+      <w:tr>
+        <w:trPr/>
+        <w:tc>
+          <w:tcPr>
+            <w:tcW w:w="2850" w:type="dxa"/>
+            <w:tcBorders/>
+          </w:tcPr>
+          <w:p>
+            <w:pPr>
+              <w:pStyle w:val="Normal"/>
+              <w:spacing w:before="0" w:after="160"/>
+              <w:rPr/>
+            </w:pPr>
+            <w:r>
+              <w:rPr>
+                <w:sz w:val="16"/>
+              </w:rPr>
+              <w:t>FUN-20</w:t>
+            </w:r>
+          </w:p>
+        </w:tc>
+        <w:tc>
+          <w:tcPr>
+            <w:tcW w:w="2831" w:type="dxa"/>
+            <w:tcBorders/>
+          </w:tcPr>
+          <w:p>
+            <w:pPr>
+              <w:pStyle w:val="Normal"/>
+              <w:spacing w:before="0" w:after="160"/>
+              <w:rPr/>
+            </w:pPr>
+            <w:r>
+              <w:rPr>
+                <w:sz w:val="16"/>
+              </w:rPr>
+              <w:t>Functional</w:t>
+            </w:r>
+          </w:p>
+        </w:tc>
+        <w:tc>
+          <w:tcPr>
+            <w:tcW w:w="2837" w:type="dxa"/>
+            <w:tcBorders/>
+          </w:tcPr>
+          <w:p>
+            <w:pPr>
+              <w:pStyle w:val="Normal"/>
+              <w:spacing w:before="0" w:after="160"/>
+              <w:rPr/>
+            </w:pPr>
+            <w:r>
+              <w:rPr>
+                <w:sz w:val="16"/>
+              </w:rPr>
+              <w:t>The system must create a transaction when money is deposited.</w:t>
+            </w:r>
+          </w:p>
+        </w:tc>
+      </w:tr>
+      <w:tr>
+        <w:trPr/>
+        <w:tc>
+          <w:tcPr>
+            <w:tcW w:w="2850" w:type="dxa"/>
+            <w:tcBorders/>
+          </w:tcPr>
+          <w:p>
+            <w:pPr>
+              <w:pStyle w:val="Normal"/>
+              <w:spacing w:before="0" w:after="160"/>
+              <w:rPr/>
+            </w:pPr>
+            <w:r>
+              <w:rPr>
+                <w:sz w:val="16"/>
+              </w:rPr>
+              <w:t>FUN-21</w:t>
+            </w:r>
+          </w:p>
+        </w:tc>
+        <w:tc>
+          <w:tcPr>
+            <w:tcW w:w="2831" w:type="dxa"/>
+            <w:tcBorders/>
+          </w:tcPr>
+          <w:p>
+            <w:pPr>
+              <w:pStyle w:val="Normal"/>
+              <w:spacing w:before="0" w:after="160"/>
+              <w:rPr/>
+            </w:pPr>
+            <w:r>
+              <w:rPr>
+                <w:sz w:val="16"/>
+              </w:rPr>
+              <w:t>Functional</w:t>
+            </w:r>
+          </w:p>
+        </w:tc>
+        <w:tc>
+          <w:tcPr>
+            <w:tcW w:w="2837" w:type="dxa"/>
+            <w:tcBorders/>
+          </w:tcPr>
+          <w:p>
+            <w:pPr>
+              <w:pStyle w:val="Normal"/>
+              <w:spacing w:before="0" w:after="160"/>
+              <w:rPr/>
+            </w:pPr>
+            <w:r>
+              <w:rPr>
+                <w:sz w:val="16"/>
+              </w:rPr>
+              <w:t>The system must create a transaction when money is withdrawn.</w:t>
+            </w:r>
+          </w:p>
+        </w:tc>
+      </w:tr>
+      <w:tr>
+        <w:trPr/>
+        <w:tc>
+          <w:tcPr>
+            <w:tcW w:w="2850" w:type="dxa"/>
+            <w:tcBorders/>
+          </w:tcPr>
+          <w:p>
+            <w:pPr>
+              <w:pStyle w:val="Normal"/>
+              <w:spacing w:before="0" w:after="160"/>
+              <w:rPr/>
+            </w:pPr>
+            <w:r>
+              <w:rPr>
+                <w:sz w:val="16"/>
+              </w:rPr>
+              <w:t>FUN-22</w:t>
+            </w:r>
+          </w:p>
+        </w:tc>
+        <w:tc>
+          <w:tcPr>
+            <w:tcW w:w="2831" w:type="dxa"/>
+            <w:tcBorders/>
+          </w:tcPr>
+          <w:p>
+            <w:pPr>
+              <w:pStyle w:val="Normal"/>
+              <w:spacing w:before="0" w:after="160"/>
+              <w:rPr/>
+            </w:pPr>
+            <w:r>
+              <w:rPr>
+                <w:sz w:val="16"/>
+              </w:rPr>
+              <w:t>Functional</w:t>
+            </w:r>
+          </w:p>
+        </w:tc>
+        <w:tc>
+          <w:tcPr>
+            <w:tcW w:w="2837" w:type="dxa"/>
+            <w:tcBorders/>
+          </w:tcPr>
+          <w:p>
+            <w:pPr>
+              <w:pStyle w:val="Normal"/>
+              <w:spacing w:before="0" w:after="160"/>
+              <w:rPr/>
+            </w:pPr>
+            <w:r>
+              <w:rPr>
+                <w:sz w:val="16"/>
+              </w:rPr>
+              <w:t>The system must create a transaction when a transfer is completed.</w:t>
+            </w:r>
+          </w:p>
+        </w:tc>
+      </w:tr>
+      <w:tr>
+        <w:trPr/>
+        <w:tc>
+          <w:tcPr>
+            <w:tcW w:w="2850" w:type="dxa"/>
+            <w:tcBorders/>
+          </w:tcPr>
+          <w:p>
+            <w:pPr>
+              <w:pStyle w:val="Normal"/>
+              <w:spacing w:before="0" w:after="160"/>
+              <w:rPr/>
+            </w:pPr>
+            <w:r>
+              <w:rPr>
+                <w:sz w:val="16"/>
+              </w:rPr>
+              <w:t>FUN-23</w:t>
+            </w:r>
+          </w:p>
+        </w:tc>
+        <w:tc>
+          <w:tcPr>
+            <w:tcW w:w="2831" w:type="dxa"/>
+            <w:tcBorders/>
+          </w:tcPr>
+          <w:p>
+            <w:pPr>
+              <w:pStyle w:val="Normal"/>
+              <w:spacing w:before="0" w:after="160"/>
+              <w:rPr/>
+            </w:pPr>
+            <w:r>
+              <w:rPr>
+                <w:sz w:val="16"/>
+              </w:rPr>
+              <w:t>Functional</w:t>
+            </w:r>
+          </w:p>
+        </w:tc>
+        <w:tc>
+          <w:tcPr>
+            <w:tcW w:w="2837" w:type="dxa"/>
+            <w:tcBorders/>
+          </w:tcPr>
+          <w:p>
+            <w:pPr>
+              <w:pStyle w:val="Normal"/>
+              <w:spacing w:before="0" w:after="160"/>
+              <w:rPr/>
+            </w:pPr>
+            <w:r>
+              <w:rPr>
+                <w:sz w:val="16"/>
+              </w:rPr>
+              <w:t>The system must allow customers to apply for a loan.</w:t>
+            </w:r>
+          </w:p>
+        </w:tc>
+      </w:tr>
+      <w:tr>
+        <w:trPr/>
+        <w:tc>
+          <w:tcPr>
+            <w:tcW w:w="2850" w:type="dxa"/>
+            <w:tcBorders/>
+          </w:tcPr>
+          <w:p>
+            <w:pPr>
+              <w:pStyle w:val="Normal"/>
+              <w:spacing w:before="0" w:after="160"/>
+              <w:rPr/>
+            </w:pPr>
+            <w:r>
+              <w:rPr>
+                <w:sz w:val="16"/>
+              </w:rPr>
+              <w:t>FUN-24</w:t>
+            </w:r>
+          </w:p>
+        </w:tc>
+        <w:tc>
+          <w:tcPr>
+            <w:tcW w:w="2831" w:type="dxa"/>
+            <w:tcBorders/>
+          </w:tcPr>
+          <w:p>
+            <w:pPr>
+              <w:pStyle w:val="Normal"/>
+              <w:spacing w:before="0" w:after="160"/>
+              <w:rPr/>
+            </w:pPr>
+            <w:r>
+              <w:rPr>
+                <w:sz w:val="16"/>
+              </w:rPr>
+              <w:t>Functional</w:t>
+            </w:r>
+          </w:p>
+        </w:tc>
+        <w:tc>
+          <w:tcPr>
+            <w:tcW w:w="2837" w:type="dxa"/>
+            <w:tcBorders/>
+          </w:tcPr>
+          <w:p>
+            <w:pPr>
+              <w:pStyle w:val="Normal"/>
+              <w:spacing w:before="0" w:after="160"/>
+              <w:rPr/>
+            </w:pPr>
+            <w:r>
+              <w:rPr>
+                <w:sz w:val="16"/>
+              </w:rPr>
+              <w:t>The system must allow employees to approve or deny loan requests.</w:t>
+            </w:r>
+          </w:p>
+        </w:tc>
+      </w:tr>
+      <w:tr>
+        <w:trPr/>
+        <w:tc>
+          <w:tcPr>
+            <w:tcW w:w="2850" w:type="dxa"/>
+            <w:tcBorders/>
+          </w:tcPr>
+          <w:p>
+            <w:pPr>
+              <w:pStyle w:val="Normal"/>
+              <w:spacing w:before="0" w:after="160"/>
+              <w:rPr/>
+            </w:pPr>
+            <w:r>
+              <w:rPr>
+                <w:sz w:val="16"/>
+              </w:rPr>
+              <w:t>FUN-25</w:t>
+            </w:r>
+          </w:p>
+        </w:tc>
+        <w:tc>
+          <w:tcPr>
+            <w:tcW w:w="2831" w:type="dxa"/>
+            <w:tcBorders/>
+          </w:tcPr>
+          <w:p>
+            <w:pPr>
+              <w:pStyle w:val="Normal"/>
+              <w:spacing w:before="0" w:after="160"/>
+              <w:rPr/>
+            </w:pPr>
+            <w:r>
+              <w:rPr>
+                <w:sz w:val="16"/>
+              </w:rPr>
+              <w:t>Functional</w:t>
+            </w:r>
+          </w:p>
+        </w:tc>
+        <w:tc>
+          <w:tcPr>
+            <w:tcW w:w="2837" w:type="dxa"/>
+            <w:tcBorders/>
+          </w:tcPr>
+          <w:p>
+            <w:pPr>
+              <w:pStyle w:val="Normal"/>
+              <w:spacing w:before="0" w:after="160"/>
+              <w:rPr/>
+            </w:pPr>
+            <w:r>
+              <w:rPr>
+                <w:sz w:val="16"/>
+              </w:rPr>
+              <w:t>The system must allow administrators to register new administrators.</w:t>
+            </w:r>
+          </w:p>
+        </w:tc>
+      </w:tr>
+      <w:tr>
+        <w:trPr/>
+        <w:tc>
+          <w:tcPr>
+            <w:tcW w:w="2850" w:type="dxa"/>
+            <w:tcBorders/>
+          </w:tcPr>
+          <w:p>
+            <w:pPr>
+              <w:pStyle w:val="Normal"/>
+              <w:spacing w:before="0" w:after="160"/>
+              <w:rPr/>
+            </w:pPr>
+            <w:r>
+              <w:rPr>
+                <w:sz w:val="16"/>
+              </w:rPr>
+              <w:t>FUN-26</w:t>
+            </w:r>
+          </w:p>
+        </w:tc>
+        <w:tc>
+          <w:tcPr>
+            <w:tcW w:w="2831" w:type="dxa"/>
+            <w:tcBorders/>
+          </w:tcPr>
+          <w:p>
+            <w:pPr>
+              <w:pStyle w:val="Normal"/>
+              <w:spacing w:before="0" w:after="160"/>
+              <w:rPr/>
+            </w:pPr>
+            <w:r>
+              <w:rPr>
+                <w:sz w:val="16"/>
+              </w:rPr>
+              <w:t>Functional</w:t>
+            </w:r>
+          </w:p>
+        </w:tc>
+        <w:tc>
+          <w:tcPr>
+            <w:tcW w:w="2837" w:type="dxa"/>
+            <w:tcBorders/>
+          </w:tcPr>
+          <w:p>
+            <w:pPr>
+              <w:pStyle w:val="Normal"/>
+              <w:spacing w:before="0" w:after="160"/>
+              <w:rPr/>
+            </w:pPr>
+            <w:r>
+              <w:rPr>
+                <w:sz w:val="16"/>
+              </w:rPr>
+              <w:t>The system must allow administrators to register new employees.</w:t>
+            </w:r>
+          </w:p>
+        </w:tc>
+      </w:tr>
+      <w:tr>
+        <w:trPr/>
+        <w:tc>
+          <w:tcPr>
+            <w:tcW w:w="2850" w:type="dxa"/>
+            <w:tcBorders/>
+          </w:tcPr>
+          <w:p>
+            <w:pPr>
+              <w:pStyle w:val="Normal"/>
+              <w:spacing w:before="0" w:after="160"/>
+              <w:rPr/>
+            </w:pPr>
+            <w:r>
+              <w:rPr>
+                <w:sz w:val="16"/>
+              </w:rPr>
+              <w:t>FUN-27</w:t>
+            </w:r>
+          </w:p>
+        </w:tc>
+        <w:tc>
+          <w:tcPr>
+            <w:tcW w:w="2831" w:type="dxa"/>
+            <w:tcBorders/>
+          </w:tcPr>
+          <w:p>
+            <w:pPr>
+              <w:pStyle w:val="Normal"/>
+              <w:spacing w:before="0" w:after="160"/>
+              <w:rPr/>
+            </w:pPr>
+            <w:r>
+              <w:rPr>
+                <w:sz w:val="16"/>
+              </w:rPr>
+              <w:t>Functional</w:t>
+            </w:r>
+          </w:p>
+        </w:tc>
+        <w:tc>
+          <w:tcPr>
+            <w:tcW w:w="2837" w:type="dxa"/>
+            <w:tcBorders/>
+          </w:tcPr>
+          <w:p>
+            <w:pPr>
+              <w:pStyle w:val="Normal"/>
+              <w:spacing w:before="0" w:after="160"/>
+              <w:rPr/>
+            </w:pPr>
+            <w:r>
+              <w:rPr>
+                <w:sz w:val="16"/>
+              </w:rPr>
+              <w:t>The system must allow administrators to edit user data.</w:t>
+            </w:r>
+          </w:p>
+        </w:tc>
+      </w:tr>
+      <w:tr>
+        <w:trPr/>
+        <w:tc>
+          <w:tcPr>
+            <w:tcW w:w="2850" w:type="dxa"/>
+            <w:tcBorders/>
+          </w:tcPr>
+          <w:p>
+            <w:pPr>
+              <w:pStyle w:val="Normal"/>
+              <w:spacing w:before="0" w:after="160"/>
+              <w:rPr/>
+            </w:pPr>
+            <w:r>
+              <w:rPr>
+                <w:sz w:val="16"/>
+              </w:rPr>
+              <w:t>FUN-28</w:t>
+            </w:r>
+          </w:p>
+        </w:tc>
+        <w:tc>
+          <w:tcPr>
+            <w:tcW w:w="2831" w:type="dxa"/>
+            <w:tcBorders/>
+          </w:tcPr>
+          <w:p>
+            <w:pPr>
+              <w:pStyle w:val="Normal"/>
+              <w:spacing w:before="0" w:after="160"/>
+              <w:rPr/>
+            </w:pPr>
+            <w:r>
+              <w:rPr>
+                <w:sz w:val="16"/>
+              </w:rPr>
+              <w:t>Functional</w:t>
+            </w:r>
+          </w:p>
+        </w:tc>
+        <w:tc>
+          <w:tcPr>
+            <w:tcW w:w="2837" w:type="dxa"/>
+            <w:tcBorders/>
+          </w:tcPr>
+          <w:p>
+            <w:pPr>
+              <w:pStyle w:val="Normal"/>
+              <w:spacing w:before="0" w:after="160"/>
+              <w:rPr/>
+            </w:pPr>
+            <w:r>
+              <w:rPr>
+                <w:sz w:val="16"/>
+              </w:rPr>
+              <w:t>The system must allow administrators to delete users.</w:t>
+            </w:r>
+          </w:p>
+        </w:tc>
+      </w:tr>
+      <w:tr>
+        <w:trPr/>
+        <w:tc>
+          <w:tcPr>
+            <w:tcW w:w="2850" w:type="dxa"/>
+            <w:tcBorders/>
+          </w:tcPr>
+          <w:p>
+            <w:pPr>
+              <w:pStyle w:val="Normal"/>
+              <w:spacing w:before="0" w:after="160"/>
+              <w:rPr/>
+            </w:pPr>
+            <w:r>
+              <w:rPr>
+                <w:sz w:val="16"/>
+              </w:rPr>
+              <w:t>FUN-29</w:t>
+            </w:r>
+          </w:p>
+        </w:tc>
+        <w:tc>
+          <w:tcPr>
+            <w:tcW w:w="2831" w:type="dxa"/>
+            <w:tcBorders/>
+          </w:tcPr>
+          <w:p>
+            <w:pPr>
+              <w:pStyle w:val="Normal"/>
+              <w:spacing w:before="0" w:after="160"/>
+              <w:rPr/>
+            </w:pPr>
+            <w:r>
+              <w:rPr>
+                <w:sz w:val="16"/>
+              </w:rPr>
+              <w:t>Functional</w:t>
+            </w:r>
+          </w:p>
+        </w:tc>
+        <w:tc>
+          <w:tcPr>
+            <w:tcW w:w="2837" w:type="dxa"/>
+            <w:tcBorders/>
+          </w:tcPr>
+          <w:p>
+            <w:pPr>
+              <w:pStyle w:val="Normal"/>
+              <w:spacing w:before="0" w:after="160"/>
+              <w:rPr/>
+            </w:pPr>
+            <w:r>
+              <w:rPr>
+                <w:sz w:val="16"/>
+              </w:rPr>
+              <w:t>The system must allow administrators to view all recent transactions.</w:t>
+            </w:r>
+          </w:p>
+        </w:tc>
+      </w:tr>
+      <w:tr>
+        <w:trPr/>
+        <w:tc>
+          <w:tcPr>
+            <w:tcW w:w="2850" w:type="dxa"/>
+            <w:tcBorders/>
+          </w:tcPr>
+          <w:p>
+            <w:pPr>
+              <w:pStyle w:val="Normal"/>
+              <w:spacing w:before="0" w:after="160"/>
+              <w:rPr/>
+            </w:pPr>
+            <w:r>
+              <w:rPr>
+                <w:sz w:val="16"/>
+              </w:rPr>
+              <w:t>FUN-30</w:t>
+            </w:r>
+          </w:p>
+        </w:tc>
+        <w:tc>
+          <w:tcPr>
+            <w:tcW w:w="2831" w:type="dxa"/>
+            <w:tcBorders/>
+          </w:tcPr>
+          <w:p>
+            <w:pPr>
+              <w:pStyle w:val="Normal"/>
+              <w:spacing w:before="0" w:after="160"/>
+              <w:rPr/>
+            </w:pPr>
+            <w:r>
+              <w:rPr>
+                <w:sz w:val="16"/>
+              </w:rPr>
+              <w:t>Functional</w:t>
+            </w:r>
+          </w:p>
+        </w:tc>
+        <w:tc>
+          <w:tcPr>
+            <w:tcW w:w="2837" w:type="dxa"/>
+            <w:tcBorders/>
+          </w:tcPr>
+          <w:p>
+            <w:pPr>
+              <w:pStyle w:val="Normal"/>
+              <w:spacing w:before="0" w:after="160"/>
+              <w:rPr/>
+            </w:pPr>
+            <w:r>
+              <w:rPr>
+                <w:sz w:val="16"/>
+              </w:rPr>
+              <w:t>The system must allow administrators to lock bank accounts.</w:t>
+            </w:r>
+          </w:p>
+        </w:tc>
+      </w:tr>
+      <w:tr>
+        <w:trPr/>
+        <w:tc>
+          <w:tcPr>
+            <w:tcW w:w="2850" w:type="dxa"/>
+            <w:tcBorders/>
+          </w:tcPr>
+          <w:p>
+            <w:pPr>
+              <w:pStyle w:val="Normal"/>
+              <w:spacing w:before="0" w:after="160"/>
+              <w:rPr/>
+            </w:pPr>
+            <w:r>
+              <w:rPr>
+                <w:sz w:val="16"/>
+              </w:rPr>
+              <w:t>FUN-31</w:t>
+            </w:r>
+          </w:p>
+        </w:tc>
+        <w:tc>
+          <w:tcPr>
+            <w:tcW w:w="2831" w:type="dxa"/>
+            <w:tcBorders/>
+          </w:tcPr>
+          <w:p>
+            <w:pPr>
+              <w:pStyle w:val="Normal"/>
+              <w:spacing w:before="0" w:after="160"/>
+              <w:rPr/>
+            </w:pPr>
+            <w:r>
+              <w:rPr>
+                <w:sz w:val="16"/>
+              </w:rPr>
+              <w:t>Functional</w:t>
+            </w:r>
+          </w:p>
+        </w:tc>
+        <w:tc>
+          <w:tcPr>
+            <w:tcW w:w="2837" w:type="dxa"/>
+            <w:tcBorders/>
+          </w:tcPr>
+          <w:p>
+            <w:pPr>
+              <w:pStyle w:val="Normal"/>
+              <w:spacing w:before="0" w:after="160"/>
+              <w:rPr/>
+            </w:pPr>
+            <w:r>
+              <w:rPr>
+                <w:sz w:val="16"/>
+              </w:rPr>
+              <w:t>The system must allow administrators to unlock bank accounts.</w:t>
+            </w:r>
+          </w:p>
+        </w:tc>
+      </w:tr>
+      <w:tr>
+        <w:trPr/>
+        <w:tc>
+          <w:tcPr>
+            <w:tcW w:w="2850" w:type="dxa"/>
+            <w:tcBorders/>
+          </w:tcPr>
+          <w:p>
+            <w:pPr>
+              <w:pStyle w:val="Normal"/>
+              <w:spacing w:before="0" w:after="160"/>
+              <w:rPr/>
+            </w:pPr>
+            <w:r>
+              <w:rPr>
+                <w:sz w:val="16"/>
+              </w:rPr>
+              <w:t>FUN-32</w:t>
+            </w:r>
+          </w:p>
+        </w:tc>
+        <w:tc>
+          <w:tcPr>
+            <w:tcW w:w="2831" w:type="dxa"/>
+            <w:tcBorders/>
+          </w:tcPr>
+          <w:p>
+            <w:pPr>
+              <w:pStyle w:val="Normal"/>
+              <w:spacing w:before="0" w:after="160"/>
+              <w:rPr/>
+            </w:pPr>
+            <w:r>
+              <w:rPr>
+                <w:sz w:val="16"/>
+              </w:rPr>
+              <w:t>Functional</w:t>
+            </w:r>
+          </w:p>
+        </w:tc>
+        <w:tc>
+          <w:tcPr>
+            <w:tcW w:w="2837" w:type="dxa"/>
+            <w:tcBorders/>
+          </w:tcPr>
+          <w:p>
+            <w:pPr>
+              <w:pStyle w:val="Normal"/>
+              <w:spacing w:before="0" w:after="160"/>
+              <w:rPr/>
+            </w:pPr>
+            <w:r>
+              <w:rPr>
+                <w:sz w:val="16"/>
+              </w:rPr>
+              <w:t>The system must prevent operations on locked accounts.</w:t>
+            </w:r>
+          </w:p>
+        </w:tc>
+      </w:tr>
+      <w:tr>
+        <w:trPr/>
+        <w:tc>
+          <w:tcPr>
+            <w:tcW w:w="2850" w:type="dxa"/>
+            <w:tcBorders/>
+          </w:tcPr>
+          <w:p>
+            <w:pPr>
+              <w:pStyle w:val="Normal"/>
+              <w:spacing w:before="0" w:after="160"/>
+              <w:rPr/>
+            </w:pPr>
+            <w:r>
+              <w:rPr>
+                <w:sz w:val="16"/>
+              </w:rPr>
+              <w:t>FUN-33</w:t>
+            </w:r>
+          </w:p>
+        </w:tc>
+        <w:tc>
+          <w:tcPr>
+            <w:tcW w:w="2831" w:type="dxa"/>
+            <w:tcBorders/>
+          </w:tcPr>
+          <w:p>
+            <w:pPr>
+              <w:pStyle w:val="Normal"/>
+              <w:spacing w:before="0" w:after="160"/>
+              <w:rPr/>
+            </w:pPr>
+            <w:r>
+              <w:rPr>
+                <w:sz w:val="16"/>
+              </w:rPr>
+              <w:t>Functional</w:t>
+            </w:r>
+          </w:p>
+        </w:tc>
+        <w:tc>
+          <w:tcPr>
+            <w:tcW w:w="2837" w:type="dxa"/>
+            <w:tcBorders/>
+          </w:tcPr>
+          <w:p>
+            <w:pPr>
+              <w:pStyle w:val="Normal"/>
+              <w:spacing w:before="0" w:after="160"/>
+              <w:rPr/>
+            </w:pPr>
+            <w:r>
+              <w:rPr>
+                <w:sz w:val="16"/>
+              </w:rPr>
+              <w:t>The system must block an account after three consecutive wrong password attempts.</w:t>
+            </w:r>
+          </w:p>
+        </w:tc>
+      </w:tr>
+      <w:tr>
+        <w:trPr/>
+        <w:tc>
+          <w:tcPr>
+            <w:tcW w:w="2850" w:type="dxa"/>
+            <w:tcBorders/>
+          </w:tcPr>
+          <w:p>
+            <w:pPr>
+              <w:pStyle w:val="Normal"/>
+              <w:spacing w:before="0" w:after="160"/>
+              <w:rPr/>
+            </w:pPr>
+            <w:r>
+              <w:rPr>
+                <w:sz w:val="16"/>
+              </w:rPr>
+              <w:t>FUN-34</w:t>
+            </w:r>
+          </w:p>
+        </w:tc>
+        <w:tc>
+          <w:tcPr>
+            <w:tcW w:w="2831" w:type="dxa"/>
+            <w:tcBorders/>
+          </w:tcPr>
+          <w:p>
+            <w:pPr>
+              <w:pStyle w:val="Normal"/>
+              <w:spacing w:before="0" w:after="160"/>
+              <w:rPr/>
+            </w:pPr>
+            <w:r>
+              <w:rPr>
+                <w:sz w:val="16"/>
+              </w:rPr>
+              <w:t>Functional</w:t>
+            </w:r>
+          </w:p>
+        </w:tc>
+        <w:tc>
+          <w:tcPr>
+            <w:tcW w:w="2837" w:type="dxa"/>
+            <w:tcBorders/>
+          </w:tcPr>
+          <w:p>
+            <w:pPr>
+              <w:pStyle w:val="Normal"/>
+              <w:spacing w:before="0" w:after="160"/>
+              <w:rPr/>
+            </w:pPr>
+            <w:r>
+              <w:rPr>
+                <w:sz w:val="16"/>
+              </w:rPr>
+              <w:t>The system must allow the user to log out from each role menu.</w:t>
+            </w:r>
+          </w:p>
+        </w:tc>
+      </w:tr>
+      <w:tr>
+        <w:trPr/>
+        <w:tc>
+          <w:tcPr>
+            <w:tcW w:w="2850" w:type="dxa"/>
+            <w:tcBorders/>
+          </w:tcPr>
+          <w:p>
+            <w:pPr>
+              <w:pStyle w:val="Normal"/>
+              <w:spacing w:before="0" w:after="160"/>
+              <w:rPr/>
+            </w:pPr>
+            <w:r>
+              <w:rPr>
+                <w:sz w:val="16"/>
+              </w:rPr>
+              <w:t>FUN-35</w:t>
+            </w:r>
+          </w:p>
+        </w:tc>
+        <w:tc>
+          <w:tcPr>
+            <w:tcW w:w="2831" w:type="dxa"/>
+            <w:tcBorders/>
+          </w:tcPr>
+          <w:p>
+            <w:pPr>
+              <w:pStyle w:val="Normal"/>
+              <w:spacing w:before="0" w:after="160"/>
+              <w:rPr/>
+            </w:pPr>
+            <w:r>
+              <w:rPr>
+                <w:sz w:val="16"/>
+              </w:rPr>
+              <w:t>Functional</w:t>
+            </w:r>
+          </w:p>
+        </w:tc>
+        <w:tc>
+          <w:tcPr>
+            <w:tcW w:w="2837" w:type="dxa"/>
+            <w:tcBorders/>
+          </w:tcPr>
+          <w:p>
+            <w:pPr>
+              <w:pStyle w:val="Normal"/>
+              <w:spacing w:before="0" w:after="160"/>
+              <w:rPr/>
+            </w:pPr>
+            <w:r>
+              <w:rPr>
+                <w:sz w:val="16"/>
+              </w:rPr>
+              <w:t>The system must allow the user to exit the application from the main menu.</w:t>
+            </w:r>
+          </w:p>
+        </w:tc>
+      </w:tr>
+      <w:tr>
+        <w:trPr/>
+        <w:tc>
+          <w:tcPr>
+            <w:tcW w:w="2850" w:type="dxa"/>
+            <w:tcBorders/>
+          </w:tcPr>
+          <w:p>
+            <w:pPr>
+              <w:pStyle w:val="Normal"/>
+              <w:spacing w:before="0" w:after="160"/>
+              <w:rPr/>
+            </w:pPr>
+            <w:r>
+              <w:rPr>
+                <w:sz w:val="16"/>
+              </w:rPr>
+              <w:t>NF-01</w:t>
+            </w:r>
+          </w:p>
+        </w:tc>
+        <w:tc>
+          <w:tcPr>
+            <w:tcW w:w="2831" w:type="dxa"/>
+            <w:tcBorders/>
+          </w:tcPr>
+          <w:p>
+            <w:pPr>
+              <w:pStyle w:val="Normal"/>
+              <w:spacing w:before="0" w:after="160"/>
+              <w:rPr/>
+            </w:pPr>
+            <w:r>
+              <w:rPr>
+                <w:sz w:val="16"/>
+              </w:rPr>
+              <w:t>Non-functional</w:t>
+            </w:r>
+          </w:p>
+        </w:tc>
+        <w:tc>
+          <w:tcPr>
+            <w:tcW w:w="2837" w:type="dxa"/>
+            <w:tcBorders/>
+          </w:tcPr>
+          <w:p>
+            <w:pPr>
+              <w:pStyle w:val="Normal"/>
+              <w:spacing w:before="0" w:after="160"/>
+              <w:rPr/>
+            </w:pPr>
+            <w:r>
+              <w:rPr>
+                <w:sz w:val="16"/>
+              </w:rPr>
+              <w:t>Passwords must be stored using hashing instead of plain text.</w:t>
+            </w:r>
+          </w:p>
+        </w:tc>
+      </w:tr>
+      <w:tr>
+        <w:trPr/>
+        <w:tc>
+          <w:tcPr>
+            <w:tcW w:w="2850" w:type="dxa"/>
+            <w:tcBorders/>
+          </w:tcPr>
+          <w:p>
+            <w:pPr>
+              <w:pStyle w:val="Normal"/>
+              <w:spacing w:before="0" w:after="160"/>
+              <w:rPr/>
+            </w:pPr>
+            <w:r>
+              <w:rPr>
+                <w:sz w:val="16"/>
+              </w:rPr>
+              <w:t>NF-02</w:t>
+            </w:r>
+          </w:p>
+        </w:tc>
+        <w:tc>
+          <w:tcPr>
+            <w:tcW w:w="2831" w:type="dxa"/>
+            <w:tcBorders/>
+          </w:tcPr>
+          <w:p>
+            <w:pPr>
+              <w:pStyle w:val="Normal"/>
+              <w:spacing w:before="0" w:after="160"/>
+              <w:rPr/>
+            </w:pPr>
+            <w:r>
+              <w:rPr>
+                <w:sz w:val="16"/>
+              </w:rPr>
+              <w:t>Non-functional</w:t>
+            </w:r>
+          </w:p>
+        </w:tc>
+        <w:tc>
+          <w:tcPr>
+            <w:tcW w:w="2837" w:type="dxa"/>
+            <w:tcBorders/>
+          </w:tcPr>
+          <w:p>
+            <w:pPr>
+              <w:pStyle w:val="Normal"/>
+              <w:spacing w:before="0" w:after="160"/>
+              <w:rPr/>
+            </w:pPr>
+            <w:r>
+              <w:rPr>
+                <w:sz w:val="16"/>
+              </w:rPr>
+              <w:t>Sensitive account information must be protected from direct exposure.</w:t>
+            </w:r>
+          </w:p>
+        </w:tc>
+      </w:tr>
+      <w:tr>
+        <w:trPr/>
+        <w:tc>
+          <w:tcPr>
+            <w:tcW w:w="2850" w:type="dxa"/>
+            <w:tcBorders/>
+          </w:tcPr>
+          <w:p>
+            <w:pPr>
+              <w:pStyle w:val="Normal"/>
+              <w:spacing w:before="0" w:after="160"/>
+              <w:rPr/>
+            </w:pPr>
+            <w:r>
+              <w:rPr>
+                <w:sz w:val="16"/>
+              </w:rPr>
+              <w:t>NF-03</w:t>
+            </w:r>
+          </w:p>
+        </w:tc>
+        <w:tc>
+          <w:tcPr>
+            <w:tcW w:w="2831" w:type="dxa"/>
+            <w:tcBorders/>
+          </w:tcPr>
+          <w:p>
+            <w:pPr>
+              <w:pStyle w:val="Normal"/>
+              <w:spacing w:before="0" w:after="160"/>
+              <w:rPr/>
+            </w:pPr>
+            <w:r>
+              <w:rPr>
+                <w:sz w:val="16"/>
+              </w:rPr>
+              <w:t>Non-functional</w:t>
+            </w:r>
+          </w:p>
+        </w:tc>
+        <w:tc>
+          <w:tcPr>
+            <w:tcW w:w="2837" w:type="dxa"/>
+            <w:tcBorders/>
+          </w:tcPr>
+          <w:p>
+            <w:pPr>
+              <w:pStyle w:val="Normal"/>
+              <w:spacing w:before="0" w:after="160"/>
+              <w:rPr/>
+            </w:pPr>
+            <w:r>
+              <w:rPr>
+                <w:sz w:val="16"/>
+              </w:rPr>
+              <w:t>Important changes must be recorded with date and time.</w:t>
+            </w:r>
+          </w:p>
+        </w:tc>
+      </w:tr>
+      <w:tr>
+        <w:trPr/>
+        <w:tc>
+          <w:tcPr>
+            <w:tcW w:w="2850" w:type="dxa"/>
+            <w:tcBorders/>
+          </w:tcPr>
+          <w:p>
+            <w:pPr>
+              <w:pStyle w:val="Normal"/>
+              <w:spacing w:before="0" w:after="160"/>
+              <w:rPr/>
+            </w:pPr>
+            <w:r>
+              <w:rPr>
+                <w:sz w:val="16"/>
+              </w:rPr>
+              <w:t>NF-04</w:t>
+            </w:r>
+          </w:p>
+        </w:tc>
+        <w:tc>
+          <w:tcPr>
+            <w:tcW w:w="2831" w:type="dxa"/>
+            <w:tcBorders/>
+          </w:tcPr>
+          <w:p>
+            <w:pPr>
+              <w:pStyle w:val="Normal"/>
+              <w:spacing w:before="0" w:after="160"/>
+              <w:rPr/>
+            </w:pPr>
+            <w:r>
+              <w:rPr>
+                <w:sz w:val="16"/>
+              </w:rPr>
+              <w:t>Non-functional</w:t>
+            </w:r>
+          </w:p>
+        </w:tc>
+        <w:tc>
+          <w:tcPr>
+            <w:tcW w:w="2837" w:type="dxa"/>
+            <w:tcBorders/>
+          </w:tcPr>
+          <w:p>
+            <w:pPr>
+              <w:pStyle w:val="Normal"/>
+              <w:spacing w:before="0" w:after="160"/>
+              <w:rPr/>
+            </w:pPr>
+            <w:r>
+              <w:rPr>
+                <w:sz w:val="16"/>
+              </w:rPr>
+              <w:t>The interface must be simple and easy to use.</w:t>
+            </w:r>
+          </w:p>
+        </w:tc>
+      </w:tr>
+      <w:tr>
+        <w:trPr/>
+        <w:tc>
+          <w:tcPr>
+            <w:tcW w:w="2850" w:type="dxa"/>
+            <w:tcBorders/>
+          </w:tcPr>
+          <w:p>
+            <w:pPr>
+              <w:pStyle w:val="Normal"/>
+              <w:spacing w:before="0" w:after="160"/>
+              <w:rPr/>
+            </w:pPr>
+            <w:r>
+              <w:rPr>
+                <w:sz w:val="16"/>
+              </w:rPr>
+              <w:t>NF-05</w:t>
+            </w:r>
+          </w:p>
+        </w:tc>
+        <w:tc>
+          <w:tcPr>
+            <w:tcW w:w="2831" w:type="dxa"/>
+            <w:tcBorders/>
+          </w:tcPr>
+          <w:p>
+            <w:pPr>
+              <w:pStyle w:val="Normal"/>
+              <w:spacing w:before="0" w:after="160"/>
+              <w:rPr/>
+            </w:pPr>
+            <w:r>
+              <w:rPr>
+                <w:sz w:val="16"/>
+              </w:rPr>
+              <w:t>Non-functional</w:t>
+            </w:r>
+          </w:p>
+        </w:tc>
+        <w:tc>
+          <w:tcPr>
+            <w:tcW w:w="2837" w:type="dxa"/>
+            <w:tcBorders/>
+          </w:tcPr>
+          <w:p>
+            <w:pPr>
+              <w:pStyle w:val="Normal"/>
+              <w:spacing w:before="0" w:after="160"/>
+              <w:rPr/>
+            </w:pPr>
+            <w:r>
+              <w:rPr>
+                <w:sz w:val="16"/>
+              </w:rPr>
+              <w:t>Menu options must be clear for each role.</w:t>
+            </w:r>
+          </w:p>
+        </w:tc>
+      </w:tr>
+      <w:tr>
+        <w:trPr/>
+        <w:tc>
+          <w:tcPr>
+            <w:tcW w:w="2850" w:type="dxa"/>
+            <w:tcBorders/>
+          </w:tcPr>
+          <w:p>
+            <w:pPr>
+              <w:pStyle w:val="Normal"/>
+              <w:spacing w:before="0" w:after="160"/>
+              <w:rPr/>
+            </w:pPr>
+            <w:r>
+              <w:rPr>
+                <w:sz w:val="16"/>
+              </w:rPr>
+              <w:t>NF-06</w:t>
+            </w:r>
+          </w:p>
+        </w:tc>
+        <w:tc>
+          <w:tcPr>
+            <w:tcW w:w="2831" w:type="dxa"/>
+            <w:tcBorders/>
+          </w:tcPr>
+          <w:p>
+            <w:pPr>
+              <w:pStyle w:val="Normal"/>
+              <w:spacing w:before="0" w:after="160"/>
+              <w:rPr/>
+            </w:pPr>
+            <w:r>
+              <w:rPr>
+                <w:sz w:val="16"/>
+              </w:rPr>
+              <w:t>Non-functional</w:t>
+            </w:r>
+          </w:p>
+        </w:tc>
+        <w:tc>
+          <w:tcPr>
+            <w:tcW w:w="2837" w:type="dxa"/>
+            <w:tcBorders/>
+          </w:tcPr>
+          <w:p>
+            <w:pPr>
+              <w:pStyle w:val="Normal"/>
+              <w:spacing w:before="0" w:after="160"/>
+              <w:rPr/>
+            </w:pPr>
+            <w:r>
+              <w:rPr>
+                <w:sz w:val="16"/>
+              </w:rPr>
+              <w:t>The system must handle invalid menu options without crashing.</w:t>
+            </w:r>
+          </w:p>
+        </w:tc>
+      </w:tr>
+      <w:tr>
+        <w:trPr/>
+        <w:tc>
+          <w:tcPr>
+            <w:tcW w:w="2850" w:type="dxa"/>
+            <w:tcBorders/>
+          </w:tcPr>
+          <w:p>
+            <w:pPr>
+              <w:pStyle w:val="Normal"/>
+              <w:spacing w:before="0" w:after="160"/>
+              <w:rPr/>
+            </w:pPr>
+            <w:r>
+              <w:rPr>
+                <w:sz w:val="16"/>
+              </w:rPr>
+              <w:t>NF-07</w:t>
+            </w:r>
+          </w:p>
+        </w:tc>
+        <w:tc>
+          <w:tcPr>
+            <w:tcW w:w="2831" w:type="dxa"/>
+            <w:tcBorders/>
+          </w:tcPr>
+          <w:p>
+            <w:pPr>
+              <w:pStyle w:val="Normal"/>
+              <w:spacing w:before="0" w:after="160"/>
+              <w:rPr/>
+            </w:pPr>
+            <w:r>
+              <w:rPr>
+                <w:sz w:val="16"/>
+              </w:rPr>
+              <w:t>Non-functional</w:t>
+            </w:r>
+          </w:p>
+        </w:tc>
+        <w:tc>
+          <w:tcPr>
+            <w:tcW w:w="2837" w:type="dxa"/>
+            <w:tcBorders/>
+          </w:tcPr>
+          <w:p>
+            <w:pPr>
+              <w:pStyle w:val="Normal"/>
+              <w:spacing w:before="0" w:after="160"/>
+              <w:rPr/>
+            </w:pPr>
+            <w:r>
+              <w:rPr>
+                <w:sz w:val="16"/>
+              </w:rPr>
+              <w:t>The system must handle invalid numeric input without crashing.</w:t>
+            </w:r>
+          </w:p>
+        </w:tc>
+      </w:tr>
+      <w:tr>
+        <w:trPr/>
+        <w:tc>
+          <w:tcPr>
+            <w:tcW w:w="2850" w:type="dxa"/>
+            <w:tcBorders/>
+          </w:tcPr>
+          <w:p>
+            <w:pPr>
+              <w:pStyle w:val="Normal"/>
+              <w:spacing w:before="0" w:after="160"/>
+              <w:rPr/>
+            </w:pPr>
+            <w:r>
+              <w:rPr>
+                <w:sz w:val="16"/>
+              </w:rPr>
+              <w:t>NF-08</w:t>
+            </w:r>
+          </w:p>
+        </w:tc>
+        <w:tc>
+          <w:tcPr>
+            <w:tcW w:w="2831" w:type="dxa"/>
+            <w:tcBorders/>
+          </w:tcPr>
+          <w:p>
+            <w:pPr>
+              <w:pStyle w:val="Normal"/>
+              <w:spacing w:before="0" w:after="160"/>
+              <w:rPr/>
+            </w:pPr>
+            <w:r>
+              <w:rPr>
+                <w:sz w:val="16"/>
+              </w:rPr>
+              <w:t>Non-functional</w:t>
+            </w:r>
+          </w:p>
+        </w:tc>
+        <w:tc>
+          <w:tcPr>
+            <w:tcW w:w="2837" w:type="dxa"/>
+            <w:tcBorders/>
+          </w:tcPr>
+          <w:p>
+            <w:pPr>
+              <w:pStyle w:val="Normal"/>
+              <w:spacing w:before="0" w:after="160"/>
+              <w:rPr/>
+            </w:pPr>
+            <w:r>
+              <w:rPr>
+                <w:sz w:val="16"/>
+              </w:rPr>
+              <w:t>The system must handle missing data files without crashing.</w:t>
+            </w:r>
+          </w:p>
+        </w:tc>
+      </w:tr>
+      <w:tr>
+        <w:trPr/>
+        <w:tc>
+          <w:tcPr>
+            <w:tcW w:w="2850" w:type="dxa"/>
+            <w:tcBorders/>
+          </w:tcPr>
+          <w:p>
+            <w:pPr>
+              <w:pStyle w:val="Normal"/>
+              <w:spacing w:before="0" w:after="160"/>
+              <w:rPr/>
+            </w:pPr>
+            <w:r>
+              <w:rPr>
+                <w:sz w:val="16"/>
+              </w:rPr>
+              <w:t>NF-09</w:t>
+            </w:r>
+          </w:p>
+        </w:tc>
+        <w:tc>
+          <w:tcPr>
+            <w:tcW w:w="2831" w:type="dxa"/>
+            <w:tcBorders/>
+          </w:tcPr>
+          <w:p>
+            <w:pPr>
+              <w:pStyle w:val="Normal"/>
+              <w:spacing w:before="0" w:after="160"/>
+              <w:rPr/>
+            </w:pPr>
+            <w:r>
+              <w:rPr>
+                <w:sz w:val="16"/>
+              </w:rPr>
+              <w:t>Non-functional</w:t>
+            </w:r>
+          </w:p>
+        </w:tc>
+        <w:tc>
+          <w:tcPr>
+            <w:tcW w:w="2837" w:type="dxa"/>
+            <w:tcBorders/>
+          </w:tcPr>
+          <w:p>
+            <w:pPr>
+              <w:pStyle w:val="Normal"/>
+              <w:spacing w:before="0" w:after="160"/>
+              <w:rPr/>
+            </w:pPr>
+            <w:r>
+              <w:rPr>
+                <w:sz w:val="16"/>
+              </w:rPr>
+              <w:t>The code must be organized using packages such as model, service, persistence, and app.</w:t>
+            </w:r>
+          </w:p>
+        </w:tc>
+      </w:tr>
+      <w:tr>
+        <w:trPr/>
+        <w:tc>
+          <w:tcPr>
+            <w:tcW w:w="2850" w:type="dxa"/>
+            <w:tcBorders/>
+          </w:tcPr>
+          <w:p>
+            <w:pPr>
+              <w:pStyle w:val="Normal"/>
+              <w:spacing w:before="0" w:after="160"/>
+              <w:rPr/>
+            </w:pPr>
+            <w:r>
+              <w:rPr>
+                <w:sz w:val="16"/>
+              </w:rPr>
+              <w:t>NF-10</w:t>
+            </w:r>
+          </w:p>
+        </w:tc>
+        <w:tc>
+          <w:tcPr>
+            <w:tcW w:w="2831" w:type="dxa"/>
+            <w:tcBorders/>
+          </w:tcPr>
+          <w:p>
+            <w:pPr>
+              <w:pStyle w:val="Normal"/>
+              <w:spacing w:before="0" w:after="160"/>
+              <w:rPr/>
+            </w:pPr>
+            <w:r>
+              <w:rPr>
+                <w:sz w:val="16"/>
+              </w:rPr>
+              <w:t>Non-functional</w:t>
+            </w:r>
+          </w:p>
+        </w:tc>
+        <w:tc>
+          <w:tcPr>
+            <w:tcW w:w="2837" w:type="dxa"/>
+            <w:tcBorders/>
+          </w:tcPr>
+          <w:p>
+            <w:pPr>
+              <w:pStyle w:val="Normal"/>
+              <w:spacing w:before="0" w:after="160"/>
+              <w:rPr/>
+            </w:pPr>
+            <w:r>
+              <w:rPr>
+                <w:sz w:val="16"/>
+              </w:rPr>
+              <w:t>The system must be tested with unit tests for login, accounts, transactions, and user management.</w:t>
+            </w:r>
+          </w:p>
+        </w:tc>
+      </w:tr>
+      <w:tr>
+        <w:trPr/>
+        <w:tc>
+          <w:tcPr>
+            <w:tcW w:w="2850" w:type="dxa"/>
+            <w:tcBorders/>
+          </w:tcPr>
+          <w:p>
+            <w:pPr>
+              <w:pStyle w:val="Normal"/>
+              <w:spacing w:before="0" w:after="160"/>
+              <w:rPr/>
+            </w:pPr>
+            <w:r>
+              <w:rPr>
+                <w:sz w:val="16"/>
+              </w:rPr>
+              <w:t>NF-11</w:t>
+            </w:r>
+          </w:p>
+        </w:tc>
+        <w:tc>
+          <w:tcPr>
+            <w:tcW w:w="2831" w:type="dxa"/>
+            <w:tcBorders/>
+          </w:tcPr>
+          <w:p>
+            <w:pPr>
+              <w:pStyle w:val="Normal"/>
+              <w:spacing w:before="0" w:after="160"/>
+              <w:rPr/>
+            </w:pPr>
+            <w:r>
+              <w:rPr>
+                <w:sz w:val="16"/>
+              </w:rPr>
+              <w:t>Non-functional</w:t>
+            </w:r>
+          </w:p>
+        </w:tc>
+        <w:tc>
+          <w:tcPr>
+            <w:tcW w:w="2837" w:type="dxa"/>
+            <w:tcBorders/>
+          </w:tcPr>
+          <w:p>
+            <w:pPr>
+              <w:pStyle w:val="Normal"/>
+              <w:spacing w:before="0" w:after="160"/>
+              <w:rPr/>
+            </w:pPr>
+            <w:r>
+              <w:rPr>
+                <w:sz w:val="16"/>
+              </w:rPr>
+              <w:t>The system must be maintainable and easy to extend with new account types.</w:t>
+            </w:r>
+          </w:p>
+        </w:tc>
+      </w:tr>
+      <w:tr>
+        <w:trPr/>
+        <w:tc>
+          <w:tcPr>
+            <w:tcW w:w="2850" w:type="dxa"/>
+            <w:tcBorders/>
+          </w:tcPr>
+          <w:p>
+            <w:pPr>
+              <w:pStyle w:val="Normal"/>
+              <w:spacing w:before="0" w:after="160"/>
+              <w:rPr/>
+            </w:pPr>
+            <w:r>
+              <w:rPr>
+                <w:sz w:val="16"/>
+              </w:rPr>
+              <w:t>NF-12</w:t>
+            </w:r>
+          </w:p>
+        </w:tc>
+        <w:tc>
+          <w:tcPr>
+            <w:tcW w:w="2831" w:type="dxa"/>
+            <w:tcBorders/>
+          </w:tcPr>
+          <w:p>
+            <w:pPr>
+              <w:pStyle w:val="Normal"/>
+              <w:spacing w:before="0" w:after="160"/>
+              <w:rPr/>
+            </w:pPr>
+            <w:r>
+              <w:rPr>
+                <w:sz w:val="16"/>
+              </w:rPr>
+              <w:t>Non-functional</w:t>
+            </w:r>
+          </w:p>
+        </w:tc>
+        <w:tc>
+          <w:tcPr>
+            <w:tcW w:w="2837" w:type="dxa"/>
+            <w:tcBorders/>
+          </w:tcPr>
+          <w:p>
+            <w:pPr>
+              <w:pStyle w:val="Normal"/>
+              <w:spacing w:before="0" w:after="160"/>
+              <w:rPr/>
+            </w:pPr>
+            <w:r>
+              <w:rPr>
+                <w:sz w:val="16"/>
+              </w:rPr>
+              <w:t>The system must be reliable when saving and loading information.</w:t>
+            </w:r>
+          </w:p>
+        </w:tc>
+      </w:tr>
+    </w:tbl>
+    <w:p>
+      <w:pPr>
+        <w:pStyle w:val="Normal"/>
+        <w:rPr/>
+      </w:pPr>
+      <w:r>
+        <w:rPr/>
+      </w:r>
+    </w:p>
+    <w:p>
+      <w:pPr>
+        <w:pStyle w:val="Normal"/>
         <w:rPr>
           <w:sz w:val="26"/>
           <w:szCs w:val="26"/>
         </w:rPr>
-        <w:t>The</w:t>
-      </w:r>
-      <w:r>
-        <w:rPr>
-          <w:b/>
-          <w:bCs/>
-          <w:sz w:val="26"/>
-          <w:szCs w:val="26"/>
-        </w:rPr>
-        <w:t xml:space="preserve"> balance is updated in real time</w:t>
-      </w:r>
+      </w:pPr>
       <w:r>
         <w:rPr>
           <w:sz w:val="26"/>
           <w:szCs w:val="26"/>
         </w:rPr>
-        <w:t>.</w:t>
       </w:r>
     </w:p>
     <w:p>
       <w:pPr>
-        <w:pStyle w:val="Prrafodelista"/>
-        <w:numPr>
-          <w:ilvl w:val="0"/>
-          <w:numId w:val="1"/>
-        </w:numPr>
-        <w:rPr>
-          <w:sz w:val="26"/>
-          <w:szCs w:val="26"/>
-        </w:rPr>
-      </w:pPr>
-      <w:r>
-        <w:rPr>
-          <w:sz w:val="26"/>
-          <w:szCs w:val="26"/>
-        </w:rPr>
-        <w:t xml:space="preserve">There are </w:t>
-      </w:r>
-      <w:r>
-        <w:rPr>
-          <w:b/>
-          <w:bCs/>
-          <w:sz w:val="26"/>
-          <w:szCs w:val="26"/>
-        </w:rPr>
-        <w:t>different types of users.</w:t>
+        <w:pStyle w:val="Heading2"/>
+        <w:rPr/>
+      </w:pPr>
+      <w:r>
+        <w:rPr/>
       </w:r>
     </w:p>
     <w:p>
       <w:pPr>
-        <w:pStyle w:val="Prrafodelista"/>
-        <w:numPr>
-          <w:ilvl w:val="0"/>
-          <w:numId w:val="1"/>
-        </w:numPr>
-        <w:rPr>
-          <w:sz w:val="26"/>
-          <w:szCs w:val="26"/>
-        </w:rPr>
-      </w:pPr>
-      <w:r>
-        <w:rPr>
-          <w:b/>
-          <w:bCs/>
-          <w:sz w:val="26"/>
-          <w:szCs w:val="26"/>
-        </w:rPr>
-        <w:t xml:space="preserve">Employe has special permission. </w:t>
+        <w:pStyle w:val="Heading2"/>
+        <w:rPr/>
+      </w:pPr>
+      <w:r>
+        <w:rPr/>
       </w:r>
     </w:p>
     <w:p>
       <w:pPr>
-        <w:rPr>
-          <w:sz w:val="26"/>
-          <w:szCs w:val="26"/>
-        </w:rPr>
-      </w:pPr>
+        <w:pStyle w:val="Heading2"/>
+        <w:rPr/>
+      </w:pPr>
+      <w:r>
+        <w:rPr/>
+      </w:r>
     </w:p>
     <w:p>
       <w:pPr>
-        <w:rPr>
-          <w:sz w:val="26"/>
-          <w:szCs w:val="26"/>
-        </w:rPr>
-      </w:pPr>
+        <w:pStyle w:val="Normal"/>
+        <w:rPr/>
+      </w:pPr>
+      <w:r>
+        <w:rPr/>
+      </w:r>
     </w:p>
     <w:p>
       <w:pPr>
-        <w:ind w:left="720"/>
-      </w:pPr>
-    </w:p>
-    <w:p/>
-    <w:p/>
-    <w:p/>
-    <w:p/>
-    <w:p/>
-    <w:p/>
-    <w:p>
-      <w:pPr>
-        <w:rPr>
-          <w:rFonts w:asciiTheme="majorHAnsi" w:eastAsiaTheme="majorEastAsia" w:hAnsiTheme="majorHAnsi" w:cstheme="majorBidi"/>
-          <w:color w:val="0F4761" w:themeColor="accent1" w:themeShade="BF"/>
-        </w:rPr>
-      </w:pPr>
-    </w:p>
-    <w:tbl>
-      <w:tblPr>
-        <w:tblW w:w="8440" w:type="dxa"/>
-        <w:tblInd w:w="67" w:type="dxa"/>
-        <w:tblLayout w:type="fixed"/>
-        <w:tblCellMar>
-          <w:top w:w="55" w:type="dxa"/>
-          <w:left w:w="55" w:type="dxa"/>
-          <w:bottom w:w="55" w:type="dxa"/>
-          <w:right w:w="55" w:type="dxa"/>
-        </w:tblCellMar>
-        <w:tblLook w:val="04A0" w:firstRow="1" w:lastRow="0" w:firstColumn="1" w:lastColumn="0" w:noHBand="0" w:noVBand="1"/>
-      </w:tblPr>
-      <w:tblGrid>
-        <w:gridCol w:w="2773"/>
-        <w:gridCol w:w="2827"/>
-        <w:gridCol w:w="2840"/>
-      </w:tblGrid>
-      <w:tr>
-        <w:tc>
-          <w:tcPr>
-            <w:tcW w:w="8440" w:type="dxa"/>
-            <w:gridSpan w:val="3"/>
-            <w:tcBorders>
-              <w:top w:val="single" w:sz="4" w:space="0" w:color="000000"/>
-              <w:left w:val="single" w:sz="4" w:space="0" w:color="000000"/>
-              <w:bottom w:val="single" w:sz="4" w:space="0" w:color="000000"/>
-              <w:right w:val="single" w:sz="4" w:space="0" w:color="000000"/>
-            </w:tcBorders>
-          </w:tcPr>
-          <w:p>
-            <w:pPr>
-              <w:pStyle w:val="Contenidodelatabla"/>
-              <w:jc w:val="center"/>
-            </w:pPr>
-            <w:r>
-              <w:t>REQUERIMENTS</w:t>
-            </w:r>
-          </w:p>
-        </w:tc>
-      </w:tr>
-      <w:tr>
-        <w:tc>
-          <w:tcPr>
-            <w:tcW w:w="2773" w:type="dxa"/>
-            <w:tcBorders>
-              <w:left w:val="single" w:sz="4" w:space="0" w:color="000000"/>
-              <w:bottom w:val="single" w:sz="4" w:space="0" w:color="000000"/>
-            </w:tcBorders>
-          </w:tcPr>
-          <w:p>
-            <w:pPr>
-              <w:pStyle w:val="Contenidodelatabla"/>
-            </w:pPr>
-            <w:r>
-              <w:t>SYSTEM</w:t>
-            </w:r>
-          </w:p>
-        </w:tc>
-        <w:tc>
-          <w:tcPr>
-            <w:tcW w:w="2827" w:type="dxa"/>
-            <w:tcBorders>
-              <w:left w:val="single" w:sz="4" w:space="0" w:color="000000"/>
-              <w:bottom w:val="single" w:sz="4" w:space="0" w:color="000000"/>
-            </w:tcBorders>
-          </w:tcPr>
-          <w:p>
-            <w:pPr>
-              <w:pStyle w:val="Contenidodelatabla"/>
-            </w:pPr>
-            <w:r>
-              <w:t>FUNCTIONAL</w:t>
-            </w:r>
-          </w:p>
-        </w:tc>
-        <w:tc>
-          <w:tcPr>
-            <w:tcW w:w="2840" w:type="dxa"/>
-            <w:tcBorders>
-              <w:left w:val="single" w:sz="4" w:space="0" w:color="000000"/>
-              <w:bottom w:val="single" w:sz="4" w:space="0" w:color="000000"/>
-              <w:right w:val="single" w:sz="4" w:space="0" w:color="000000"/>
-            </w:tcBorders>
-          </w:tcPr>
-          <w:p>
-            <w:pPr>
-              <w:pStyle w:val="Contenidodelatabla"/>
-            </w:pPr>
-            <w:r>
-              <w:t>NON-FUNCTIONAL</w:t>
-            </w:r>
-          </w:p>
-        </w:tc>
-      </w:tr>
-      <w:tr>
-        <w:tc>
-          <w:tcPr>
-            <w:tcW w:w="2773" w:type="dxa"/>
-            <w:tcBorders>
-              <w:left w:val="single" w:sz="4" w:space="0" w:color="000000"/>
-              <w:bottom w:val="single" w:sz="4" w:space="0" w:color="000000"/>
-            </w:tcBorders>
-          </w:tcPr>
-          <w:p>
-            <w:pPr>
-              <w:pStyle w:val="Contenidodelatabla"/>
-            </w:pPr>
-            <w:r>
-              <w:t>- Update balance in real time</w:t>
-            </w:r>
-          </w:p>
-        </w:tc>
-        <w:tc>
-          <w:tcPr>
-            <w:tcW w:w="2827" w:type="dxa"/>
-            <w:tcBorders>
-              <w:left w:val="single" w:sz="4" w:space="0" w:color="000000"/>
-              <w:bottom w:val="single" w:sz="4" w:space="0" w:color="000000"/>
-            </w:tcBorders>
-          </w:tcPr>
-          <w:p>
-            <w:pPr>
-              <w:pStyle w:val="Contenidodelatabla"/>
-            </w:pPr>
-            <w:r>
-              <w:t>- Sign up</w:t>
-            </w:r>
-          </w:p>
-        </w:tc>
-        <w:tc>
-          <w:tcPr>
-            <w:tcW w:w="2840" w:type="dxa"/>
-            <w:tcBorders>
-              <w:left w:val="single" w:sz="4" w:space="0" w:color="000000"/>
-              <w:bottom w:val="single" w:sz="4" w:space="0" w:color="000000"/>
-              <w:right w:val="single" w:sz="4" w:space="0" w:color="000000"/>
-            </w:tcBorders>
-          </w:tcPr>
-          <w:p>
-            <w:pPr>
-              <w:pStyle w:val="Contenidodelatabla"/>
-            </w:pPr>
-            <w:r>
-              <w:t>- Hashing password</w:t>
-            </w:r>
-          </w:p>
-        </w:tc>
-      </w:tr>
-      <w:tr>
-        <w:tc>
-          <w:tcPr>
-            <w:tcW w:w="2773" w:type="dxa"/>
-            <w:tcBorders>
-              <w:left w:val="single" w:sz="4" w:space="0" w:color="000000"/>
-              <w:bottom w:val="single" w:sz="4" w:space="0" w:color="000000"/>
-            </w:tcBorders>
-          </w:tcPr>
-          <w:p>
-            <w:pPr>
-              <w:pStyle w:val="Contenidodelatabla"/>
-            </w:pPr>
-            <w:r>
-              <w:t xml:space="preserve">- </w:t>
-            </w:r>
-            <w:r>
-              <w:t>Different</w:t>
-            </w:r>
-            <w:r>
-              <w:t xml:space="preserve"> types of users</w:t>
-            </w:r>
-          </w:p>
-        </w:tc>
-        <w:tc>
-          <w:tcPr>
-            <w:tcW w:w="2827" w:type="dxa"/>
-            <w:tcBorders>
-              <w:left w:val="single" w:sz="4" w:space="0" w:color="000000"/>
-              <w:bottom w:val="single" w:sz="4" w:space="0" w:color="000000"/>
-            </w:tcBorders>
-          </w:tcPr>
-          <w:p>
-            <w:pPr>
-              <w:pStyle w:val="Contenidodelatabla"/>
-            </w:pPr>
-            <w:r>
-              <w:t>- Login</w:t>
-            </w:r>
-          </w:p>
-        </w:tc>
-        <w:tc>
-          <w:tcPr>
-            <w:tcW w:w="2840" w:type="dxa"/>
-            <w:tcBorders>
-              <w:left w:val="single" w:sz="4" w:space="0" w:color="000000"/>
-              <w:bottom w:val="single" w:sz="4" w:space="0" w:color="000000"/>
-              <w:right w:val="single" w:sz="4" w:space="0" w:color="000000"/>
-            </w:tcBorders>
-          </w:tcPr>
-          <w:p>
-            <w:pPr>
-              <w:pStyle w:val="Contenidodelatabla"/>
-            </w:pPr>
-            <w:r>
-              <w:t>- Significant changes must be recorded (day and hour)</w:t>
-            </w:r>
-          </w:p>
-        </w:tc>
-      </w:tr>
-      <w:tr>
-        <w:tc>
-          <w:tcPr>
-            <w:tcW w:w="2773" w:type="dxa"/>
-            <w:tcBorders>
-              <w:left w:val="single" w:sz="4" w:space="0" w:color="000000"/>
-              <w:bottom w:val="single" w:sz="4" w:space="0" w:color="000000"/>
-            </w:tcBorders>
-          </w:tcPr>
-          <w:p>
-            <w:pPr>
-              <w:pStyle w:val="Contenidodelatabla"/>
-            </w:pPr>
-            <w:r>
-              <w:t>- The admin have special permissions</w:t>
-            </w:r>
-          </w:p>
-        </w:tc>
-        <w:tc>
-          <w:tcPr>
-            <w:tcW w:w="2827" w:type="dxa"/>
-            <w:tcBorders>
-              <w:left w:val="single" w:sz="4" w:space="0" w:color="000000"/>
-              <w:bottom w:val="single" w:sz="4" w:space="0" w:color="000000"/>
-            </w:tcBorders>
-          </w:tcPr>
-          <w:p>
-            <w:pPr>
-              <w:pStyle w:val="Contenidodelatabla"/>
-            </w:pPr>
-            <w:r>
-              <w:t>- Customers can view their recent transactions</w:t>
-            </w:r>
-          </w:p>
-        </w:tc>
-        <w:tc>
-          <w:tcPr>
-            <w:tcW w:w="2840" w:type="dxa"/>
-            <w:tcBorders>
-              <w:left w:val="single" w:sz="4" w:space="0" w:color="000000"/>
-              <w:bottom w:val="single" w:sz="4" w:space="0" w:color="000000"/>
-              <w:right w:val="single" w:sz="4" w:space="0" w:color="000000"/>
-            </w:tcBorders>
-          </w:tcPr>
-          <w:p>
-            <w:pPr>
-              <w:pStyle w:val="Contenidodelatabla"/>
-            </w:pPr>
-            <w:r>
-              <w:t>- Must be able to handle multiple clients at the same time</w:t>
-            </w:r>
-          </w:p>
-        </w:tc>
-      </w:tr>
-      <w:tr>
-        <w:tc>
-          <w:tcPr>
-            <w:tcW w:w="2773" w:type="dxa"/>
-            <w:tcBorders>
-              <w:left w:val="single" w:sz="4" w:space="0" w:color="000000"/>
-              <w:bottom w:val="single" w:sz="4" w:space="0" w:color="000000"/>
-            </w:tcBorders>
-          </w:tcPr>
-          <w:p>
-            <w:pPr>
-              <w:pStyle w:val="Contenidodelatabla"/>
-            </w:pPr>
-          </w:p>
-        </w:tc>
-        <w:tc>
-          <w:tcPr>
-            <w:tcW w:w="2827" w:type="dxa"/>
-            <w:tcBorders>
-              <w:left w:val="single" w:sz="4" w:space="0" w:color="000000"/>
-              <w:bottom w:val="single" w:sz="4" w:space="0" w:color="000000"/>
-            </w:tcBorders>
-          </w:tcPr>
-          <w:p>
-            <w:pPr>
-              <w:pStyle w:val="Contenidodelatabla"/>
-            </w:pPr>
-            <w:r>
-              <w:t>- If a customer enters the wrong password 3 times in a row ,the account must be marked as blocked</w:t>
-            </w:r>
-          </w:p>
-        </w:tc>
-        <w:tc>
-          <w:tcPr>
-            <w:tcW w:w="2840" w:type="dxa"/>
-            <w:tcBorders>
-              <w:left w:val="single" w:sz="4" w:space="0" w:color="000000"/>
-              <w:bottom w:val="single" w:sz="4" w:space="0" w:color="000000"/>
-              <w:right w:val="single" w:sz="4" w:space="0" w:color="000000"/>
-            </w:tcBorders>
-          </w:tcPr>
-          <w:p>
-            <w:pPr>
-              <w:pStyle w:val="Contenidodelatabla"/>
-            </w:pPr>
-          </w:p>
-        </w:tc>
-      </w:tr>
-      <w:tr>
-        <w:tc>
-          <w:tcPr>
-            <w:tcW w:w="2773" w:type="dxa"/>
-            <w:tcBorders>
-              <w:left w:val="single" w:sz="4" w:space="0" w:color="000000"/>
-              <w:bottom w:val="single" w:sz="4" w:space="0" w:color="000000"/>
-            </w:tcBorders>
-          </w:tcPr>
-          <w:p>
-            <w:pPr>
-              <w:pStyle w:val="Contenidodelatabla"/>
-            </w:pPr>
-          </w:p>
-        </w:tc>
-        <w:tc>
-          <w:tcPr>
-            <w:tcW w:w="2827" w:type="dxa"/>
-            <w:tcBorders>
-              <w:left w:val="single" w:sz="4" w:space="0" w:color="000000"/>
-              <w:bottom w:val="single" w:sz="4" w:space="0" w:color="000000"/>
-            </w:tcBorders>
-          </w:tcPr>
-          <w:p>
-            <w:pPr>
-              <w:pStyle w:val="Contenidodelatabla"/>
-            </w:pPr>
-            <w:r>
-              <w:t xml:space="preserve">- The admin can </w:t>
-            </w:r>
-            <w:r>
-              <w:t>lock, unlock</w:t>
-            </w:r>
-            <w:r>
-              <w:t xml:space="preserve"> </w:t>
-            </w:r>
-            <w:r>
-              <w:t xml:space="preserve"> </w:t>
-            </w:r>
-            <w:r>
-              <w:t>accounts</w:t>
-            </w:r>
-          </w:p>
-        </w:tc>
-        <w:tc>
-          <w:tcPr>
-            <w:tcW w:w="2840" w:type="dxa"/>
-            <w:tcBorders>
-              <w:left w:val="single" w:sz="4" w:space="0" w:color="000000"/>
-              <w:bottom w:val="single" w:sz="4" w:space="0" w:color="000000"/>
-              <w:right w:val="single" w:sz="4" w:space="0" w:color="000000"/>
-            </w:tcBorders>
-          </w:tcPr>
-          <w:p>
-            <w:pPr>
-              <w:pStyle w:val="Contenidodelatabla"/>
-            </w:pPr>
-          </w:p>
-        </w:tc>
-      </w:tr>
-      <w:tr>
-        <w:tc>
-          <w:tcPr>
-            <w:tcW w:w="2773" w:type="dxa"/>
-            <w:tcBorders>
-              <w:left w:val="single" w:sz="4" w:space="0" w:color="000000"/>
-              <w:bottom w:val="single" w:sz="4" w:space="0" w:color="000000"/>
-            </w:tcBorders>
-          </w:tcPr>
-          <w:p>
-            <w:pPr>
-              <w:pStyle w:val="Contenidodelatabla"/>
-            </w:pPr>
-          </w:p>
-        </w:tc>
-        <w:tc>
-          <w:tcPr>
-            <w:tcW w:w="2827" w:type="dxa"/>
-            <w:tcBorders>
-              <w:left w:val="single" w:sz="4" w:space="0" w:color="000000"/>
-              <w:bottom w:val="single" w:sz="4" w:space="0" w:color="000000"/>
-            </w:tcBorders>
-          </w:tcPr>
-          <w:p>
-            <w:pPr>
-              <w:pStyle w:val="Contenidodelatabla"/>
-            </w:pPr>
-            <w:r>
-              <w:t>- Customers can deposit / withdraw money</w:t>
-            </w:r>
-          </w:p>
-        </w:tc>
-        <w:tc>
-          <w:tcPr>
-            <w:tcW w:w="2840" w:type="dxa"/>
-            <w:tcBorders>
-              <w:left w:val="single" w:sz="4" w:space="0" w:color="000000"/>
-              <w:bottom w:val="single" w:sz="4" w:space="0" w:color="000000"/>
-              <w:right w:val="single" w:sz="4" w:space="0" w:color="000000"/>
-            </w:tcBorders>
-          </w:tcPr>
-          <w:p>
-            <w:pPr>
-              <w:pStyle w:val="Contenidodelatabla"/>
-            </w:pPr>
-          </w:p>
-        </w:tc>
-      </w:tr>
-      <w:tr>
-        <w:tc>
-          <w:tcPr>
-            <w:tcW w:w="2773" w:type="dxa"/>
-            <w:tcBorders>
-              <w:left w:val="single" w:sz="4" w:space="0" w:color="000000"/>
-              <w:bottom w:val="single" w:sz="4" w:space="0" w:color="000000"/>
-            </w:tcBorders>
-          </w:tcPr>
-          <w:p>
-            <w:pPr>
-              <w:pStyle w:val="Contenidodelatabla"/>
-            </w:pPr>
-          </w:p>
-        </w:tc>
-        <w:tc>
-          <w:tcPr>
-            <w:tcW w:w="2827" w:type="dxa"/>
-            <w:tcBorders>
-              <w:left w:val="single" w:sz="4" w:space="0" w:color="000000"/>
-              <w:bottom w:val="single" w:sz="4" w:space="0" w:color="000000"/>
-            </w:tcBorders>
-          </w:tcPr>
-          <w:p>
-            <w:pPr>
-              <w:pStyle w:val="Contenidodelatabla"/>
-            </w:pPr>
-            <w:r>
-              <w:t>- Users can apply for a loan, which will be approved or denied by the employee</w:t>
-            </w:r>
-          </w:p>
-        </w:tc>
-        <w:tc>
-          <w:tcPr>
-            <w:tcW w:w="2840" w:type="dxa"/>
-            <w:tcBorders>
-              <w:left w:val="single" w:sz="4" w:space="0" w:color="000000"/>
-              <w:bottom w:val="single" w:sz="4" w:space="0" w:color="000000"/>
-              <w:right w:val="single" w:sz="4" w:space="0" w:color="000000"/>
-            </w:tcBorders>
-          </w:tcPr>
-          <w:p>
-            <w:pPr>
-              <w:pStyle w:val="Contenidodelatabla"/>
-            </w:pPr>
-          </w:p>
-        </w:tc>
-      </w:tr>
-      <w:tr>
-        <w:tc>
-          <w:tcPr>
-            <w:tcW w:w="2773" w:type="dxa"/>
-            <w:tcBorders>
-              <w:left w:val="single" w:sz="4" w:space="0" w:color="000000"/>
-              <w:bottom w:val="single" w:sz="4" w:space="0" w:color="000000"/>
-            </w:tcBorders>
-          </w:tcPr>
-          <w:p>
-            <w:pPr>
-              <w:pStyle w:val="Contenidodelatabla"/>
-            </w:pPr>
-          </w:p>
-        </w:tc>
-        <w:tc>
-          <w:tcPr>
-            <w:tcW w:w="2827" w:type="dxa"/>
-            <w:tcBorders>
-              <w:left w:val="single" w:sz="4" w:space="0" w:color="000000"/>
-              <w:bottom w:val="single" w:sz="4" w:space="0" w:color="000000"/>
-            </w:tcBorders>
-          </w:tcPr>
-          <w:p>
-            <w:pPr>
-              <w:pStyle w:val="Contenidodelatabla"/>
-            </w:pPr>
-            <w:r>
-              <w:t>- Users can make a transfer</w:t>
-            </w:r>
-          </w:p>
-        </w:tc>
-        <w:tc>
-          <w:tcPr>
-            <w:tcW w:w="2840" w:type="dxa"/>
-            <w:tcBorders>
-              <w:left w:val="single" w:sz="4" w:space="0" w:color="000000"/>
-              <w:bottom w:val="single" w:sz="4" w:space="0" w:color="000000"/>
-              <w:right w:val="single" w:sz="4" w:space="0" w:color="000000"/>
-            </w:tcBorders>
-          </w:tcPr>
-          <w:p>
-            <w:pPr>
-              <w:pStyle w:val="Contenidodelatabla"/>
-            </w:pPr>
-          </w:p>
-        </w:tc>
-      </w:tr>
-    </w:tbl>
-    <w:p/>
-    <w:p>
-      <w:pPr>
-        <w:pStyle w:val="Ttulo2"/>
-      </w:pPr>
+        <w:pStyle w:val="Normal"/>
+        <w:rPr/>
+      </w:pPr>
+      <w:r>
+        <w:rPr/>
+      </w:r>
     </w:p>
     <w:p>
       <w:pPr>
-        <w:pStyle w:val="Ttulo2"/>
-      </w:pPr>
+        <w:pStyle w:val="Normal"/>
+        <w:rPr/>
+      </w:pPr>
+      <w:r>
+        <w:rPr/>
+      </w:r>
     </w:p>
     <w:p>
       <w:pPr>
-        <w:pStyle w:val="Ttulo2"/>
-      </w:pPr>
-    </w:p>
-    <w:p/>
-    <w:p/>
-    <w:p/>
-    <w:p/>
-    <w:p>
-      <w:pPr>
-        <w:pStyle w:val="Ttulo2"/>
-      </w:pPr>
-      <w:r>
-        <w:t>3.- Use case diagram</w:t>
+        <w:pStyle w:val="Normal"/>
+        <w:rPr/>
+      </w:pPr>
+      <w:r>
+        <w:rPr/>
       </w:r>
     </w:p>
     <w:p>
       <w:pPr>
-        <w:jc w:val="center"/>
-      </w:pPr>
+        <w:pStyle w:val="Heading2"/>
+        <w:rPr/>
+      </w:pPr>
+      <w:r>
+        <w:rPr/>
+        <w:t>3.- Use case diagram</w:t>
+      </w:r>
     </w:p>
     <w:p>
       <w:pPr>
+        <w:pStyle w:val="Normal"/>
         <w:jc w:val="center"/>
-      </w:pPr>
+        <w:rPr/>
+      </w:pPr>
+      <w:r>
+        <w:rPr/>
+      </w:r>
     </w:p>
     <w:p>
       <w:pPr>
+        <w:pStyle w:val="Normal"/>
         <w:jc w:val="center"/>
-      </w:pPr>
-      <w:r>
-        <w:rPr>
-          <w:noProof/>
-        </w:rPr>
+        <w:rPr/>
+      </w:pPr>
+      <w:r>
+        <w:rPr/>
+      </w:r>
+    </w:p>
+    <w:p>
+      <w:pPr>
+        <w:pStyle w:val="Normal"/>
+        <w:jc w:val="center"/>
+        <w:rPr/>
+      </w:pPr>
+      <w:r>
+        <w:rPr/>
         <w:drawing>
-          <wp:inline distT="0" distB="0" distL="0" distR="0" wp14:anchorId="1618BF55" wp14:editId="2504AE26">
+          <wp:inline distT="0" distB="0" distL="0" distR="0">
             <wp:extent cx="5394960" cy="4484370"/>
             <wp:effectExtent l="0" t="0" r="0" b="0"/>
-            <wp:docPr id="1587348578" name="Imagen 2"/>
+            <wp:docPr id="4" name="Imagen 2"/>
             <wp:cNvGraphicFramePr>
               <a:graphicFrameLocks xmlns:a="http://schemas.openxmlformats.org/drawingml/2006/main" noChangeAspect="1"/>
             </wp:cNvGraphicFramePr>
@@ -2069,20 +6127,13 @@
               <a:graphicData uri="http://schemas.openxmlformats.org/drawingml/2006/picture">
                 <pic:pic xmlns:pic="http://schemas.openxmlformats.org/drawingml/2006/picture">
                   <pic:nvPicPr>
-                    <pic:cNvPr id="0" name="Picture 2"/>
+                    <pic:cNvPr id="4" name="Imagen 2"/>
                     <pic:cNvPicPr>
                       <a:picLocks noChangeAspect="1" noChangeArrowheads="1"/>
                     </pic:cNvPicPr>
                   </pic:nvPicPr>
                   <pic:blipFill>
-                    <a:blip r:embed="rId7">
-                      <a:extLst>
-                        <a:ext uri="{28A0092B-C50C-407E-A947-70E740481C1C}">
-                          <a14:useLocalDpi xmlns:a14="http://schemas.microsoft.com/office/drawing/2010/main" val="0"/>
-                        </a:ext>
-                      </a:extLst>
-                    </a:blip>
-                    <a:srcRect/>
+                    <a:blip r:embed="rId2"/>
                     <a:stretch>
                       <a:fillRect/>
                     </a:stretch>
@@ -2096,9 +6147,6 @@
                       <a:avLst/>
                     </a:prstGeom>
                     <a:noFill/>
-                    <a:ln>
-                      <a:noFill/>
-                    </a:ln>
                   </pic:spPr>
                 </pic:pic>
               </a:graphicData>
@@ -2107,26 +6155,37 @@
         </w:drawing>
       </w:r>
     </w:p>
-    <w:p/>
     <w:p>
       <w:pPr>
-        <w:pStyle w:val="Ttulo2"/>
-      </w:pPr>
-      <w:r>
-        <w:lastRenderedPageBreak/>
-        <w:t>4.- Class diagram</w:t>
+        <w:pStyle w:val="Normal"/>
+        <w:rPr/>
+      </w:pPr>
+      <w:r>
+        <w:rPr/>
       </w:r>
     </w:p>
     <w:p>
-      <w:r>
-        <w:rPr>
-          <w:noProof/>
-        </w:rPr>
+      <w:pPr>
+        <w:pStyle w:val="Heading2"/>
+        <w:rPr/>
+      </w:pPr>
+      <w:r>
+        <w:rPr/>
+        <w:t>4.- Class diagram</w:t>
+      </w:r>
+    </w:p>
+    <w:p>
+      <w:pPr>
+        <w:pStyle w:val="Normal"/>
+        <w:rPr/>
+      </w:pPr>
+      <w:r>
+        <w:rPr/>
         <w:drawing>
-          <wp:inline distT="0" distB="0" distL="0" distR="0" wp14:anchorId="256EEA04" wp14:editId="058D4C50">
+          <wp:inline distT="0" distB="0" distL="0" distR="0">
             <wp:extent cx="5391150" cy="5048885"/>
             <wp:effectExtent l="0" t="0" r="0" b="0"/>
-            <wp:docPr id="82568476" name="Imagen 1"/>
+            <wp:docPr id="5" name="Imagen 1"/>
             <wp:cNvGraphicFramePr>
               <a:graphicFrameLocks xmlns:a="http://schemas.openxmlformats.org/drawingml/2006/main" noChangeAspect="1"/>
             </wp:cNvGraphicFramePr>
@@ -2134,20 +6193,13 @@
               <a:graphicData uri="http://schemas.openxmlformats.org/drawingml/2006/picture">
                 <pic:pic xmlns:pic="http://schemas.openxmlformats.org/drawingml/2006/picture">
                   <pic:nvPicPr>
-                    <pic:cNvPr id="0" name="Picture 1"/>
+                    <pic:cNvPr id="5" name="Imagen 1"/>
                     <pic:cNvPicPr>
                       <a:picLocks noChangeAspect="1" noChangeArrowheads="1"/>
                     </pic:cNvPicPr>
                   </pic:nvPicPr>
                   <pic:blipFill>
-                    <a:blip r:embed="rId8" cstate="print">
-                      <a:extLst>
-                        <a:ext uri="{28A0092B-C50C-407E-A947-70E740481C1C}">
-                          <a14:useLocalDpi xmlns:a14="http://schemas.microsoft.com/office/drawing/2010/main" val="0"/>
-                        </a:ext>
-                      </a:extLst>
-                    </a:blip>
-                    <a:srcRect/>
+                    <a:blip r:embed="rId3"/>
                     <a:stretch>
                       <a:fillRect/>
                     </a:stretch>
@@ -2161,9 +6213,6 @@
                       <a:avLst/>
                     </a:prstGeom>
                     <a:noFill/>
-                    <a:ln>
-                      <a:noFill/>
-                    </a:ln>
                   </pic:spPr>
                 </pic:pic>
               </a:graphicData>
@@ -2174,23 +6223,26 @@
     </w:p>
     <w:p>
       <w:pPr>
-        <w:pStyle w:val="Ttulo2"/>
-      </w:pPr>
-      <w:r>
-        <w:lastRenderedPageBreak/>
+        <w:pStyle w:val="Heading2"/>
+        <w:rPr/>
+      </w:pPr>
+      <w:r>
+        <w:rPr/>
         <w:t>5.- Screen / UI Design</w:t>
       </w:r>
     </w:p>
     <w:p>
-      <w:r>
-        <w:rPr>
-          <w:noProof/>
-        </w:rPr>
+      <w:pPr>
+        <w:pStyle w:val="Normal"/>
+        <w:rPr/>
+      </w:pPr>
+      <w:r>
+        <w:rPr/>
         <w:drawing>
-          <wp:inline distT="0" distB="0" distL="0" distR="0" wp14:anchorId="22032273" wp14:editId="6D4D64AD">
+          <wp:inline distT="0" distB="0" distL="0" distR="0">
             <wp:extent cx="5124450" cy="4486275"/>
             <wp:effectExtent l="0" t="0" r="0" b="0"/>
-            <wp:docPr id="10" name="Imagen 11"/>
+            <wp:docPr id="6" name="Imagen 11"/>
             <wp:cNvGraphicFramePr>
               <a:graphicFrameLocks xmlns:a="http://schemas.openxmlformats.org/drawingml/2006/main" noChangeAspect="1"/>
             </wp:cNvGraphicFramePr>
@@ -2198,13 +6250,13 @@
               <a:graphicData uri="http://schemas.openxmlformats.org/drawingml/2006/picture">
                 <pic:pic xmlns:pic="http://schemas.openxmlformats.org/drawingml/2006/picture">
                   <pic:nvPicPr>
-                    <pic:cNvPr id="10" name="Imagen 11"/>
+                    <pic:cNvPr id="6" name="Imagen 11"/>
                     <pic:cNvPicPr>
                       <a:picLocks noChangeAspect="1" noChangeArrowheads="1"/>
                     </pic:cNvPicPr>
                   </pic:nvPicPr>
                   <pic:blipFill>
-                    <a:blip r:embed="rId9"/>
+                    <a:blip r:embed="rId4"/>
                     <a:stretch>
                       <a:fillRect/>
                     </a:stretch>
@@ -2228,153 +6280,1102 @@
     </w:p>
     <w:p>
       <w:pPr>
-        <w:pStyle w:val="Ttulo2"/>
-      </w:pPr>
-      <w:r>
+        <w:pStyle w:val="Heading2"/>
+        <w:rPr/>
+      </w:pPr>
+      <w:r>
+        <w:rPr/>
         <w:t>6.- Expected Milestone Schedule</w:t>
       </w:r>
     </w:p>
-    <w:p/>
+    <w:p>
+      <w:pPr>
+        <w:pStyle w:val="Normal"/>
+        <w:rPr/>
+      </w:pPr>
+      <w:r>
+        <w:rPr/>
+        <w:t>The project will be completed in the following milestones. Each milestone includes the main tasks, the expected result, and the responsible team work area.</w:t>
+      </w:r>
+    </w:p>
+    <w:tbl>
+      <w:tblPr>
+        <w:tblW w:w="8505" w:type="dxa"/>
+        <w:jc w:val="center"/>
+        <w:tblInd w:w="0" w:type="dxa"/>
+        <w:tblLayout w:type="fixed"/>
+        <w:tblCellMar>
+          <w:top w:w="0" w:type="dxa"/>
+          <w:left w:w="108" w:type="dxa"/>
+          <w:bottom w:w="0" w:type="dxa"/>
+          <w:right w:w="108" w:type="dxa"/>
+        </w:tblCellMar>
+        <w:tblLook w:firstRow="1" w:noVBand="1" w:lastRow="0" w:firstColumn="1" w:lastColumn="0" w:noHBand="0" w:val="04a0"/>
+      </w:tblPr>
+      <w:tblGrid>
+        <w:gridCol w:w="2126"/>
+        <w:gridCol w:w="2126"/>
+        <w:gridCol w:w="2126"/>
+        <w:gridCol w:w="2127"/>
+      </w:tblGrid>
+      <w:tr>
+        <w:trPr/>
+        <w:tc>
+          <w:tcPr>
+            <w:tcW w:w="2126" w:type="dxa"/>
+            <w:tcBorders/>
+          </w:tcPr>
+          <w:p>
+            <w:pPr>
+              <w:pStyle w:val="Normal"/>
+              <w:spacing w:before="0" w:after="160"/>
+              <w:rPr/>
+            </w:pPr>
+            <w:r>
+              <w:rPr>
+                <w:b/>
+                <w:sz w:val="16"/>
+              </w:rPr>
+              <w:t>Milestone</w:t>
+            </w:r>
+          </w:p>
+        </w:tc>
+        <w:tc>
+          <w:tcPr>
+            <w:tcW w:w="2126" w:type="dxa"/>
+            <w:tcBorders/>
+          </w:tcPr>
+          <w:p>
+            <w:pPr>
+              <w:pStyle w:val="Normal"/>
+              <w:spacing w:before="0" w:after="160"/>
+              <w:rPr/>
+            </w:pPr>
+            <w:r>
+              <w:rPr>
+                <w:b/>
+                <w:sz w:val="16"/>
+              </w:rPr>
+              <w:t>Phase</w:t>
+            </w:r>
+          </w:p>
+        </w:tc>
+        <w:tc>
+          <w:tcPr>
+            <w:tcW w:w="2126" w:type="dxa"/>
+            <w:tcBorders/>
+          </w:tcPr>
+          <w:p>
+            <w:pPr>
+              <w:pStyle w:val="Normal"/>
+              <w:spacing w:before="0" w:after="160"/>
+              <w:rPr/>
+            </w:pPr>
+            <w:r>
+              <w:rPr>
+                <w:b/>
+                <w:sz w:val="16"/>
+              </w:rPr>
+              <w:t>Main tasks</w:t>
+            </w:r>
+          </w:p>
+        </w:tc>
+        <w:tc>
+          <w:tcPr>
+            <w:tcW w:w="2127" w:type="dxa"/>
+            <w:tcBorders/>
+          </w:tcPr>
+          <w:p>
+            <w:pPr>
+              <w:pStyle w:val="Normal"/>
+              <w:spacing w:before="0" w:after="160"/>
+              <w:rPr/>
+            </w:pPr>
+            <w:r>
+              <w:rPr>
+                <w:b/>
+                <w:sz w:val="16"/>
+              </w:rPr>
+              <w:t>Expected result</w:t>
+            </w:r>
+          </w:p>
+        </w:tc>
+      </w:tr>
+      <w:tr>
+        <w:trPr/>
+        <w:tc>
+          <w:tcPr>
+            <w:tcW w:w="2126" w:type="dxa"/>
+            <w:tcBorders/>
+          </w:tcPr>
+          <w:p>
+            <w:pPr>
+              <w:pStyle w:val="Normal"/>
+              <w:spacing w:before="0" w:after="160"/>
+              <w:rPr/>
+            </w:pPr>
+            <w:r>
+              <w:rPr>
+                <w:sz w:val="16"/>
+              </w:rPr>
+              <w:t>1</w:t>
+            </w:r>
+          </w:p>
+        </w:tc>
+        <w:tc>
+          <w:tcPr>
+            <w:tcW w:w="2126" w:type="dxa"/>
+            <w:tcBorders/>
+          </w:tcPr>
+          <w:p>
+            <w:pPr>
+              <w:pStyle w:val="Normal"/>
+              <w:spacing w:before="0" w:after="160"/>
+              <w:rPr/>
+            </w:pPr>
+            <w:r>
+              <w:rPr>
+                <w:sz w:val="16"/>
+              </w:rPr>
+              <w:t>Project analysis</w:t>
+            </w:r>
+          </w:p>
+        </w:tc>
+        <w:tc>
+          <w:tcPr>
+            <w:tcW w:w="2126" w:type="dxa"/>
+            <w:tcBorders/>
+          </w:tcPr>
+          <w:p>
+            <w:pPr>
+              <w:pStyle w:val="Normal"/>
+              <w:spacing w:before="0" w:after="160"/>
+              <w:rPr/>
+            </w:pPr>
+            <w:r>
+              <w:rPr>
+                <w:sz w:val="16"/>
+              </w:rPr>
+              <w:t>Define the banking system scope, identify users, and review existing requirements.</w:t>
+            </w:r>
+          </w:p>
+        </w:tc>
+        <w:tc>
+          <w:tcPr>
+            <w:tcW w:w="2127" w:type="dxa"/>
+            <w:tcBorders/>
+          </w:tcPr>
+          <w:p>
+            <w:pPr>
+              <w:pStyle w:val="Normal"/>
+              <w:spacing w:before="0" w:after="160"/>
+              <w:rPr/>
+            </w:pPr>
+            <w:r>
+              <w:rPr>
+                <w:sz w:val="16"/>
+              </w:rPr>
+              <w:t>Initial project description and requirement draft.</w:t>
+            </w:r>
+          </w:p>
+        </w:tc>
+      </w:tr>
+      <w:tr>
+        <w:trPr/>
+        <w:tc>
+          <w:tcPr>
+            <w:tcW w:w="2126" w:type="dxa"/>
+            <w:tcBorders/>
+          </w:tcPr>
+          <w:p>
+            <w:pPr>
+              <w:pStyle w:val="Normal"/>
+              <w:spacing w:before="0" w:after="160"/>
+              <w:rPr/>
+            </w:pPr>
+            <w:r>
+              <w:rPr>
+                <w:sz w:val="16"/>
+              </w:rPr>
+              <w:t>2</w:t>
+            </w:r>
+          </w:p>
+        </w:tc>
+        <w:tc>
+          <w:tcPr>
+            <w:tcW w:w="2126" w:type="dxa"/>
+            <w:tcBorders/>
+          </w:tcPr>
+          <w:p>
+            <w:pPr>
+              <w:pStyle w:val="Normal"/>
+              <w:spacing w:before="0" w:after="160"/>
+              <w:rPr/>
+            </w:pPr>
+            <w:r>
+              <w:rPr>
+                <w:sz w:val="16"/>
+              </w:rPr>
+              <w:t>Requirement specification</w:t>
+            </w:r>
+          </w:p>
+        </w:tc>
+        <w:tc>
+          <w:tcPr>
+            <w:tcW w:w="2126" w:type="dxa"/>
+            <w:tcBorders/>
+          </w:tcPr>
+          <w:p>
+            <w:pPr>
+              <w:pStyle w:val="Normal"/>
+              <w:spacing w:before="0" w:after="160"/>
+              <w:rPr/>
+            </w:pPr>
+            <w:r>
+              <w:rPr>
+                <w:sz w:val="16"/>
+              </w:rPr>
+              <w:t>Complete the functional, non-functional, and system requirements.</w:t>
+            </w:r>
+          </w:p>
+        </w:tc>
+        <w:tc>
+          <w:tcPr>
+            <w:tcW w:w="2127" w:type="dxa"/>
+            <w:tcBorders/>
+          </w:tcPr>
+          <w:p>
+            <w:pPr>
+              <w:pStyle w:val="Normal"/>
+              <w:spacing w:before="0" w:after="160"/>
+              <w:rPr/>
+            </w:pPr>
+            <w:r>
+              <w:rPr>
+                <w:sz w:val="16"/>
+              </w:rPr>
+              <w:t>Final list with at least 50 requirements.</w:t>
+            </w:r>
+          </w:p>
+        </w:tc>
+      </w:tr>
+      <w:tr>
+        <w:trPr/>
+        <w:tc>
+          <w:tcPr>
+            <w:tcW w:w="2126" w:type="dxa"/>
+            <w:tcBorders/>
+          </w:tcPr>
+          <w:p>
+            <w:pPr>
+              <w:pStyle w:val="Normal"/>
+              <w:spacing w:before="0" w:after="160"/>
+              <w:rPr/>
+            </w:pPr>
+            <w:r>
+              <w:rPr>
+                <w:sz w:val="16"/>
+              </w:rPr>
+              <w:t>3</w:t>
+            </w:r>
+          </w:p>
+        </w:tc>
+        <w:tc>
+          <w:tcPr>
+            <w:tcW w:w="2126" w:type="dxa"/>
+            <w:tcBorders/>
+          </w:tcPr>
+          <w:p>
+            <w:pPr>
+              <w:pStyle w:val="Normal"/>
+              <w:spacing w:before="0" w:after="160"/>
+              <w:rPr/>
+            </w:pPr>
+            <w:r>
+              <w:rPr>
+                <w:sz w:val="16"/>
+              </w:rPr>
+              <w:t>Use case design</w:t>
+            </w:r>
+          </w:p>
+        </w:tc>
+        <w:tc>
+          <w:tcPr>
+            <w:tcW w:w="2126" w:type="dxa"/>
+            <w:tcBorders/>
+          </w:tcPr>
+          <w:p>
+            <w:pPr>
+              <w:pStyle w:val="Normal"/>
+              <w:spacing w:before="0" w:after="160"/>
+              <w:rPr/>
+            </w:pPr>
+            <w:r>
+              <w:rPr>
+                <w:sz w:val="16"/>
+              </w:rPr>
+              <w:t>Define the main actions for customer, employee, and administrator.</w:t>
+            </w:r>
+          </w:p>
+        </w:tc>
+        <w:tc>
+          <w:tcPr>
+            <w:tcW w:w="2127" w:type="dxa"/>
+            <w:tcBorders/>
+          </w:tcPr>
+          <w:p>
+            <w:pPr>
+              <w:pStyle w:val="Normal"/>
+              <w:spacing w:before="0" w:after="160"/>
+              <w:rPr/>
+            </w:pPr>
+            <w:r>
+              <w:rPr>
+                <w:sz w:val="16"/>
+              </w:rPr>
+              <w:t>Finished use case diagram.</w:t>
+            </w:r>
+          </w:p>
+        </w:tc>
+      </w:tr>
+      <w:tr>
+        <w:trPr/>
+        <w:tc>
+          <w:tcPr>
+            <w:tcW w:w="2126" w:type="dxa"/>
+            <w:tcBorders/>
+          </w:tcPr>
+          <w:p>
+            <w:pPr>
+              <w:pStyle w:val="Normal"/>
+              <w:spacing w:before="0" w:after="160"/>
+              <w:rPr/>
+            </w:pPr>
+            <w:r>
+              <w:rPr>
+                <w:sz w:val="16"/>
+              </w:rPr>
+              <w:t>4</w:t>
+            </w:r>
+          </w:p>
+        </w:tc>
+        <w:tc>
+          <w:tcPr>
+            <w:tcW w:w="2126" w:type="dxa"/>
+            <w:tcBorders/>
+          </w:tcPr>
+          <w:p>
+            <w:pPr>
+              <w:pStyle w:val="Normal"/>
+              <w:spacing w:before="0" w:after="160"/>
+              <w:rPr/>
+            </w:pPr>
+            <w:r>
+              <w:rPr>
+                <w:sz w:val="16"/>
+              </w:rPr>
+              <w:t>Class design</w:t>
+            </w:r>
+          </w:p>
+        </w:tc>
+        <w:tc>
+          <w:tcPr>
+            <w:tcW w:w="2126" w:type="dxa"/>
+            <w:tcBorders/>
+          </w:tcPr>
+          <w:p>
+            <w:pPr>
+              <w:pStyle w:val="Normal"/>
+              <w:spacing w:before="0" w:after="160"/>
+              <w:rPr/>
+            </w:pPr>
+            <w:r>
+              <w:rPr>
+                <w:sz w:val="16"/>
+              </w:rPr>
+              <w:t>Create and review the class diagram, including users, accounts, transactions, loans, and services.</w:t>
+            </w:r>
+          </w:p>
+        </w:tc>
+        <w:tc>
+          <w:tcPr>
+            <w:tcW w:w="2127" w:type="dxa"/>
+            <w:tcBorders/>
+          </w:tcPr>
+          <w:p>
+            <w:pPr>
+              <w:pStyle w:val="Normal"/>
+              <w:spacing w:before="0" w:after="160"/>
+              <w:rPr/>
+            </w:pPr>
+            <w:r>
+              <w:rPr>
+                <w:sz w:val="16"/>
+              </w:rPr>
+              <w:t>Finished class diagram.</w:t>
+            </w:r>
+          </w:p>
+        </w:tc>
+      </w:tr>
+      <w:tr>
+        <w:trPr/>
+        <w:tc>
+          <w:tcPr>
+            <w:tcW w:w="2126" w:type="dxa"/>
+            <w:tcBorders/>
+          </w:tcPr>
+          <w:p>
+            <w:pPr>
+              <w:pStyle w:val="Normal"/>
+              <w:spacing w:before="0" w:after="160"/>
+              <w:rPr/>
+            </w:pPr>
+            <w:r>
+              <w:rPr>
+                <w:sz w:val="16"/>
+              </w:rPr>
+              <w:t>5</w:t>
+            </w:r>
+          </w:p>
+        </w:tc>
+        <w:tc>
+          <w:tcPr>
+            <w:tcW w:w="2126" w:type="dxa"/>
+            <w:tcBorders/>
+          </w:tcPr>
+          <w:p>
+            <w:pPr>
+              <w:pStyle w:val="Normal"/>
+              <w:spacing w:before="0" w:after="160"/>
+              <w:rPr/>
+            </w:pPr>
+            <w:r>
+              <w:rPr>
+                <w:sz w:val="16"/>
+              </w:rPr>
+              <w:t>Data model and persistence</w:t>
+            </w:r>
+          </w:p>
+        </w:tc>
+        <w:tc>
+          <w:tcPr>
+            <w:tcW w:w="2126" w:type="dxa"/>
+            <w:tcBorders/>
+          </w:tcPr>
+          <w:p>
+            <w:pPr>
+              <w:pStyle w:val="Normal"/>
+              <w:spacing w:before="0" w:after="160"/>
+              <w:rPr/>
+            </w:pPr>
+            <w:r>
+              <w:rPr>
+                <w:sz w:val="16"/>
+              </w:rPr>
+              <w:t>Define files for users, accounts, and transactions, and connect them with the Java classes.</w:t>
+            </w:r>
+          </w:p>
+        </w:tc>
+        <w:tc>
+          <w:tcPr>
+            <w:tcW w:w="2127" w:type="dxa"/>
+            <w:tcBorders/>
+          </w:tcPr>
+          <w:p>
+            <w:pPr>
+              <w:pStyle w:val="Normal"/>
+              <w:spacing w:before="0" w:after="160"/>
+              <w:rPr/>
+            </w:pPr>
+            <w:r>
+              <w:rPr>
+                <w:sz w:val="16"/>
+              </w:rPr>
+              <w:t>Working save and load system.</w:t>
+            </w:r>
+          </w:p>
+        </w:tc>
+      </w:tr>
+      <w:tr>
+        <w:trPr/>
+        <w:tc>
+          <w:tcPr>
+            <w:tcW w:w="2126" w:type="dxa"/>
+            <w:tcBorders/>
+          </w:tcPr>
+          <w:p>
+            <w:pPr>
+              <w:pStyle w:val="Normal"/>
+              <w:spacing w:before="0" w:after="160"/>
+              <w:rPr/>
+            </w:pPr>
+            <w:r>
+              <w:rPr>
+                <w:sz w:val="16"/>
+              </w:rPr>
+              <w:t>6</w:t>
+            </w:r>
+          </w:p>
+        </w:tc>
+        <w:tc>
+          <w:tcPr>
+            <w:tcW w:w="2126" w:type="dxa"/>
+            <w:tcBorders/>
+          </w:tcPr>
+          <w:p>
+            <w:pPr>
+              <w:pStyle w:val="Normal"/>
+              <w:spacing w:before="0" w:after="160"/>
+              <w:rPr/>
+            </w:pPr>
+            <w:r>
+              <w:rPr>
+                <w:sz w:val="16"/>
+              </w:rPr>
+              <w:t>Core development</w:t>
+            </w:r>
+          </w:p>
+        </w:tc>
+        <w:tc>
+          <w:tcPr>
+            <w:tcW w:w="2126" w:type="dxa"/>
+            <w:tcBorders/>
+          </w:tcPr>
+          <w:p>
+            <w:pPr>
+              <w:pStyle w:val="Normal"/>
+              <w:spacing w:before="0" w:after="160"/>
+              <w:rPr/>
+            </w:pPr>
+            <w:r>
+              <w:rPr>
+                <w:sz w:val="16"/>
+              </w:rPr>
+              <w:t>Implement login, registration, account management, deposits, withdrawals, and transfers.</w:t>
+            </w:r>
+          </w:p>
+        </w:tc>
+        <w:tc>
+          <w:tcPr>
+            <w:tcW w:w="2127" w:type="dxa"/>
+            <w:tcBorders/>
+          </w:tcPr>
+          <w:p>
+            <w:pPr>
+              <w:pStyle w:val="Normal"/>
+              <w:spacing w:before="0" w:after="160"/>
+              <w:rPr/>
+            </w:pPr>
+            <w:r>
+              <w:rPr>
+                <w:sz w:val="16"/>
+              </w:rPr>
+              <w:t>Main banking operations working.</w:t>
+            </w:r>
+          </w:p>
+        </w:tc>
+      </w:tr>
+      <w:tr>
+        <w:trPr/>
+        <w:tc>
+          <w:tcPr>
+            <w:tcW w:w="2126" w:type="dxa"/>
+            <w:tcBorders/>
+          </w:tcPr>
+          <w:p>
+            <w:pPr>
+              <w:pStyle w:val="Normal"/>
+              <w:spacing w:before="0" w:after="160"/>
+              <w:rPr/>
+            </w:pPr>
+            <w:r>
+              <w:rPr>
+                <w:sz w:val="16"/>
+              </w:rPr>
+              <w:t>7</w:t>
+            </w:r>
+          </w:p>
+        </w:tc>
+        <w:tc>
+          <w:tcPr>
+            <w:tcW w:w="2126" w:type="dxa"/>
+            <w:tcBorders/>
+          </w:tcPr>
+          <w:p>
+            <w:pPr>
+              <w:pStyle w:val="Normal"/>
+              <w:spacing w:before="0" w:after="160"/>
+              <w:rPr/>
+            </w:pPr>
+            <w:r>
+              <w:rPr>
+                <w:sz w:val="16"/>
+              </w:rPr>
+              <w:t>Role development</w:t>
+            </w:r>
+          </w:p>
+        </w:tc>
+        <w:tc>
+          <w:tcPr>
+            <w:tcW w:w="2126" w:type="dxa"/>
+            <w:tcBorders/>
+          </w:tcPr>
+          <w:p>
+            <w:pPr>
+              <w:pStyle w:val="Normal"/>
+              <w:spacing w:before="0" w:after="160"/>
+              <w:rPr/>
+            </w:pPr>
+            <w:r>
+              <w:rPr>
+                <w:sz w:val="16"/>
+              </w:rPr>
+              <w:t>Implement customer, employee, and administrator menus with their permissions.</w:t>
+            </w:r>
+          </w:p>
+        </w:tc>
+        <w:tc>
+          <w:tcPr>
+            <w:tcW w:w="2127" w:type="dxa"/>
+            <w:tcBorders/>
+          </w:tcPr>
+          <w:p>
+            <w:pPr>
+              <w:pStyle w:val="Normal"/>
+              <w:spacing w:before="0" w:after="160"/>
+              <w:rPr/>
+            </w:pPr>
+            <w:r>
+              <w:rPr>
+                <w:sz w:val="16"/>
+              </w:rPr>
+              <w:t>Role-based console menus working.</w:t>
+            </w:r>
+          </w:p>
+        </w:tc>
+      </w:tr>
+      <w:tr>
+        <w:trPr/>
+        <w:tc>
+          <w:tcPr>
+            <w:tcW w:w="2126" w:type="dxa"/>
+            <w:tcBorders/>
+          </w:tcPr>
+          <w:p>
+            <w:pPr>
+              <w:pStyle w:val="Normal"/>
+              <w:spacing w:before="0" w:after="160"/>
+              <w:rPr/>
+            </w:pPr>
+            <w:r>
+              <w:rPr>
+                <w:sz w:val="16"/>
+              </w:rPr>
+              <w:t>8</w:t>
+            </w:r>
+          </w:p>
+        </w:tc>
+        <w:tc>
+          <w:tcPr>
+            <w:tcW w:w="2126" w:type="dxa"/>
+            <w:tcBorders/>
+          </w:tcPr>
+          <w:p>
+            <w:pPr>
+              <w:pStyle w:val="Normal"/>
+              <w:spacing w:before="0" w:after="160"/>
+              <w:rPr/>
+            </w:pPr>
+            <w:r>
+              <w:rPr>
+                <w:sz w:val="16"/>
+              </w:rPr>
+              <w:t>Security features</w:t>
+            </w:r>
+          </w:p>
+        </w:tc>
+        <w:tc>
+          <w:tcPr>
+            <w:tcW w:w="2126" w:type="dxa"/>
+            <w:tcBorders/>
+          </w:tcPr>
+          <w:p>
+            <w:pPr>
+              <w:pStyle w:val="Normal"/>
+              <w:spacing w:before="0" w:after="160"/>
+              <w:rPr/>
+            </w:pPr>
+            <w:r>
+              <w:rPr>
+                <w:sz w:val="16"/>
+              </w:rPr>
+              <w:t>Add password hashing, account locking, and validation of wrong login attempts.</w:t>
+            </w:r>
+          </w:p>
+        </w:tc>
+        <w:tc>
+          <w:tcPr>
+            <w:tcW w:w="2127" w:type="dxa"/>
+            <w:tcBorders/>
+          </w:tcPr>
+          <w:p>
+            <w:pPr>
+              <w:pStyle w:val="Normal"/>
+              <w:spacing w:before="0" w:after="160"/>
+              <w:rPr/>
+            </w:pPr>
+            <w:r>
+              <w:rPr>
+                <w:sz w:val="16"/>
+              </w:rPr>
+              <w:t>Basic security controls working.</w:t>
+            </w:r>
+          </w:p>
+        </w:tc>
+      </w:tr>
+      <w:tr>
+        <w:trPr/>
+        <w:tc>
+          <w:tcPr>
+            <w:tcW w:w="2126" w:type="dxa"/>
+            <w:tcBorders/>
+          </w:tcPr>
+          <w:p>
+            <w:pPr>
+              <w:pStyle w:val="Normal"/>
+              <w:spacing w:before="0" w:after="160"/>
+              <w:rPr/>
+            </w:pPr>
+            <w:r>
+              <w:rPr>
+                <w:sz w:val="16"/>
+              </w:rPr>
+              <w:t>9</w:t>
+            </w:r>
+          </w:p>
+        </w:tc>
+        <w:tc>
+          <w:tcPr>
+            <w:tcW w:w="2126" w:type="dxa"/>
+            <w:tcBorders/>
+          </w:tcPr>
+          <w:p>
+            <w:pPr>
+              <w:pStyle w:val="Normal"/>
+              <w:spacing w:before="0" w:after="160"/>
+              <w:rPr/>
+            </w:pPr>
+            <w:r>
+              <w:rPr>
+                <w:sz w:val="16"/>
+              </w:rPr>
+              <w:t>Loan management</w:t>
+            </w:r>
+          </w:p>
+        </w:tc>
+        <w:tc>
+          <w:tcPr>
+            <w:tcW w:w="2126" w:type="dxa"/>
+            <w:tcBorders/>
+          </w:tcPr>
+          <w:p>
+            <w:pPr>
+              <w:pStyle w:val="Normal"/>
+              <w:spacing w:before="0" w:after="160"/>
+              <w:rPr/>
+            </w:pPr>
+            <w:r>
+              <w:rPr>
+                <w:sz w:val="16"/>
+              </w:rPr>
+              <w:t>Implement loan request and employee approval or rejection.</w:t>
+            </w:r>
+          </w:p>
+        </w:tc>
+        <w:tc>
+          <w:tcPr>
+            <w:tcW w:w="2127" w:type="dxa"/>
+            <w:tcBorders/>
+          </w:tcPr>
+          <w:p>
+            <w:pPr>
+              <w:pStyle w:val="Normal"/>
+              <w:spacing w:before="0" w:after="160"/>
+              <w:rPr/>
+            </w:pPr>
+            <w:r>
+              <w:rPr>
+                <w:sz w:val="16"/>
+              </w:rPr>
+              <w:t>Loan feature connected to customer and employee roles.</w:t>
+            </w:r>
+          </w:p>
+        </w:tc>
+      </w:tr>
+      <w:tr>
+        <w:trPr/>
+        <w:tc>
+          <w:tcPr>
+            <w:tcW w:w="2126" w:type="dxa"/>
+            <w:tcBorders/>
+          </w:tcPr>
+          <w:p>
+            <w:pPr>
+              <w:pStyle w:val="Normal"/>
+              <w:spacing w:before="0" w:after="160"/>
+              <w:rPr/>
+            </w:pPr>
+            <w:r>
+              <w:rPr>
+                <w:sz w:val="16"/>
+              </w:rPr>
+              <w:t>10</w:t>
+            </w:r>
+          </w:p>
+        </w:tc>
+        <w:tc>
+          <w:tcPr>
+            <w:tcW w:w="2126" w:type="dxa"/>
+            <w:tcBorders/>
+          </w:tcPr>
+          <w:p>
+            <w:pPr>
+              <w:pStyle w:val="Normal"/>
+              <w:spacing w:before="0" w:after="160"/>
+              <w:rPr/>
+            </w:pPr>
+            <w:r>
+              <w:rPr>
+                <w:sz w:val="16"/>
+              </w:rPr>
+              <w:t>Testing</w:t>
+            </w:r>
+          </w:p>
+        </w:tc>
+        <w:tc>
+          <w:tcPr>
+            <w:tcW w:w="2126" w:type="dxa"/>
+            <w:tcBorders/>
+          </w:tcPr>
+          <w:p>
+            <w:pPr>
+              <w:pStyle w:val="Normal"/>
+              <w:spacing w:before="0" w:after="160"/>
+              <w:rPr/>
+            </w:pPr>
+            <w:r>
+              <w:rPr>
+                <w:sz w:val="16"/>
+              </w:rPr>
+              <w:t>Create and run tests for users, login, bank accounts, transactions, and bank management.</w:t>
+            </w:r>
+          </w:p>
+        </w:tc>
+        <w:tc>
+          <w:tcPr>
+            <w:tcW w:w="2127" w:type="dxa"/>
+            <w:tcBorders/>
+          </w:tcPr>
+          <w:p>
+            <w:pPr>
+              <w:pStyle w:val="Normal"/>
+              <w:spacing w:before="0" w:after="160"/>
+              <w:rPr/>
+            </w:pPr>
+            <w:r>
+              <w:rPr>
+                <w:sz w:val="16"/>
+              </w:rPr>
+              <w:t>Validated project with unit tests.</w:t>
+            </w:r>
+          </w:p>
+        </w:tc>
+      </w:tr>
+      <w:tr>
+        <w:trPr/>
+        <w:tc>
+          <w:tcPr>
+            <w:tcW w:w="2126" w:type="dxa"/>
+            <w:tcBorders/>
+          </w:tcPr>
+          <w:p>
+            <w:pPr>
+              <w:pStyle w:val="Normal"/>
+              <w:spacing w:before="0" w:after="160"/>
+              <w:rPr/>
+            </w:pPr>
+            <w:r>
+              <w:rPr>
+                <w:sz w:val="16"/>
+              </w:rPr>
+              <w:t>11</w:t>
+            </w:r>
+          </w:p>
+        </w:tc>
+        <w:tc>
+          <w:tcPr>
+            <w:tcW w:w="2126" w:type="dxa"/>
+            <w:tcBorders/>
+          </w:tcPr>
+          <w:p>
+            <w:pPr>
+              <w:pStyle w:val="Normal"/>
+              <w:spacing w:before="0" w:after="160"/>
+              <w:rPr/>
+            </w:pPr>
+            <w:r>
+              <w:rPr>
+                <w:sz w:val="16"/>
+              </w:rPr>
+              <w:t>Bug fixing and improvements</w:t>
+            </w:r>
+          </w:p>
+        </w:tc>
+        <w:tc>
+          <w:tcPr>
+            <w:tcW w:w="2126" w:type="dxa"/>
+            <w:tcBorders/>
+          </w:tcPr>
+          <w:p>
+            <w:pPr>
+              <w:pStyle w:val="Normal"/>
+              <w:spacing w:before="0" w:after="160"/>
+              <w:rPr/>
+            </w:pPr>
+            <w:r>
+              <w:rPr>
+                <w:sz w:val="16"/>
+              </w:rPr>
+              <w:t>Fix detected errors, improve input validation, and check data consistency.</w:t>
+            </w:r>
+          </w:p>
+        </w:tc>
+        <w:tc>
+          <w:tcPr>
+            <w:tcW w:w="2127" w:type="dxa"/>
+            <w:tcBorders/>
+          </w:tcPr>
+          <w:p>
+            <w:pPr>
+              <w:pStyle w:val="Normal"/>
+              <w:spacing w:before="0" w:after="160"/>
+              <w:rPr/>
+            </w:pPr>
+            <w:r>
+              <w:rPr>
+                <w:sz w:val="16"/>
+              </w:rPr>
+              <w:t>Stable final version.</w:t>
+            </w:r>
+          </w:p>
+        </w:tc>
+      </w:tr>
+      <w:tr>
+        <w:trPr/>
+        <w:tc>
+          <w:tcPr>
+            <w:tcW w:w="2126" w:type="dxa"/>
+            <w:tcBorders/>
+          </w:tcPr>
+          <w:p>
+            <w:pPr>
+              <w:pStyle w:val="Normal"/>
+              <w:spacing w:before="0" w:after="160"/>
+              <w:rPr/>
+            </w:pPr>
+            <w:r>
+              <w:rPr>
+                <w:sz w:val="16"/>
+              </w:rPr>
+              <w:t>12</w:t>
+            </w:r>
+          </w:p>
+        </w:tc>
+        <w:tc>
+          <w:tcPr>
+            <w:tcW w:w="2126" w:type="dxa"/>
+            <w:tcBorders/>
+          </w:tcPr>
+          <w:p>
+            <w:pPr>
+              <w:pStyle w:val="Normal"/>
+              <w:spacing w:before="0" w:after="160"/>
+              <w:rPr/>
+            </w:pPr>
+            <w:r>
+              <w:rPr>
+                <w:sz w:val="16"/>
+              </w:rPr>
+              <w:t>Final documentation and delivery</w:t>
+            </w:r>
+          </w:p>
+        </w:tc>
+        <w:tc>
+          <w:tcPr>
+            <w:tcW w:w="2126" w:type="dxa"/>
+            <w:tcBorders/>
+          </w:tcPr>
+          <w:p>
+            <w:pPr>
+              <w:pStyle w:val="Normal"/>
+              <w:spacing w:before="0" w:after="160"/>
+              <w:rPr/>
+            </w:pPr>
+            <w:r>
+              <w:rPr>
+                <w:sz w:val="16"/>
+              </w:rPr>
+              <w:t>Update the project document, diagrams, screenshots, and final explanation.</w:t>
+            </w:r>
+          </w:p>
+        </w:tc>
+        <w:tc>
+          <w:tcPr>
+            <w:tcW w:w="2127" w:type="dxa"/>
+            <w:tcBorders/>
+          </w:tcPr>
+          <w:p>
+            <w:pPr>
+              <w:pStyle w:val="Normal"/>
+              <w:spacing w:before="0" w:after="160"/>
+              <w:rPr/>
+            </w:pPr>
+            <w:r>
+              <w:rPr>
+                <w:sz w:val="16"/>
+              </w:rPr>
+              <w:t>Final project ready to submit.</w:t>
+            </w:r>
+          </w:p>
+        </w:tc>
+      </w:tr>
+    </w:tbl>
+    <w:p>
+      <w:pPr>
+        <w:pStyle w:val="Normal"/>
+        <w:spacing w:before="0" w:after="160"/>
+        <w:rPr/>
+      </w:pPr>
+      <w:r>
+        <w:rPr/>
+      </w:r>
+    </w:p>
     <w:sectPr>
+      <w:type w:val="nextPage"/>
       <w:pgSz w:w="11906" w:h="16838"/>
-      <w:pgMar w:top="1417" w:right="1701" w:bottom="1417" w:left="1701" w:header="0" w:footer="0" w:gutter="0"/>
-      <w:pgNumType w:start="0"/>
-      <w:cols w:space="720"/>
-      <w:formProt w:val="0"/>
-      <w:docGrid w:linePitch="360"/>
+      <w:pgMar w:left="1701" w:right="1701" w:gutter="0" w:header="0" w:top="1417" w:footer="0" w:bottom="1417"/>
+      <w:pgNumType w:start="0" w:fmt="decimal"/>
+      <w:formProt w:val="false"/>
+      <w:textDirection w:val="lrTb"/>
+      <w:docGrid w:type="default" w:linePitch="360" w:charSpace="0"/>
     </w:sectPr>
   </w:body>
 </w:document>
 </file>
 
 <file path=word/numbering.xml><?xml version="1.0" encoding="utf-8"?>
-<w:numbering xmlns:wpc="http://schemas.microsoft.com/office/word/2010/wordprocessingCanvas" xmlns:cx="http://schemas.microsoft.com/office/drawing/2014/chartex" xmlns:cx1="http://schemas.microsoft.com/office/drawing/2015/9/8/chartex" xmlns:cx2="http://schemas.microsoft.com/office/drawing/2015/10/21/chartex" xmlns:cx3="http://schemas.microsoft.com/office/drawing/2016/5/9/chartex" xmlns:cx4="http://schemas.microsoft.com/office/drawing/2016/5/10/chartex" xmlns:cx5="http://schemas.microsoft.com/office/drawing/2016/5/11/chartex" xmlns:cx6="http://schemas.microsoft.com/office/drawing/2016/5/12/chartex" xmlns:cx7="http://schemas.microsoft.com/office/drawing/2016/5/13/chartex" xmlns:cx8="http://schemas.microsoft.com/office/drawing/2016/5/14/chartex" xmlns:mc="http://schemas.openxmlformats.org/markup-compatibility/2006" xmlns:aink="http://schemas.microsoft.com/office/drawing/2016/ink" xmlns:am3d="http://schemas.microsoft.com/office/drawing/2017/model3d" xmlns:o="urn:schemas-microsoft-com:office:office" xmlns:oel="http://schemas.microsoft.com/office/2019/extlst" xmlns:r="http://schemas.openxmlformats.org/officeDocument/2006/relationships" xmlns:m="http://schemas.openxmlformats.org/officeDocument/2006/math" xmlns:v="urn:schemas-microsoft-com:vml" xmlns:wp14="http://schemas.microsoft.com/office/word/2010/wordprocessingDrawing" xmlns:wp="http://schemas.openxmlformats.org/drawingml/2006/wordprocessingDrawing" xmlns:w10="urn:schemas-microsoft-com:office:word" xmlns:w="http://schemas.openxmlformats.org/wordprocessingml/2006/main" xmlns:w14="http://schemas.microsoft.com/office/word/2010/wordml" xmlns:w15="http://schemas.microsoft.com/office/word/2012/wordml" xmlns:w16cex="http://schemas.microsoft.com/office/word/2018/wordml/cex" xmlns:w16cid="http://schemas.microsoft.com/office/word/2016/wordml/cid" xmlns:w16="http://schemas.microsoft.com/office/word/2018/wordml" xmlns:w16du="http://schemas.microsoft.com/office/word/2023/wordml/word16du" xmlns:w16sdtdh="http://schemas.microsoft.com/office/word/2020/wordml/sdtdatahash" xmlns:w16sdtfl="http://schemas.microsoft.com/office/word/2024/wordml/sdtformatlock" xmlns:w16se="http://schemas.microsoft.com/office/word/2015/wordml/symex" xmlns:wpg="http://schemas.microsoft.com/office/word/2010/wordprocessingGroup" xmlns:wpi="http://schemas.microsoft.com/office/word/2010/wordprocessingInk" xmlns:wne="http://schemas.microsoft.com/office/word/2006/wordml" xmlns:wps="http://schemas.microsoft.com/office/word/2010/wordprocessingShape" mc:Ignorable="w14 w15 w16se w16cid w16 w16cex w16sdtdh w16sdtfl w16du wp14">
-  <w:abstractNum w:abstractNumId="0" w15:restartNumberingAfterBreak="0">
-    <w:nsid w:val="1A8A4BEF"/>
-    <w:multiLevelType w:val="multilevel"/>
-    <w:tmpl w:val="8CBA2FAC"/>
-    <w:lvl w:ilvl="0">
-      <w:start w:val="1"/>
-      <w:numFmt w:val="none"/>
-      <w:suff w:val="nothing"/>
-      <w:lvlText w:val=""/>
-      <w:lvlJc w:val="left"/>
-      <w:pPr>
-        <w:tabs>
-          <w:tab w:val="num" w:pos="0"/>
-        </w:tabs>
-        <w:ind w:left="0" w:firstLine="0"/>
-      </w:pPr>
-    </w:lvl>
-    <w:lvl w:ilvl="1">
-      <w:start w:val="1"/>
-      <w:numFmt w:val="none"/>
-      <w:suff w:val="nothing"/>
-      <w:lvlText w:val=""/>
-      <w:lvlJc w:val="left"/>
-      <w:pPr>
-        <w:tabs>
-          <w:tab w:val="num" w:pos="0"/>
-        </w:tabs>
-        <w:ind w:left="0" w:firstLine="0"/>
-      </w:pPr>
-    </w:lvl>
-    <w:lvl w:ilvl="2">
-      <w:start w:val="1"/>
-      <w:numFmt w:val="none"/>
-      <w:suff w:val="nothing"/>
-      <w:lvlText w:val=""/>
-      <w:lvlJc w:val="left"/>
-      <w:pPr>
-        <w:tabs>
-          <w:tab w:val="num" w:pos="0"/>
-        </w:tabs>
-        <w:ind w:left="0" w:firstLine="0"/>
-      </w:pPr>
-    </w:lvl>
-    <w:lvl w:ilvl="3">
-      <w:start w:val="1"/>
-      <w:numFmt w:val="none"/>
-      <w:suff w:val="nothing"/>
-      <w:lvlText w:val=""/>
-      <w:lvlJc w:val="left"/>
-      <w:pPr>
-        <w:tabs>
-          <w:tab w:val="num" w:pos="0"/>
-        </w:tabs>
-        <w:ind w:left="0" w:firstLine="0"/>
-      </w:pPr>
-    </w:lvl>
-    <w:lvl w:ilvl="4">
-      <w:start w:val="1"/>
-      <w:numFmt w:val="none"/>
-      <w:suff w:val="nothing"/>
-      <w:lvlText w:val=""/>
-      <w:lvlJc w:val="left"/>
-      <w:pPr>
-        <w:tabs>
-          <w:tab w:val="num" w:pos="0"/>
-        </w:tabs>
-        <w:ind w:left="0" w:firstLine="0"/>
-      </w:pPr>
-    </w:lvl>
-    <w:lvl w:ilvl="5">
-      <w:start w:val="1"/>
-      <w:numFmt w:val="none"/>
-      <w:suff w:val="nothing"/>
-      <w:lvlText w:val=""/>
-      <w:lvlJc w:val="left"/>
-      <w:pPr>
-        <w:tabs>
-          <w:tab w:val="num" w:pos="0"/>
-        </w:tabs>
-        <w:ind w:left="0" w:firstLine="0"/>
-      </w:pPr>
-    </w:lvl>
-    <w:lvl w:ilvl="6">
-      <w:start w:val="1"/>
-      <w:numFmt w:val="none"/>
-      <w:suff w:val="nothing"/>
-      <w:lvlText w:val=""/>
-      <w:lvlJc w:val="left"/>
-      <w:pPr>
-        <w:tabs>
-          <w:tab w:val="num" w:pos="0"/>
-        </w:tabs>
-        <w:ind w:left="0" w:firstLine="0"/>
-      </w:pPr>
-    </w:lvl>
-    <w:lvl w:ilvl="7">
-      <w:start w:val="1"/>
-      <w:numFmt w:val="none"/>
-      <w:suff w:val="nothing"/>
-      <w:lvlText w:val=""/>
-      <w:lvlJc w:val="left"/>
-      <w:pPr>
-        <w:tabs>
-          <w:tab w:val="num" w:pos="0"/>
-        </w:tabs>
-        <w:ind w:left="0" w:firstLine="0"/>
-      </w:pPr>
-    </w:lvl>
-    <w:lvl w:ilvl="8">
-      <w:start w:val="1"/>
-      <w:numFmt w:val="none"/>
-      <w:suff w:val="nothing"/>
-      <w:lvlText w:val=""/>
-      <w:lvlJc w:val="left"/>
-      <w:pPr>
-        <w:tabs>
-          <w:tab w:val="num" w:pos="0"/>
-        </w:tabs>
-        <w:ind w:left="0" w:firstLine="0"/>
-      </w:pPr>
-    </w:lvl>
-  </w:abstractNum>
-  <w:abstractNum w:abstractNumId="1" w15:restartNumberingAfterBreak="0">
-    <w:nsid w:val="783012F9"/>
-    <w:multiLevelType w:val="multilevel"/>
-    <w:tmpl w:val="0F963A4C"/>
+<w:numbering xmlns:w="http://schemas.openxmlformats.org/wordprocessingml/2006/main" xmlns:o="urn:schemas-microsoft-com:office:office" xmlns:r="http://schemas.openxmlformats.org/officeDocument/2006/relationships" xmlns:v="urn:schemas-microsoft-com:vml" xmlns:mc="http://schemas.openxmlformats.org/markup-compatibility/2006" xmlns:w14="http://schemas.microsoft.com/office/word/2010/wordml" mc:Ignorable="w14">
+  <w:abstractNum w:abstractNumId="1">
     <w:lvl w:ilvl="0">
       <w:start w:val="1"/>
       <w:numFmt w:val="bullet"/>
@@ -2520,21 +7521,140 @@
       </w:rPr>
     </w:lvl>
   </w:abstractNum>
-  <w:num w:numId="1" w16cid:durableId="1858151813">
+  <w:abstractNum w:abstractNumId="2">
+    <w:lvl w:ilvl="0">
+      <w:start w:val="1"/>
+      <w:numFmt w:val="none"/>
+      <w:suff w:val="nothing"/>
+      <w:lvlText w:val=""/>
+      <w:lvlJc w:val="left"/>
+      <w:pPr>
+        <w:tabs>
+          <w:tab w:val="num" w:pos="0"/>
+        </w:tabs>
+        <w:ind w:left="0" w:hanging="0"/>
+      </w:pPr>
+    </w:lvl>
+    <w:lvl w:ilvl="1">
+      <w:start w:val="1"/>
+      <w:numFmt w:val="none"/>
+      <w:suff w:val="nothing"/>
+      <w:lvlText w:val=""/>
+      <w:lvlJc w:val="left"/>
+      <w:pPr>
+        <w:tabs>
+          <w:tab w:val="num" w:pos="0"/>
+        </w:tabs>
+        <w:ind w:left="0" w:hanging="0"/>
+      </w:pPr>
+    </w:lvl>
+    <w:lvl w:ilvl="2">
+      <w:start w:val="1"/>
+      <w:numFmt w:val="none"/>
+      <w:suff w:val="nothing"/>
+      <w:lvlText w:val=""/>
+      <w:lvlJc w:val="left"/>
+      <w:pPr>
+        <w:tabs>
+          <w:tab w:val="num" w:pos="0"/>
+        </w:tabs>
+        <w:ind w:left="0" w:hanging="0"/>
+      </w:pPr>
+    </w:lvl>
+    <w:lvl w:ilvl="3">
+      <w:start w:val="1"/>
+      <w:numFmt w:val="none"/>
+      <w:suff w:val="nothing"/>
+      <w:lvlText w:val=""/>
+      <w:lvlJc w:val="left"/>
+      <w:pPr>
+        <w:tabs>
+          <w:tab w:val="num" w:pos="0"/>
+        </w:tabs>
+        <w:ind w:left="0" w:hanging="0"/>
+      </w:pPr>
+    </w:lvl>
+    <w:lvl w:ilvl="4">
+      <w:start w:val="1"/>
+      <w:numFmt w:val="none"/>
+      <w:suff w:val="nothing"/>
+      <w:lvlText w:val=""/>
+      <w:lvlJc w:val="left"/>
+      <w:pPr>
+        <w:tabs>
+          <w:tab w:val="num" w:pos="0"/>
+        </w:tabs>
+        <w:ind w:left="0" w:hanging="0"/>
+      </w:pPr>
+    </w:lvl>
+    <w:lvl w:ilvl="5">
+      <w:start w:val="1"/>
+      <w:numFmt w:val="none"/>
+      <w:suff w:val="nothing"/>
+      <w:lvlText w:val=""/>
+      <w:lvlJc w:val="left"/>
+      <w:pPr>
+        <w:tabs>
+          <w:tab w:val="num" w:pos="0"/>
+        </w:tabs>
+        <w:ind w:left="0" w:hanging="0"/>
+      </w:pPr>
+    </w:lvl>
+    <w:lvl w:ilvl="6">
+      <w:start w:val="1"/>
+      <w:numFmt w:val="none"/>
+      <w:suff w:val="nothing"/>
+      <w:lvlText w:val=""/>
+      <w:lvlJc w:val="left"/>
+      <w:pPr>
+        <w:tabs>
+          <w:tab w:val="num" w:pos="0"/>
+        </w:tabs>
+        <w:ind w:left="0" w:hanging="0"/>
+      </w:pPr>
+    </w:lvl>
+    <w:lvl w:ilvl="7">
+      <w:start w:val="1"/>
+      <w:numFmt w:val="none"/>
+      <w:suff w:val="nothing"/>
+      <w:lvlText w:val=""/>
+      <w:lvlJc w:val="left"/>
+      <w:pPr>
+        <w:tabs>
+          <w:tab w:val="num" w:pos="0"/>
+        </w:tabs>
+        <w:ind w:left="0" w:hanging="0"/>
+      </w:pPr>
+    </w:lvl>
+    <w:lvl w:ilvl="8">
+      <w:start w:val="1"/>
+      <w:numFmt w:val="none"/>
+      <w:suff w:val="nothing"/>
+      <w:lvlText w:val=""/>
+      <w:lvlJc w:val="left"/>
+      <w:pPr>
+        <w:tabs>
+          <w:tab w:val="num" w:pos="0"/>
+        </w:tabs>
+        <w:ind w:left="0" w:hanging="0"/>
+      </w:pPr>
+    </w:lvl>
+  </w:abstractNum>
+  <w:num w:numId="1">
     <w:abstractNumId w:val="1"/>
   </w:num>
-  <w:num w:numId="2" w16cid:durableId="229268670">
-    <w:abstractNumId w:val="0"/>
+  <w:num w:numId="2">
+    <w:abstractNumId w:val="2"/>
   </w:num>
 </w:numbering>
 </file>
 
 <file path=word/styles.xml><?xml version="1.0" encoding="utf-8"?>
-<w:styles xmlns:mc="http://schemas.openxmlformats.org/markup-compatibility/2006" xmlns:r="http://schemas.openxmlformats.org/officeDocument/2006/relationships" xmlns:w="http://schemas.openxmlformats.org/wordprocessingml/2006/main" xmlns:w14="http://schemas.microsoft.com/office/word/2010/wordml" xmlns:w15="http://schemas.microsoft.com/office/word/2012/wordml" xmlns:w16cex="http://schemas.microsoft.com/office/word/2018/wordml/cex" xmlns:w16cid="http://schemas.microsoft.com/office/word/2016/wordml/cid" xmlns:w16="http://schemas.microsoft.com/office/word/2018/wordml" xmlns:w16du="http://schemas.microsoft.com/office/word/2023/wordml/word16du" xmlns:w16sdtdh="http://schemas.microsoft.com/office/word/2020/wordml/sdtdatahash" xmlns:w16sdtfl="http://schemas.microsoft.com/office/word/2024/wordml/sdtformatlock" xmlns:w16se="http://schemas.microsoft.com/office/word/2015/wordml/symex" mc:Ignorable="w14 w15 w16se w16cid w16 w16cex w16sdtdh w16sdtfl w16du">
+<w:styles xmlns:w="http://schemas.openxmlformats.org/wordprocessingml/2006/main" xmlns:w14="http://schemas.microsoft.com/office/word/2010/wordml" xmlns:mc="http://schemas.openxmlformats.org/markup-compatibility/2006" mc:Ignorable="w14">
   <w:docDefaults>
     <w:rPrDefault>
       <w:rPr>
-        <w:rFonts w:asciiTheme="minorHAnsi" w:eastAsiaTheme="minorHAnsi" w:hAnsiTheme="minorHAnsi" w:cstheme="minorBidi"/>
+        <w:rFonts w:ascii="Aptos" w:hAnsi="Aptos" w:eastAsia="Aptos" w:cs="" w:asciiTheme="minorHAnsi" w:cstheme="minorBidi" w:eastAsiaTheme="minorHAnsi" w:hAnsiTheme="minorHAnsi"/>
         <w:kern w:val="2"/>
         <w:sz w:val="24"/>
         <w:szCs w:val="24"/>
@@ -2544,21 +7664,21 @@
     </w:rPrDefault>
     <w:pPrDefault>
       <w:pPr>
-        <w:suppressAutoHyphens/>
+        <w:suppressAutoHyphens w:val="true"/>
       </w:pPr>
     </w:pPrDefault>
   </w:docDefaults>
   <w:latentStyles w:defLockedState="0" w:defUIPriority="99" w:defSemiHidden="0" w:defUnhideWhenUsed="0" w:defQFormat="0" w:count="376">
     <w:lsdException w:name="Normal" w:uiPriority="0" w:qFormat="1"/>
     <w:lsdException w:name="heading 1" w:uiPriority="9" w:qFormat="1"/>
-    <w:lsdException w:name="heading 2" w:semiHidden="1" w:uiPriority="9" w:unhideWhenUsed="1" w:qFormat="1"/>
-    <w:lsdException w:name="heading 3" w:semiHidden="1" w:uiPriority="9" w:unhideWhenUsed="1" w:qFormat="1"/>
-    <w:lsdException w:name="heading 4" w:semiHidden="1" w:uiPriority="9" w:unhideWhenUsed="1" w:qFormat="1"/>
-    <w:lsdException w:name="heading 5" w:semiHidden="1" w:uiPriority="9" w:unhideWhenUsed="1" w:qFormat="1"/>
-    <w:lsdException w:name="heading 6" w:semiHidden="1" w:uiPriority="9" w:unhideWhenUsed="1" w:qFormat="1"/>
-    <w:lsdException w:name="heading 7" w:semiHidden="1" w:uiPriority="9" w:unhideWhenUsed="1" w:qFormat="1"/>
-    <w:lsdException w:name="heading 8" w:semiHidden="1" w:uiPriority="9" w:unhideWhenUsed="1" w:qFormat="1"/>
-    <w:lsdException w:name="heading 9" w:semiHidden="1" w:uiPriority="9" w:unhideWhenUsed="1" w:qFormat="1"/>
+    <w:lsdException w:name="heading 2" w:uiPriority="9" w:semiHidden="1" w:unhideWhenUsed="1" w:qFormat="1"/>
+    <w:lsdException w:name="heading 3" w:uiPriority="9" w:semiHidden="1" w:unhideWhenUsed="1" w:qFormat="1"/>
+    <w:lsdException w:name="heading 4" w:uiPriority="9" w:semiHidden="1" w:unhideWhenUsed="1" w:qFormat="1"/>
+    <w:lsdException w:name="heading 5" w:uiPriority="9" w:semiHidden="1" w:unhideWhenUsed="1" w:qFormat="1"/>
+    <w:lsdException w:name="heading 6" w:uiPriority="9" w:semiHidden="1" w:unhideWhenUsed="1" w:qFormat="1"/>
+    <w:lsdException w:name="heading 7" w:uiPriority="9" w:semiHidden="1" w:unhideWhenUsed="1" w:qFormat="1"/>
+    <w:lsdException w:name="heading 8" w:uiPriority="9" w:semiHidden="1" w:unhideWhenUsed="1" w:qFormat="1"/>
+    <w:lsdException w:name="heading 9" w:uiPriority="9" w:semiHidden="1" w:unhideWhenUsed="1" w:qFormat="1"/>
     <w:lsdException w:name="index 1" w:semiHidden="1" w:unhideWhenUsed="1"/>
     <w:lsdException w:name="index 2" w:semiHidden="1" w:unhideWhenUsed="1"/>
     <w:lsdException w:name="index 3" w:semiHidden="1" w:unhideWhenUsed="1"/>
@@ -2568,22 +7688,22 @@
     <w:lsdException w:name="index 7" w:semiHidden="1" w:unhideWhenUsed="1"/>
     <w:lsdException w:name="index 8" w:semiHidden="1" w:unhideWhenUsed="1"/>
     <w:lsdException w:name="index 9" w:semiHidden="1" w:unhideWhenUsed="1"/>
-    <w:lsdException w:name="toc 1" w:semiHidden="1" w:uiPriority="39" w:unhideWhenUsed="1"/>
-    <w:lsdException w:name="toc 2" w:semiHidden="1" w:uiPriority="39" w:unhideWhenUsed="1"/>
-    <w:lsdException w:name="toc 3" w:semiHidden="1" w:uiPriority="39" w:unhideWhenUsed="1"/>
-    <w:lsdException w:name="toc 4" w:semiHidden="1" w:uiPriority="39" w:unhideWhenUsed="1"/>
-    <w:lsdException w:name="toc 5" w:semiHidden="1" w:uiPriority="39" w:unhideWhenUsed="1"/>
-    <w:lsdException w:name="toc 6" w:semiHidden="1" w:uiPriority="39" w:unhideWhenUsed="1"/>
-    <w:lsdException w:name="toc 7" w:semiHidden="1" w:uiPriority="39" w:unhideWhenUsed="1"/>
-    <w:lsdException w:name="toc 8" w:semiHidden="1" w:uiPriority="39" w:unhideWhenUsed="1"/>
-    <w:lsdException w:name="toc 9" w:semiHidden="1" w:uiPriority="39" w:unhideWhenUsed="1"/>
+    <w:lsdException w:name="toc 1" w:uiPriority="39" w:semiHidden="1" w:unhideWhenUsed="1"/>
+    <w:lsdException w:name="toc 2" w:uiPriority="39" w:semiHidden="1" w:unhideWhenUsed="1"/>
+    <w:lsdException w:name="toc 3" w:uiPriority="39" w:semiHidden="1" w:unhideWhenUsed="1"/>
+    <w:lsdException w:name="toc 4" w:uiPriority="39" w:semiHidden="1" w:unhideWhenUsed="1"/>
+    <w:lsdException w:name="toc 5" w:uiPriority="39" w:semiHidden="1" w:unhideWhenUsed="1"/>
+    <w:lsdException w:name="toc 6" w:uiPriority="39" w:semiHidden="1" w:unhideWhenUsed="1"/>
+    <w:lsdException w:name="toc 7" w:uiPriority="39" w:semiHidden="1" w:unhideWhenUsed="1"/>
+    <w:lsdException w:name="toc 8" w:uiPriority="39" w:semiHidden="1" w:unhideWhenUsed="1"/>
+    <w:lsdException w:name="toc 9" w:uiPriority="39" w:semiHidden="1" w:unhideWhenUsed="1"/>
     <w:lsdException w:name="Normal Indent" w:semiHidden="1" w:unhideWhenUsed="1"/>
     <w:lsdException w:name="footnote text" w:semiHidden="1" w:unhideWhenUsed="1"/>
     <w:lsdException w:name="annotation text" w:semiHidden="1" w:unhideWhenUsed="1"/>
     <w:lsdException w:name="header" w:semiHidden="1" w:unhideWhenUsed="1"/>
     <w:lsdException w:name="footer" w:semiHidden="1" w:unhideWhenUsed="1"/>
     <w:lsdException w:name="index heading" w:semiHidden="1" w:unhideWhenUsed="1"/>
-    <w:lsdException w:name="caption" w:semiHidden="1" w:uiPriority="35" w:unhideWhenUsed="1" w:qFormat="1"/>
+    <w:lsdException w:name="caption" w:uiPriority="35" w:semiHidden="1" w:unhideWhenUsed="1" w:qFormat="1"/>
     <w:lsdException w:name="table of figures" w:semiHidden="1" w:unhideWhenUsed="1"/>
     <w:lsdException w:name="envelope address" w:semiHidden="1" w:unhideWhenUsed="1"/>
     <w:lsdException w:name="envelope return" w:semiHidden="1" w:unhideWhenUsed="1"/>
@@ -2614,7 +7734,7 @@
     <w:lsdException w:name="Title" w:uiPriority="10" w:qFormat="1"/>
     <w:lsdException w:name="Closing" w:semiHidden="1" w:unhideWhenUsed="1"/>
     <w:lsdException w:name="Signature" w:semiHidden="1" w:unhideWhenUsed="1"/>
-    <w:lsdException w:name="Default Paragraph Font" w:semiHidden="1" w:uiPriority="1" w:unhideWhenUsed="1"/>
+    <w:lsdException w:name="Default Paragraph Font" w:uiPriority="1" w:semiHidden="1" w:unhideWhenUsed="1"/>
     <w:lsdException w:name="Body Text" w:semiHidden="1" w:unhideWhenUsed="1"/>
     <w:lsdException w:name="Body Text Indent" w:semiHidden="1" w:unhideWhenUsed="1"/>
     <w:lsdException w:name="List Continue" w:semiHidden="1" w:unhideWhenUsed="1"/>
@@ -2814,8 +7934,8 @@
     <w:lsdException w:name="Subtle Reference" w:uiPriority="31" w:qFormat="1"/>
     <w:lsdException w:name="Intense Reference" w:uiPriority="32" w:qFormat="1"/>
     <w:lsdException w:name="Book Title" w:uiPriority="33" w:qFormat="1"/>
-    <w:lsdException w:name="Bibliography" w:semiHidden="1" w:uiPriority="37" w:unhideWhenUsed="1"/>
-    <w:lsdException w:name="TOC Heading" w:semiHidden="1" w:uiPriority="39" w:unhideWhenUsed="1" w:qFormat="1"/>
+    <w:lsdException w:name="Bibliography" w:uiPriority="37" w:semiHidden="1" w:unhideWhenUsed="1"/>
+    <w:lsdException w:name="TOC Heading" w:uiPriority="39" w:semiHidden="1" w:unhideWhenUsed="1" w:qFormat="1"/>
     <w:lsdException w:name="Plain Table 1" w:uiPriority="41"/>
     <w:lsdException w:name="Plain Table 2" w:uiPriority="42"/>
     <w:lsdException w:name="Plain Table 3" w:uiPriority="43"/>
@@ -2926,38 +8046,48 @@
     <w:lsdException w:name="Unresolved Mention" w:semiHidden="1" w:unhideWhenUsed="1"/>
     <w:lsdException w:name="Smart Link" w:semiHidden="1" w:unhideWhenUsed="1"/>
   </w:latentStyles>
-  <w:style w:type="paragraph" w:default="1" w:styleId="Normal">
+  <w:style w:type="paragraph" w:styleId="Normal" w:default="1">
     <w:name w:val="Normal"/>
     <w:qFormat/>
     <w:pPr>
-      <w:spacing w:after="160" w:line="278" w:lineRule="auto"/>
+      <w:widowControl/>
+      <w:suppressAutoHyphens w:val="true"/>
+      <w:bidi w:val="0"/>
+      <w:spacing w:lineRule="auto" w:line="278" w:before="0" w:after="160"/>
+      <w:jc w:val="left"/>
     </w:pPr>
     <w:rPr>
-      <w:lang w:val="en-US"/>
+      <w:rFonts w:ascii="Aptos" w:hAnsi="Aptos" w:eastAsia="Aptos" w:cs="" w:asciiTheme="minorHAnsi" w:cstheme="minorBidi" w:eastAsiaTheme="minorHAnsi" w:hAnsiTheme="minorHAnsi"/>
+      <w:color w:val="auto"/>
+      <w:kern w:val="2"/>
+      <w:sz w:val="24"/>
+      <w:szCs w:val="24"/>
+      <w:lang w:val="en-US" w:eastAsia="en-US" w:bidi="ar-SA"/>
+      <w14:ligatures w14:val="standardContextual"/>
     </w:rPr>
   </w:style>
-  <w:style w:type="paragraph" w:styleId="Ttulo1">
+  <w:style w:type="paragraph" w:styleId="Heading1">
     <w:name w:val="heading 1"/>
     <w:basedOn w:val="Normal"/>
     <w:next w:val="Normal"/>
     <w:link w:val="Ttulo1Car"/>
     <w:uiPriority w:val="9"/>
     <w:qFormat/>
-    <w:rsid w:val="00E60A70"/>
+    <w:rsid w:val="00e60a70"/>
     <w:pPr>
-      <w:keepNext/>
+      <w:keepNext w:val="true"/>
       <w:keepLines/>
       <w:spacing w:before="360" w:after="80"/>
       <w:outlineLvl w:val="0"/>
     </w:pPr>
     <w:rPr>
-      <w:rFonts w:asciiTheme="majorHAnsi" w:eastAsiaTheme="majorEastAsia" w:hAnsiTheme="majorHAnsi" w:cstheme="majorBidi"/>
-      <w:color w:val="0F4761" w:themeColor="accent1" w:themeShade="BF"/>
+      <w:rFonts w:ascii="Aptos Display" w:hAnsi="Aptos Display" w:eastAsia="" w:cs="" w:asciiTheme="majorHAnsi" w:cstheme="majorBidi" w:eastAsiaTheme="majorEastAsia" w:hAnsiTheme="majorHAnsi"/>
+      <w:color w:themeColor="accent1" w:themeShade="bf" w:val="0F4761"/>
       <w:sz w:val="40"/>
       <w:szCs w:val="40"/>
     </w:rPr>
   </w:style>
-  <w:style w:type="paragraph" w:styleId="Ttulo2">
+  <w:style w:type="paragraph" w:styleId="Heading2">
     <w:name w:val="heading 2"/>
     <w:basedOn w:val="Normal"/>
     <w:next w:val="Normal"/>
@@ -2965,21 +8095,21 @@
     <w:uiPriority w:val="9"/>
     <w:unhideWhenUsed/>
     <w:qFormat/>
-    <w:rsid w:val="00E60A70"/>
+    <w:rsid w:val="00e60a70"/>
     <w:pPr>
-      <w:keepNext/>
+      <w:keepNext w:val="true"/>
       <w:keepLines/>
       <w:spacing w:before="160" w:after="80"/>
       <w:outlineLvl w:val="1"/>
     </w:pPr>
     <w:rPr>
-      <w:rFonts w:asciiTheme="majorHAnsi" w:eastAsiaTheme="majorEastAsia" w:hAnsiTheme="majorHAnsi" w:cstheme="majorBidi"/>
-      <w:color w:val="0F4761" w:themeColor="accent1" w:themeShade="BF"/>
+      <w:rFonts w:ascii="Aptos Display" w:hAnsi="Aptos Display" w:eastAsia="" w:cs="" w:asciiTheme="majorHAnsi" w:cstheme="majorBidi" w:eastAsiaTheme="majorEastAsia" w:hAnsiTheme="majorHAnsi"/>
+      <w:color w:themeColor="accent1" w:themeShade="bf" w:val="0F4761"/>
       <w:sz w:val="32"/>
       <w:szCs w:val="32"/>
     </w:rPr>
   </w:style>
-  <w:style w:type="paragraph" w:styleId="Ttulo3">
+  <w:style w:type="paragraph" w:styleId="Heading3">
     <w:name w:val="heading 3"/>
     <w:basedOn w:val="Normal"/>
     <w:next w:val="Normal"/>
@@ -2988,21 +8118,21 @@
     <w:semiHidden/>
     <w:unhideWhenUsed/>
     <w:qFormat/>
-    <w:rsid w:val="00E60A70"/>
+    <w:rsid w:val="00e60a70"/>
     <w:pPr>
-      <w:keepNext/>
+      <w:keepNext w:val="true"/>
       <w:keepLines/>
       <w:spacing w:before="160" w:after="80"/>
       <w:outlineLvl w:val="2"/>
     </w:pPr>
     <w:rPr>
-      <w:rFonts w:eastAsiaTheme="majorEastAsia" w:cstheme="majorBidi"/>
-      <w:color w:val="0F4761" w:themeColor="accent1" w:themeShade="BF"/>
+      <w:rFonts w:eastAsia="" w:cs="" w:cstheme="majorBidi" w:eastAsiaTheme="majorEastAsia"/>
+      <w:color w:themeColor="accent1" w:themeShade="bf" w:val="0F4761"/>
       <w:sz w:val="28"/>
       <w:szCs w:val="28"/>
     </w:rPr>
   </w:style>
-  <w:style w:type="paragraph" w:styleId="Ttulo4">
+  <w:style w:type="paragraph" w:styleId="Heading4">
     <w:name w:val="heading 4"/>
     <w:basedOn w:val="Normal"/>
     <w:next w:val="Normal"/>
@@ -3011,21 +8141,21 @@
     <w:semiHidden/>
     <w:unhideWhenUsed/>
     <w:qFormat/>
-    <w:rsid w:val="00E60A70"/>
+    <w:rsid w:val="00e60a70"/>
     <w:pPr>
-      <w:keepNext/>
+      <w:keepNext w:val="true"/>
       <w:keepLines/>
       <w:spacing w:before="80" w:after="40"/>
       <w:outlineLvl w:val="3"/>
     </w:pPr>
     <w:rPr>
-      <w:rFonts w:eastAsiaTheme="majorEastAsia" w:cstheme="majorBidi"/>
+      <w:rFonts w:eastAsia="" w:cs="" w:cstheme="majorBidi" w:eastAsiaTheme="majorEastAsia"/>
       <w:i/>
       <w:iCs/>
-      <w:color w:val="0F4761" w:themeColor="accent1" w:themeShade="BF"/>
+      <w:color w:themeColor="accent1" w:themeShade="bf" w:val="0F4761"/>
     </w:rPr>
   </w:style>
-  <w:style w:type="paragraph" w:styleId="Ttulo5">
+  <w:style w:type="paragraph" w:styleId="Heading5">
     <w:name w:val="heading 5"/>
     <w:basedOn w:val="Normal"/>
     <w:next w:val="Normal"/>
@@ -3034,19 +8164,19 @@
     <w:semiHidden/>
     <w:unhideWhenUsed/>
     <w:qFormat/>
-    <w:rsid w:val="00E60A70"/>
+    <w:rsid w:val="00e60a70"/>
     <w:pPr>
-      <w:keepNext/>
+      <w:keepNext w:val="true"/>
       <w:keepLines/>
       <w:spacing w:before="80" w:after="40"/>
       <w:outlineLvl w:val="4"/>
     </w:pPr>
     <w:rPr>
-      <w:rFonts w:eastAsiaTheme="majorEastAsia" w:cstheme="majorBidi"/>
-      <w:color w:val="0F4761" w:themeColor="accent1" w:themeShade="BF"/>
+      <w:rFonts w:eastAsia="" w:cs="" w:cstheme="majorBidi" w:eastAsiaTheme="majorEastAsia"/>
+      <w:color w:themeColor="accent1" w:themeShade="bf" w:val="0F4761"/>
     </w:rPr>
   </w:style>
-  <w:style w:type="paragraph" w:styleId="Ttulo6">
+  <w:style w:type="paragraph" w:styleId="Heading6">
     <w:name w:val="heading 6"/>
     <w:basedOn w:val="Normal"/>
     <w:next w:val="Normal"/>
@@ -3055,21 +8185,21 @@
     <w:semiHidden/>
     <w:unhideWhenUsed/>
     <w:qFormat/>
-    <w:rsid w:val="00E60A70"/>
+    <w:rsid w:val="00e60a70"/>
     <w:pPr>
-      <w:keepNext/>
+      <w:keepNext w:val="true"/>
       <w:keepLines/>
       <w:spacing w:before="40" w:after="0"/>
       <w:outlineLvl w:val="5"/>
     </w:pPr>
     <w:rPr>
-      <w:rFonts w:eastAsiaTheme="majorEastAsia" w:cstheme="majorBidi"/>
+      <w:rFonts w:eastAsia="" w:cs="" w:cstheme="majorBidi" w:eastAsiaTheme="majorEastAsia"/>
       <w:i/>
       <w:iCs/>
-      <w:color w:val="595959" w:themeColor="text1" w:themeTint="A6"/>
+      <w:color w:themeColor="text1" w:themeTint="a6" w:val="595959"/>
     </w:rPr>
   </w:style>
-  <w:style w:type="paragraph" w:styleId="Ttulo7">
+  <w:style w:type="paragraph" w:styleId="Heading7">
     <w:name w:val="heading 7"/>
     <w:basedOn w:val="Normal"/>
     <w:next w:val="Normal"/>
@@ -3078,19 +8208,19 @@
     <w:semiHidden/>
     <w:unhideWhenUsed/>
     <w:qFormat/>
-    <w:rsid w:val="00E60A70"/>
+    <w:rsid w:val="00e60a70"/>
     <w:pPr>
-      <w:keepNext/>
+      <w:keepNext w:val="true"/>
       <w:keepLines/>
       <w:spacing w:before="40" w:after="0"/>
       <w:outlineLvl w:val="6"/>
     </w:pPr>
     <w:rPr>
-      <w:rFonts w:eastAsiaTheme="majorEastAsia" w:cstheme="majorBidi"/>
-      <w:color w:val="595959" w:themeColor="text1" w:themeTint="A6"/>
+      <w:rFonts w:eastAsia="" w:cs="" w:cstheme="majorBidi" w:eastAsiaTheme="majorEastAsia"/>
+      <w:color w:themeColor="text1" w:themeTint="a6" w:val="595959"/>
     </w:rPr>
   </w:style>
-  <w:style w:type="paragraph" w:styleId="Ttulo8">
+  <w:style w:type="paragraph" w:styleId="Heading8">
     <w:name w:val="heading 8"/>
     <w:basedOn w:val="Normal"/>
     <w:next w:val="Normal"/>
@@ -3099,21 +8229,21 @@
     <w:semiHidden/>
     <w:unhideWhenUsed/>
     <w:qFormat/>
-    <w:rsid w:val="00E60A70"/>
+    <w:rsid w:val="00e60a70"/>
     <w:pPr>
-      <w:keepNext/>
+      <w:keepNext w:val="true"/>
       <w:keepLines/>
-      <w:spacing w:after="0"/>
+      <w:spacing w:before="0" w:after="0"/>
       <w:outlineLvl w:val="7"/>
     </w:pPr>
     <w:rPr>
-      <w:rFonts w:eastAsiaTheme="majorEastAsia" w:cstheme="majorBidi"/>
+      <w:rFonts w:eastAsia="" w:cs="" w:cstheme="majorBidi" w:eastAsiaTheme="majorEastAsia"/>
       <w:i/>
       <w:iCs/>
-      <w:color w:val="272727" w:themeColor="text1" w:themeTint="D8"/>
+      <w:color w:themeColor="text1" w:themeTint="d8" w:val="272727"/>
     </w:rPr>
   </w:style>
-  <w:style w:type="paragraph" w:styleId="Ttulo9">
+  <w:style w:type="paragraph" w:styleId="Heading9">
     <w:name w:val="heading 9"/>
     <w:basedOn w:val="Normal"/>
     <w:next w:val="Normal"/>
@@ -3122,318 +8252,292 @@
     <w:semiHidden/>
     <w:unhideWhenUsed/>
     <w:qFormat/>
-    <w:rsid w:val="00E60A70"/>
+    <w:rsid w:val="00e60a70"/>
     <w:pPr>
-      <w:keepNext/>
+      <w:keepNext w:val="true"/>
       <w:keepLines/>
-      <w:spacing w:after="0"/>
+      <w:spacing w:before="0" w:after="0"/>
       <w:outlineLvl w:val="8"/>
     </w:pPr>
     <w:rPr>
-      <w:rFonts w:eastAsiaTheme="majorEastAsia" w:cstheme="majorBidi"/>
-      <w:color w:val="272727" w:themeColor="text1" w:themeTint="D8"/>
+      <w:rFonts w:eastAsia="" w:cs="" w:cstheme="majorBidi" w:eastAsiaTheme="majorEastAsia"/>
+      <w:color w:themeColor="text1" w:themeTint="d8" w:val="272727"/>
     </w:rPr>
   </w:style>
-  <w:style w:type="character" w:default="1" w:styleId="Fuentedeprrafopredeter">
+  <w:style w:type="character" w:styleId="DefaultParagraphFont" w:default="1">
     <w:name w:val="Default Paragraph Font"/>
     <w:uiPriority w:val="1"/>
     <w:semiHidden/>
     <w:unhideWhenUsed/>
+    <w:qFormat/>
+    <w:rPr/>
   </w:style>
-  <w:style w:type="table" w:default="1" w:styleId="Tablanormal">
-    <w:name w:val="Normal Table"/>
-    <w:uiPriority w:val="99"/>
-    <w:semiHidden/>
-    <w:unhideWhenUsed/>
-    <w:tblPr>
-      <w:tblInd w:w="0" w:type="dxa"/>
-      <w:tblCellMar>
-        <w:top w:w="0" w:type="dxa"/>
-        <w:left w:w="108" w:type="dxa"/>
-        <w:bottom w:w="0" w:type="dxa"/>
-        <w:right w:w="108" w:type="dxa"/>
-      </w:tblCellMar>
-    </w:tblPr>
-  </w:style>
-  <w:style w:type="numbering" w:default="1" w:styleId="Sinlista">
-    <w:name w:val="No List"/>
-    <w:uiPriority w:val="99"/>
-    <w:semiHidden/>
-    <w:unhideWhenUsed/>
-  </w:style>
-  <w:style w:type="character" w:customStyle="1" w:styleId="Ttulo1Car">
+  <w:style w:type="character" w:styleId="Ttulo1Car" w:customStyle="1">
     <w:name w:val="Título 1 Car"/>
-    <w:basedOn w:val="Fuentedeprrafopredeter"/>
-    <w:link w:val="Ttulo1"/>
+    <w:basedOn w:val="DefaultParagraphFont"/>
     <w:uiPriority w:val="9"/>
     <w:qFormat/>
-    <w:rsid w:val="00E60A70"/>
+    <w:rsid w:val="00e60a70"/>
     <w:rPr>
-      <w:rFonts w:asciiTheme="majorHAnsi" w:eastAsiaTheme="majorEastAsia" w:hAnsiTheme="majorHAnsi" w:cstheme="majorBidi"/>
-      <w:color w:val="0F4761" w:themeColor="accent1" w:themeShade="BF"/>
+      <w:rFonts w:ascii="Aptos Display" w:hAnsi="Aptos Display" w:eastAsia="" w:cs="" w:asciiTheme="majorHAnsi" w:cstheme="majorBidi" w:eastAsiaTheme="majorEastAsia" w:hAnsiTheme="majorHAnsi"/>
+      <w:color w:themeColor="accent1" w:themeShade="bf" w:val="0F4761"/>
       <w:sz w:val="40"/>
       <w:szCs w:val="40"/>
     </w:rPr>
   </w:style>
-  <w:style w:type="character" w:customStyle="1" w:styleId="Ttulo2Car">
+  <w:style w:type="character" w:styleId="Ttulo2Car" w:customStyle="1">
     <w:name w:val="Título 2 Car"/>
-    <w:basedOn w:val="Fuentedeprrafopredeter"/>
-    <w:link w:val="Ttulo2"/>
+    <w:basedOn w:val="DefaultParagraphFont"/>
     <w:uiPriority w:val="9"/>
     <w:qFormat/>
-    <w:rsid w:val="00E60A70"/>
+    <w:rsid w:val="00e60a70"/>
     <w:rPr>
-      <w:rFonts w:asciiTheme="majorHAnsi" w:eastAsiaTheme="majorEastAsia" w:hAnsiTheme="majorHAnsi" w:cstheme="majorBidi"/>
-      <w:color w:val="0F4761" w:themeColor="accent1" w:themeShade="BF"/>
+      <w:rFonts w:ascii="Aptos Display" w:hAnsi="Aptos Display" w:eastAsia="" w:cs="" w:asciiTheme="majorHAnsi" w:cstheme="majorBidi" w:eastAsiaTheme="majorEastAsia" w:hAnsiTheme="majorHAnsi"/>
+      <w:color w:themeColor="accent1" w:themeShade="bf" w:val="0F4761"/>
       <w:sz w:val="32"/>
       <w:szCs w:val="32"/>
     </w:rPr>
   </w:style>
-  <w:style w:type="character" w:customStyle="1" w:styleId="Ttulo3Car">
+  <w:style w:type="character" w:styleId="Ttulo3Car" w:customStyle="1">
     <w:name w:val="Título 3 Car"/>
-    <w:basedOn w:val="Fuentedeprrafopredeter"/>
-    <w:link w:val="Ttulo3"/>
+    <w:basedOn w:val="DefaultParagraphFont"/>
     <w:uiPriority w:val="9"/>
     <w:semiHidden/>
     <w:qFormat/>
-    <w:rsid w:val="00E60A70"/>
+    <w:rsid w:val="00e60a70"/>
     <w:rPr>
-      <w:rFonts w:eastAsiaTheme="majorEastAsia" w:cstheme="majorBidi"/>
-      <w:color w:val="0F4761" w:themeColor="accent1" w:themeShade="BF"/>
+      <w:rFonts w:eastAsia="" w:cs="" w:cstheme="majorBidi" w:eastAsiaTheme="majorEastAsia"/>
+      <w:color w:themeColor="accent1" w:themeShade="bf" w:val="0F4761"/>
       <w:sz w:val="28"/>
       <w:szCs w:val="28"/>
     </w:rPr>
   </w:style>
-  <w:style w:type="character" w:customStyle="1" w:styleId="Ttulo4Car">
+  <w:style w:type="character" w:styleId="Ttulo4Car" w:customStyle="1">
     <w:name w:val="Título 4 Car"/>
-    <w:basedOn w:val="Fuentedeprrafopredeter"/>
-    <w:link w:val="Ttulo4"/>
+    <w:basedOn w:val="DefaultParagraphFont"/>
     <w:uiPriority w:val="9"/>
     <w:semiHidden/>
     <w:qFormat/>
-    <w:rsid w:val="00E60A70"/>
+    <w:rsid w:val="00e60a70"/>
     <w:rPr>
-      <w:rFonts w:eastAsiaTheme="majorEastAsia" w:cstheme="majorBidi"/>
+      <w:rFonts w:eastAsia="" w:cs="" w:cstheme="majorBidi" w:eastAsiaTheme="majorEastAsia"/>
       <w:i/>
       <w:iCs/>
-      <w:color w:val="0F4761" w:themeColor="accent1" w:themeShade="BF"/>
+      <w:color w:themeColor="accent1" w:themeShade="bf" w:val="0F4761"/>
     </w:rPr>
   </w:style>
-  <w:style w:type="character" w:customStyle="1" w:styleId="Ttulo5Car">
+  <w:style w:type="character" w:styleId="Ttulo5Car" w:customStyle="1">
     <w:name w:val="Título 5 Car"/>
-    <w:basedOn w:val="Fuentedeprrafopredeter"/>
-    <w:link w:val="Ttulo5"/>
+    <w:basedOn w:val="DefaultParagraphFont"/>
     <w:uiPriority w:val="9"/>
     <w:semiHidden/>
     <w:qFormat/>
-    <w:rsid w:val="00E60A70"/>
+    <w:rsid w:val="00e60a70"/>
     <w:rPr>
-      <w:rFonts w:eastAsiaTheme="majorEastAsia" w:cstheme="majorBidi"/>
-      <w:color w:val="0F4761" w:themeColor="accent1" w:themeShade="BF"/>
+      <w:rFonts w:eastAsia="" w:cs="" w:cstheme="majorBidi" w:eastAsiaTheme="majorEastAsia"/>
+      <w:color w:themeColor="accent1" w:themeShade="bf" w:val="0F4761"/>
     </w:rPr>
   </w:style>
-  <w:style w:type="character" w:customStyle="1" w:styleId="Ttulo6Car">
+  <w:style w:type="character" w:styleId="Ttulo6Car" w:customStyle="1">
     <w:name w:val="Título 6 Car"/>
-    <w:basedOn w:val="Fuentedeprrafopredeter"/>
-    <w:link w:val="Ttulo6"/>
+    <w:basedOn w:val="DefaultParagraphFont"/>
     <w:uiPriority w:val="9"/>
     <w:semiHidden/>
     <w:qFormat/>
-    <w:rsid w:val="00E60A70"/>
+    <w:rsid w:val="00e60a70"/>
     <w:rPr>
-      <w:rFonts w:eastAsiaTheme="majorEastAsia" w:cstheme="majorBidi"/>
+      <w:rFonts w:eastAsia="" w:cs="" w:cstheme="majorBidi" w:eastAsiaTheme="majorEastAsia"/>
       <w:i/>
       <w:iCs/>
-      <w:color w:val="595959" w:themeColor="text1" w:themeTint="A6"/>
+      <w:color w:themeColor="text1" w:themeTint="a6" w:val="595959"/>
     </w:rPr>
   </w:style>
-  <w:style w:type="character" w:customStyle="1" w:styleId="Ttulo7Car">
+  <w:style w:type="character" w:styleId="Ttulo7Car" w:customStyle="1">
     <w:name w:val="Título 7 Car"/>
-    <w:basedOn w:val="Fuentedeprrafopredeter"/>
-    <w:link w:val="Ttulo7"/>
+    <w:basedOn w:val="DefaultParagraphFont"/>
     <w:uiPriority w:val="9"/>
     <w:semiHidden/>
     <w:qFormat/>
-    <w:rsid w:val="00E60A70"/>
+    <w:rsid w:val="00e60a70"/>
     <w:rPr>
-      <w:rFonts w:eastAsiaTheme="majorEastAsia" w:cstheme="majorBidi"/>
-      <w:color w:val="595959" w:themeColor="text1" w:themeTint="A6"/>
+      <w:rFonts w:eastAsia="" w:cs="" w:cstheme="majorBidi" w:eastAsiaTheme="majorEastAsia"/>
+      <w:color w:themeColor="text1" w:themeTint="a6" w:val="595959"/>
     </w:rPr>
   </w:style>
-  <w:style w:type="character" w:customStyle="1" w:styleId="Ttulo8Car">
+  <w:style w:type="character" w:styleId="Ttulo8Car" w:customStyle="1">
     <w:name w:val="Título 8 Car"/>
-    <w:basedOn w:val="Fuentedeprrafopredeter"/>
-    <w:link w:val="Ttulo8"/>
+    <w:basedOn w:val="DefaultParagraphFont"/>
     <w:uiPriority w:val="9"/>
     <w:semiHidden/>
     <w:qFormat/>
-    <w:rsid w:val="00E60A70"/>
+    <w:rsid w:val="00e60a70"/>
     <w:rPr>
-      <w:rFonts w:eastAsiaTheme="majorEastAsia" w:cstheme="majorBidi"/>
+      <w:rFonts w:eastAsia="" w:cs="" w:cstheme="majorBidi" w:eastAsiaTheme="majorEastAsia"/>
       <w:i/>
       <w:iCs/>
-      <w:color w:val="272727" w:themeColor="text1" w:themeTint="D8"/>
+      <w:color w:themeColor="text1" w:themeTint="d8" w:val="272727"/>
     </w:rPr>
   </w:style>
-  <w:style w:type="character" w:customStyle="1" w:styleId="Ttulo9Car">
+  <w:style w:type="character" w:styleId="Ttulo9Car" w:customStyle="1">
     <w:name w:val="Título 9 Car"/>
-    <w:basedOn w:val="Fuentedeprrafopredeter"/>
-    <w:link w:val="Ttulo9"/>
+    <w:basedOn w:val="DefaultParagraphFont"/>
     <w:uiPriority w:val="9"/>
     <w:semiHidden/>
     <w:qFormat/>
-    <w:rsid w:val="00E60A70"/>
+    <w:rsid w:val="00e60a70"/>
     <w:rPr>
-      <w:rFonts w:eastAsiaTheme="majorEastAsia" w:cstheme="majorBidi"/>
-      <w:color w:val="272727" w:themeColor="text1" w:themeTint="D8"/>
+      <w:rFonts w:eastAsia="" w:cs="" w:cstheme="majorBidi" w:eastAsiaTheme="majorEastAsia"/>
+      <w:color w:themeColor="text1" w:themeTint="d8" w:val="272727"/>
     </w:rPr>
   </w:style>
-  <w:style w:type="character" w:customStyle="1" w:styleId="TtuloCar">
+  <w:style w:type="character" w:styleId="TtuloCar" w:customStyle="1">
     <w:name w:val="Título Car"/>
-    <w:basedOn w:val="Fuentedeprrafopredeter"/>
-    <w:link w:val="Ttulo"/>
+    <w:basedOn w:val="DefaultParagraphFont"/>
     <w:uiPriority w:val="10"/>
     <w:qFormat/>
-    <w:rsid w:val="00E60A70"/>
+    <w:rsid w:val="00e60a70"/>
     <w:rPr>
-      <w:rFonts w:asciiTheme="majorHAnsi" w:eastAsiaTheme="majorEastAsia" w:hAnsiTheme="majorHAnsi" w:cstheme="majorBidi"/>
+      <w:rFonts w:ascii="Aptos Display" w:hAnsi="Aptos Display" w:eastAsia="" w:cs="" w:asciiTheme="majorHAnsi" w:cstheme="majorBidi" w:eastAsiaTheme="majorEastAsia" w:hAnsiTheme="majorHAnsi"/>
       <w:spacing w:val="-10"/>
       <w:kern w:val="2"/>
       <w:sz w:val="56"/>
       <w:szCs w:val="56"/>
     </w:rPr>
   </w:style>
-  <w:style w:type="character" w:customStyle="1" w:styleId="SubttuloCar">
+  <w:style w:type="character" w:styleId="SubttuloCar" w:customStyle="1">
     <w:name w:val="Subtítulo Car"/>
-    <w:basedOn w:val="Fuentedeprrafopredeter"/>
-    <w:link w:val="Subttulo"/>
+    <w:basedOn w:val="DefaultParagraphFont"/>
     <w:uiPriority w:val="11"/>
     <w:qFormat/>
-    <w:rsid w:val="00E60A70"/>
+    <w:rsid w:val="00e60a70"/>
     <w:rPr>
-      <w:rFonts w:eastAsiaTheme="majorEastAsia" w:cstheme="majorBidi"/>
-      <w:color w:val="595959" w:themeColor="text1" w:themeTint="A6"/>
+      <w:rFonts w:eastAsia="" w:cs="" w:cstheme="majorBidi" w:eastAsiaTheme="majorEastAsia"/>
+      <w:color w:themeColor="text1" w:themeTint="a6" w:val="595959"/>
       <w:spacing w:val="15"/>
       <w:sz w:val="28"/>
       <w:szCs w:val="28"/>
     </w:rPr>
   </w:style>
-  <w:style w:type="character" w:customStyle="1" w:styleId="CitaCar">
+  <w:style w:type="character" w:styleId="CitaCar" w:customStyle="1">
     <w:name w:val="Cita Car"/>
-    <w:basedOn w:val="Fuentedeprrafopredeter"/>
-    <w:link w:val="Cita"/>
+    <w:basedOn w:val="DefaultParagraphFont"/>
+    <w:link w:val="Quote"/>
     <w:uiPriority w:val="29"/>
     <w:qFormat/>
-    <w:rsid w:val="00E60A70"/>
+    <w:rsid w:val="00e60a70"/>
     <w:rPr>
       <w:i/>
       <w:iCs/>
-      <w:color w:val="404040" w:themeColor="text1" w:themeTint="BF"/>
+      <w:color w:themeColor="text1" w:themeTint="bf" w:val="404040"/>
     </w:rPr>
   </w:style>
-  <w:style w:type="character" w:styleId="nfasisintenso">
+  <w:style w:type="character" w:styleId="IntenseEmphasis">
     <w:name w:val="Intense Emphasis"/>
-    <w:basedOn w:val="Fuentedeprrafopredeter"/>
+    <w:basedOn w:val="DefaultParagraphFont"/>
     <w:uiPriority w:val="21"/>
     <w:qFormat/>
-    <w:rsid w:val="00E60A70"/>
+    <w:rsid w:val="00e60a70"/>
     <w:rPr>
       <w:i/>
       <w:iCs/>
-      <w:color w:val="0F4761" w:themeColor="accent1" w:themeShade="BF"/>
+      <w:color w:themeColor="accent1" w:themeShade="bf" w:val="0F4761"/>
     </w:rPr>
   </w:style>
-  <w:style w:type="character" w:customStyle="1" w:styleId="CitadestacadaCar">
+  <w:style w:type="character" w:styleId="CitadestacadaCar" w:customStyle="1">
     <w:name w:val="Cita destacada Car"/>
-    <w:basedOn w:val="Fuentedeprrafopredeter"/>
-    <w:link w:val="Citadestacada"/>
+    <w:basedOn w:val="DefaultParagraphFont"/>
+    <w:link w:val="IntenseQuote"/>
     <w:uiPriority w:val="30"/>
     <w:qFormat/>
-    <w:rsid w:val="00E60A70"/>
+    <w:rsid w:val="00e60a70"/>
     <w:rPr>
       <w:i/>
       <w:iCs/>
-      <w:color w:val="0F4761" w:themeColor="accent1" w:themeShade="BF"/>
+      <w:color w:themeColor="accent1" w:themeShade="bf" w:val="0F4761"/>
     </w:rPr>
   </w:style>
-  <w:style w:type="character" w:styleId="Referenciaintensa">
+  <w:style w:type="character" w:styleId="IntenseReference">
     <w:name w:val="Intense Reference"/>
-    <w:basedOn w:val="Fuentedeprrafopredeter"/>
+    <w:basedOn w:val="DefaultParagraphFont"/>
     <w:uiPriority w:val="32"/>
     <w:qFormat/>
-    <w:rsid w:val="00E60A70"/>
+    <w:rsid w:val="00e60a70"/>
     <w:rPr>
       <w:b/>
       <w:bCs/>
       <w:smallCaps/>
-      <w:color w:val="0F4761" w:themeColor="accent1" w:themeShade="BF"/>
+      <w:color w:themeColor="accent1" w:themeShade="bf" w:val="0F4761"/>
       <w:spacing w:val="5"/>
     </w:rPr>
   </w:style>
-  <w:style w:type="character" w:customStyle="1" w:styleId="SinespaciadoCar">
+  <w:style w:type="character" w:styleId="SinespaciadoCar" w:customStyle="1">
     <w:name w:val="Sin espaciado Car"/>
-    <w:basedOn w:val="Fuentedeprrafopredeter"/>
-    <w:link w:val="Sinespaciado"/>
+    <w:basedOn w:val="DefaultParagraphFont"/>
+    <w:link w:val="NoSpacing"/>
     <w:uiPriority w:val="1"/>
     <w:qFormat/>
-    <w:rsid w:val="009222C5"/>
+    <w:rsid w:val="009222c5"/>
     <w:rPr>
-      <w:rFonts w:eastAsiaTheme="minorEastAsia"/>
+      <w:rFonts w:eastAsia="" w:eastAsiaTheme="minorEastAsia"/>
       <w:kern w:val="0"/>
       <w:sz w:val="22"/>
       <w:szCs w:val="22"/>
       <w:lang w:eastAsia="es-ES"/>
     </w:rPr>
   </w:style>
-  <w:style w:type="character" w:styleId="Hipervnculo">
+  <w:style w:type="character" w:styleId="Hyperlink">
     <w:name w:val="Hyperlink"/>
-    <w:basedOn w:val="Fuentedeprrafopredeter"/>
+    <w:basedOn w:val="DefaultParagraphFont"/>
     <w:uiPriority w:val="99"/>
     <w:unhideWhenUsed/>
-    <w:rsid w:val="009222C5"/>
+    <w:rsid w:val="009222c5"/>
     <w:rPr>
-      <w:color w:val="467886" w:themeColor="hyperlink"/>
+      <w:color w:themeColor="hyperlink" w:val="467886"/>
       <w:u w:val="single"/>
     </w:rPr>
   </w:style>
-  <w:style w:type="character" w:customStyle="1" w:styleId="Enlacedelndice">
+  <w:style w:type="character" w:styleId="Enlacedelndiceuser" w:customStyle="1">
+    <w:name w:val="Enlace del índice (user)"/>
+    <w:qFormat/>
+    <w:rPr/>
+  </w:style>
+  <w:style w:type="character" w:styleId="Enlacedelndice">
     <w:name w:val="Enlace del índice"/>
     <w:qFormat/>
+    <w:rPr/>
   </w:style>
   <w:style w:type="paragraph" w:styleId="Ttulo">
-    <w:name w:val="Title"/>
+    <w:name w:val="Título"/>
     <w:basedOn w:val="Normal"/>
-    <w:next w:val="Textoindependiente"/>
-    <w:link w:val="TtuloCar"/>
-    <w:uiPriority w:val="10"/>
+    <w:next w:val="BodyText"/>
     <w:qFormat/>
-    <w:rsid w:val="00E60A70"/>
     <w:pPr>
-      <w:spacing w:after="80" w:line="240" w:lineRule="auto"/>
-      <w:contextualSpacing/>
+      <w:keepNext w:val="true"/>
+      <w:spacing w:before="240" w:after="120"/>
     </w:pPr>
     <w:rPr>
-      <w:rFonts w:asciiTheme="majorHAnsi" w:eastAsiaTheme="majorEastAsia" w:hAnsiTheme="majorHAnsi" w:cstheme="majorBidi"/>
-      <w:spacing w:val="-10"/>
-      <w:sz w:val="56"/>
-      <w:szCs w:val="56"/>
+      <w:rFonts w:ascii="Liberation Sans" w:hAnsi="Liberation Sans" w:eastAsia="Microsoft YaHei" w:cs="Lucida Sans"/>
+      <w:sz w:val="28"/>
+      <w:szCs w:val="28"/>
     </w:rPr>
   </w:style>
-  <w:style w:type="paragraph" w:styleId="Textoindependiente">
+  <w:style w:type="paragraph" w:styleId="BodyText">
     <w:name w:val="Body Text"/>
     <w:basedOn w:val="Normal"/>
     <w:pPr>
-      <w:spacing w:after="140" w:line="276" w:lineRule="auto"/>
+      <w:spacing w:lineRule="auto" w:line="276" w:before="0" w:after="140"/>
     </w:pPr>
+    <w:rPr/>
   </w:style>
-  <w:style w:type="paragraph" w:styleId="Lista">
+  <w:style w:type="paragraph" w:styleId="List">
     <w:name w:val="List"/>
-    <w:basedOn w:val="Textoindependiente"/>
+    <w:basedOn w:val="BodyText"/>
+    <w:pPr/>
     <w:rPr>
       <w:rFonts w:cs="Arial"/>
     </w:rPr>
   </w:style>
-  <w:style w:type="paragraph" w:styleId="Descripcin">
+  <w:style w:type="paragraph" w:styleId="Caption">
     <w:name w:val="caption"/>
     <w:basedOn w:val="Normal"/>
     <w:qFormat/>
@@ -3447,8 +8551,38 @@
       <w:iCs/>
     </w:rPr>
   </w:style>
-  <w:style w:type="paragraph" w:customStyle="1" w:styleId="ndice">
+  <w:style w:type="paragraph" w:styleId="ndice">
     <w:name w:val="Índice"/>
+    <w:basedOn w:val="Normal"/>
+    <w:qFormat/>
+    <w:pPr>
+      <w:suppressLineNumbers/>
+    </w:pPr>
+    <w:rPr>
+      <w:rFonts w:cs="Lucida Sans"/>
+    </w:rPr>
+  </w:style>
+  <w:style w:type="paragraph" w:styleId="Title">
+    <w:name w:val="Title"/>
+    <w:basedOn w:val="Normal"/>
+    <w:next w:val="BodyText"/>
+    <w:link w:val="TtuloCar"/>
+    <w:uiPriority w:val="10"/>
+    <w:qFormat/>
+    <w:rsid w:val="00e60a70"/>
+    <w:pPr>
+      <w:spacing w:lineRule="auto" w:line="240" w:before="0" w:after="80"/>
+      <w:contextualSpacing/>
+    </w:pPr>
+    <w:rPr>
+      <w:rFonts w:ascii="Aptos Display" w:hAnsi="Aptos Display" w:eastAsia="" w:cs="" w:asciiTheme="majorHAnsi" w:cstheme="majorBidi" w:eastAsiaTheme="majorEastAsia" w:hAnsiTheme="majorHAnsi"/>
+      <w:spacing w:val="-10"/>
+      <w:sz w:val="56"/>
+      <w:szCs w:val="56"/>
+    </w:rPr>
+  </w:style>
+  <w:style w:type="paragraph" w:styleId="ndiceuser" w:customStyle="1">
+    <w:name w:val="Índice (user)"/>
     <w:basedOn w:val="Normal"/>
     <w:qFormat/>
     <w:pPr>
@@ -3458,63 +8592,66 @@
       <w:rFonts w:cs="Arial"/>
     </w:rPr>
   </w:style>
-  <w:style w:type="paragraph" w:styleId="Subttulo">
+  <w:style w:type="paragraph" w:styleId="Subtitle">
     <w:name w:val="Subtitle"/>
     <w:basedOn w:val="Normal"/>
     <w:next w:val="Normal"/>
     <w:link w:val="SubttuloCar"/>
     <w:uiPriority w:val="11"/>
     <w:qFormat/>
-    <w:rsid w:val="00E60A70"/>
+    <w:rsid w:val="00e60a70"/>
+    <w:pPr/>
     <w:rPr>
-      <w:rFonts w:eastAsiaTheme="majorEastAsia" w:cstheme="majorBidi"/>
-      <w:color w:val="595959" w:themeColor="text1" w:themeTint="A6"/>
+      <w:rFonts w:eastAsia="" w:cs="" w:cstheme="majorBidi" w:eastAsiaTheme="majorEastAsia"/>
+      <w:color w:themeColor="text1" w:themeTint="a6" w:val="595959"/>
       <w:spacing w:val="15"/>
       <w:sz w:val="28"/>
       <w:szCs w:val="28"/>
     </w:rPr>
   </w:style>
-  <w:style w:type="paragraph" w:styleId="Cita">
+  <w:style w:type="paragraph" w:styleId="Quote">
     <w:name w:val="Quote"/>
     <w:basedOn w:val="Normal"/>
     <w:next w:val="Normal"/>
     <w:link w:val="CitaCar"/>
     <w:uiPriority w:val="29"/>
     <w:qFormat/>
-    <w:rsid w:val="00E60A70"/>
+    <w:rsid w:val="00e60a70"/>
     <w:pPr>
-      <w:spacing w:before="160"/>
+      <w:spacing w:before="160" w:after="160"/>
       <w:jc w:val="center"/>
     </w:pPr>
     <w:rPr>
       <w:i/>
       <w:iCs/>
-      <w:color w:val="404040" w:themeColor="text1" w:themeTint="BF"/>
+      <w:color w:themeColor="text1" w:themeTint="bf" w:val="404040"/>
     </w:rPr>
   </w:style>
-  <w:style w:type="paragraph" w:styleId="Prrafodelista">
+  <w:style w:type="paragraph" w:styleId="ListParagraph">
     <w:name w:val="List Paragraph"/>
     <w:basedOn w:val="Normal"/>
     <w:uiPriority w:val="34"/>
     <w:qFormat/>
-    <w:rsid w:val="00E60A70"/>
+    <w:rsid w:val="00e60a70"/>
     <w:pPr>
+      <w:spacing w:before="0" w:after="160"/>
       <w:ind w:left="720"/>
       <w:contextualSpacing/>
     </w:pPr>
+    <w:rPr/>
   </w:style>
-  <w:style w:type="paragraph" w:styleId="Citadestacada">
+  <w:style w:type="paragraph" w:styleId="IntenseQuote">
     <w:name w:val="Intense Quote"/>
     <w:basedOn w:val="Normal"/>
     <w:next w:val="Normal"/>
     <w:link w:val="CitadestacadaCar"/>
     <w:uiPriority w:val="30"/>
     <w:qFormat/>
-    <w:rsid w:val="00E60A70"/>
+    <w:rsid w:val="00e60a70"/>
     <w:pPr>
       <w:pBdr>
-        <w:top w:val="single" w:sz="4" w:space="10" w:color="0F4761" w:themeColor="accent1" w:themeShade="BF"/>
-        <w:bottom w:val="single" w:sz="4" w:space="10" w:color="0F4761" w:themeColor="accent1" w:themeShade="BF"/>
+        <w:top w:val="single" w:sz="4" w:space="10" w:color="0F4761" w:themeColor="accent1" w:themeShade="bf"/>
+        <w:bottom w:val="single" w:sz="4" w:space="10" w:color="0F4761" w:themeColor="accent1" w:themeShade="bf"/>
       </w:pBdr>
       <w:spacing w:before="360" w:after="360"/>
       <w:ind w:left="864" w:right="864"/>
@@ -3523,37 +8660,47 @@
     <w:rPr>
       <w:i/>
       <w:iCs/>
-      <w:color w:val="0F4761" w:themeColor="accent1" w:themeShade="BF"/>
+      <w:color w:themeColor="accent1" w:themeShade="bf" w:val="0F4761"/>
     </w:rPr>
   </w:style>
-  <w:style w:type="paragraph" w:styleId="Sinespaciado">
+  <w:style w:type="paragraph" w:styleId="NoSpacing">
     <w:name w:val="No Spacing"/>
     <w:link w:val="SinespaciadoCar"/>
     <w:uiPriority w:val="1"/>
     <w:qFormat/>
-    <w:rsid w:val="009222C5"/>
+    <w:rsid w:val="009222c5"/>
+    <w:pPr>
+      <w:widowControl/>
+      <w:suppressAutoHyphens w:val="true"/>
+      <w:bidi w:val="0"/>
+      <w:spacing w:before="0" w:after="0"/>
+      <w:jc w:val="left"/>
+    </w:pPr>
     <w:rPr>
-      <w:rFonts w:ascii="Aptos" w:eastAsiaTheme="minorEastAsia" w:hAnsi="Aptos"/>
+      <w:rFonts w:ascii="Aptos" w:hAnsi="Aptos" w:eastAsia="" w:eastAsiaTheme="minorEastAsia" w:cs=""/>
+      <w:color w:val="auto"/>
       <w:kern w:val="0"/>
       <w:sz w:val="22"/>
       <w:szCs w:val="22"/>
-      <w:lang w:eastAsia="es-ES"/>
+      <w:lang w:eastAsia="es-ES" w:val="es-ES" w:bidi="ar-SA"/>
     </w:rPr>
   </w:style>
-  <w:style w:type="paragraph" w:styleId="Ttulodendice">
+  <w:style w:type="paragraph" w:styleId="IndexHeading">
     <w:name w:val="index heading"/>
-    <w:basedOn w:val="Ttulo"/>
+    <w:basedOn w:val="Title"/>
+    <w:pPr/>
+    <w:rPr/>
   </w:style>
-  <w:style w:type="paragraph" w:styleId="TtuloTDC">
+  <w:style w:type="paragraph" w:styleId="TOCHeading">
     <w:name w:val="TOC Heading"/>
-    <w:basedOn w:val="Ttulo1"/>
+    <w:basedOn w:val="Heading1"/>
     <w:next w:val="Normal"/>
     <w:uiPriority w:val="39"/>
     <w:unhideWhenUsed/>
     <w:qFormat/>
-    <w:rsid w:val="009222C5"/>
+    <w:rsid w:val="009222c5"/>
     <w:pPr>
-      <w:spacing w:before="240" w:after="0" w:line="259" w:lineRule="auto"/>
+      <w:spacing w:lineRule="auto" w:line="259" w:before="240" w:after="0"/>
       <w:outlineLvl w:val="9"/>
     </w:pPr>
     <w:rPr>
@@ -3563,16 +8710,16 @@
       <w:lang w:val="es-ES" w:eastAsia="es-ES"/>
     </w:rPr>
   </w:style>
-  <w:style w:type="paragraph" w:styleId="TDC2">
+  <w:style w:type="paragraph" w:styleId="TOC2">
     <w:name w:val="toc 2"/>
     <w:basedOn w:val="Normal"/>
     <w:next w:val="Normal"/>
     <w:autoRedefine/>
     <w:uiPriority w:val="39"/>
     <w:unhideWhenUsed/>
-    <w:rsid w:val="009222C5"/>
+    <w:rsid w:val="009222c5"/>
     <w:pPr>
-      <w:spacing w:after="0"/>
+      <w:spacing w:before="0" w:after="0"/>
       <w:ind w:left="240"/>
     </w:pPr>
     <w:rPr>
@@ -3581,14 +8728,14 @@
       <w:szCs w:val="20"/>
     </w:rPr>
   </w:style>
-  <w:style w:type="paragraph" w:styleId="TDC1">
+  <w:style w:type="paragraph" w:styleId="TOC1">
     <w:name w:val="toc 1"/>
     <w:basedOn w:val="Normal"/>
     <w:next w:val="Normal"/>
     <w:autoRedefine/>
     <w:uiPriority w:val="39"/>
     <w:unhideWhenUsed/>
-    <w:rsid w:val="009222C5"/>
+    <w:rsid w:val="009222c5"/>
     <w:pPr>
       <w:spacing w:before="120" w:after="120"/>
     </w:pPr>
@@ -3600,16 +8747,16 @@
       <w:szCs w:val="20"/>
     </w:rPr>
   </w:style>
-  <w:style w:type="paragraph" w:styleId="TDC3">
+  <w:style w:type="paragraph" w:styleId="TOC3">
     <w:name w:val="toc 3"/>
     <w:basedOn w:val="Normal"/>
     <w:next w:val="Normal"/>
     <w:autoRedefine/>
     <w:uiPriority w:val="39"/>
     <w:unhideWhenUsed/>
-    <w:rsid w:val="009222C5"/>
+    <w:rsid w:val="009222c5"/>
     <w:pPr>
-      <w:spacing w:after="0"/>
+      <w:spacing w:before="0" w:after="0"/>
       <w:ind w:left="480"/>
     </w:pPr>
     <w:rPr>
@@ -3619,16 +8766,16 @@
       <w:szCs w:val="20"/>
     </w:rPr>
   </w:style>
-  <w:style w:type="paragraph" w:styleId="TDC4">
+  <w:style w:type="paragraph" w:styleId="TOC4">
     <w:name w:val="toc 4"/>
     <w:basedOn w:val="Normal"/>
     <w:next w:val="Normal"/>
     <w:autoRedefine/>
     <w:uiPriority w:val="39"/>
     <w:unhideWhenUsed/>
-    <w:rsid w:val="009222C5"/>
+    <w:rsid w:val="009222c5"/>
     <w:pPr>
-      <w:spacing w:after="0"/>
+      <w:spacing w:before="0" w:after="0"/>
       <w:ind w:left="720"/>
     </w:pPr>
     <w:rPr>
@@ -3636,16 +8783,16 @@
       <w:szCs w:val="18"/>
     </w:rPr>
   </w:style>
-  <w:style w:type="paragraph" w:styleId="TDC5">
+  <w:style w:type="paragraph" w:styleId="TOC5">
     <w:name w:val="toc 5"/>
     <w:basedOn w:val="Normal"/>
     <w:next w:val="Normal"/>
     <w:autoRedefine/>
     <w:uiPriority w:val="39"/>
     <w:unhideWhenUsed/>
-    <w:rsid w:val="009222C5"/>
+    <w:rsid w:val="009222c5"/>
     <w:pPr>
-      <w:spacing w:after="0"/>
+      <w:spacing w:before="0" w:after="0"/>
       <w:ind w:left="960"/>
     </w:pPr>
     <w:rPr>
@@ -3653,16 +8800,16 @@
       <w:szCs w:val="18"/>
     </w:rPr>
   </w:style>
-  <w:style w:type="paragraph" w:styleId="TDC6">
+  <w:style w:type="paragraph" w:styleId="TOC6">
     <w:name w:val="toc 6"/>
     <w:basedOn w:val="Normal"/>
     <w:next w:val="Normal"/>
     <w:autoRedefine/>
     <w:uiPriority w:val="39"/>
     <w:unhideWhenUsed/>
-    <w:rsid w:val="009222C5"/>
+    <w:rsid w:val="009222c5"/>
     <w:pPr>
-      <w:spacing w:after="0"/>
+      <w:spacing w:before="0" w:after="0"/>
       <w:ind w:left="1200"/>
     </w:pPr>
     <w:rPr>
@@ -3670,16 +8817,16 @@
       <w:szCs w:val="18"/>
     </w:rPr>
   </w:style>
-  <w:style w:type="paragraph" w:styleId="TDC7">
+  <w:style w:type="paragraph" w:styleId="TOC7">
     <w:name w:val="toc 7"/>
     <w:basedOn w:val="Normal"/>
     <w:next w:val="Normal"/>
     <w:autoRedefine/>
     <w:uiPriority w:val="39"/>
     <w:unhideWhenUsed/>
-    <w:rsid w:val="009222C5"/>
+    <w:rsid w:val="009222c5"/>
     <w:pPr>
-      <w:spacing w:after="0"/>
+      <w:spacing w:before="0" w:after="0"/>
       <w:ind w:left="1440"/>
     </w:pPr>
     <w:rPr>
@@ -3687,16 +8834,16 @@
       <w:szCs w:val="18"/>
     </w:rPr>
   </w:style>
-  <w:style w:type="paragraph" w:styleId="TDC8">
+  <w:style w:type="paragraph" w:styleId="TOC8">
     <w:name w:val="toc 8"/>
     <w:basedOn w:val="Normal"/>
     <w:next w:val="Normal"/>
     <w:autoRedefine/>
     <w:uiPriority w:val="39"/>
     <w:unhideWhenUsed/>
-    <w:rsid w:val="009222C5"/>
+    <w:rsid w:val="009222c5"/>
     <w:pPr>
-      <w:spacing w:after="0"/>
+      <w:spacing w:before="0" w:after="0"/>
       <w:ind w:left="1680"/>
     </w:pPr>
     <w:rPr>
@@ -3704,16 +8851,16 @@
       <w:szCs w:val="18"/>
     </w:rPr>
   </w:style>
-  <w:style w:type="paragraph" w:styleId="TDC9">
+  <w:style w:type="paragraph" w:styleId="TOC9">
     <w:name w:val="toc 9"/>
     <w:basedOn w:val="Normal"/>
     <w:next w:val="Normal"/>
     <w:autoRedefine/>
     <w:uiPriority w:val="39"/>
     <w:unhideWhenUsed/>
-    <w:rsid w:val="009222C5"/>
+    <w:rsid w:val="009222c5"/>
     <w:pPr>
-      <w:spacing w:after="0"/>
+      <w:spacing w:before="0" w:after="0"/>
       <w:ind w:left="1920"/>
     </w:pPr>
     <w:rPr>
@@ -3721,23 +8868,26 @@
       <w:szCs w:val="18"/>
     </w:rPr>
   </w:style>
-  <w:style w:type="paragraph" w:customStyle="1" w:styleId="Contenidodelmarco">
-    <w:name w:val="Contenido del marco"/>
+  <w:style w:type="paragraph" w:styleId="Contenidodelmarcouser" w:customStyle="1">
+    <w:name w:val="Contenido del marco (user)"/>
     <w:basedOn w:val="Normal"/>
     <w:qFormat/>
+    <w:pPr/>
+    <w:rPr/>
   </w:style>
-  <w:style w:type="paragraph" w:customStyle="1" w:styleId="Contenidodelatabla">
-    <w:name w:val="Contenido de la tabla"/>
+  <w:style w:type="paragraph" w:styleId="Contenidodelatablauser" w:customStyle="1">
+    <w:name w:val="Contenido de la tabla (user)"/>
     <w:basedOn w:val="Normal"/>
     <w:qFormat/>
     <w:pPr>
-      <w:widowControl w:val="0"/>
+      <w:widowControl w:val="false"/>
       <w:suppressLineNumbers/>
     </w:pPr>
+    <w:rPr/>
   </w:style>
-  <w:style w:type="paragraph" w:customStyle="1" w:styleId="Ttulodelatabla">
-    <w:name w:val="Título de la tabla"/>
-    <w:basedOn w:val="Contenidodelatabla"/>
+  <w:style w:type="paragraph" w:styleId="Ttulodelatablauser" w:customStyle="1">
+    <w:name w:val="Título de la tabla (user)"/>
+    <w:basedOn w:val="Contenidodelatablauser"/>
     <w:qFormat/>
     <w:pPr>
       <w:jc w:val="center"/>
@@ -3747,65 +8897,93 @@
       <w:bCs/>
     </w:rPr>
   </w:style>
-  <w:style w:type="numbering" w:customStyle="1" w:styleId="Ningunalista">
+  <w:style w:type="paragraph" w:styleId="Contenidodelmarco">
+    <w:name w:val="Contenido del marco"/>
+    <w:basedOn w:val="Normal"/>
+    <w:qFormat/>
+    <w:pPr/>
+    <w:rPr/>
+  </w:style>
+  <w:style w:type="numbering" w:styleId="Ningunalista" w:default="1">
     <w:name w:val="Ninguna lista"/>
     <w:uiPriority w:val="99"/>
     <w:semiHidden/>
     <w:unhideWhenUsed/>
     <w:qFormat/>
   </w:style>
+  <w:style w:type="numbering" w:styleId="Ningunalistauser" w:customStyle="1">
+    <w:name w:val="Ninguna lista (user)"/>
+    <w:uiPriority w:val="99"/>
+    <w:semiHidden/>
+    <w:unhideWhenUsed/>
+    <w:qFormat/>
+  </w:style>
+  <w:style w:type="table" w:default="1" w:styleId="Tablanormal">
+    <w:name w:val="Normal Table"/>
+    <w:uiPriority w:val="99"/>
+    <w:semiHidden/>
+    <w:unhideWhenUsed/>
+    <w:tblPr>
+      <w:tblCellMar>
+        <w:top w:w="0" w:type="dxa"/>
+        <w:left w:w="108" w:type="dxa"/>
+        <w:bottom w:w="0" w:type="dxa"/>
+        <w:right w:w="108" w:type="dxa"/>
+      </w:tblCellMar>
+    </w:tblPr>
+  </w:style>
 </w:styles>
 </file>
 
 <file path=word/theme/theme1.xml><?xml version="1.0" encoding="utf-8"?>
-<a:theme xmlns:a="http://schemas.openxmlformats.org/drawingml/2006/main" name="Tema de Office">
+<a:theme xmlns:a="http://schemas.openxmlformats.org/drawingml/2006/main" xmlns:r="http://schemas.openxmlformats.org/officeDocument/2006/relationships" name="Tema de Office">
   <a:themeElements>
     <a:clrScheme name="Office">
       <a:dk1>
         <a:srgbClr val="000000"/>
       </a:dk1>
       <a:lt1>
-        <a:srgbClr val="FFFFFF"/>
+        <a:srgbClr val="ffffff"/>
       </a:lt1>
       <a:dk2>
-        <a:srgbClr val="0E2841"/>
+        <a:srgbClr val="0e2841"/>
       </a:dk2>
       <a:lt2>
-        <a:srgbClr val="E8E8E8"/>
+        <a:srgbClr val="e8e8e8"/>
       </a:lt2>
       <a:accent1>
         <a:srgbClr val="156082"/>
       </a:accent1>
       <a:accent2>
-        <a:srgbClr val="E97132"/>
+        <a:srgbClr val="e97132"/>
       </a:accent2>
       <a:accent3>
-        <a:srgbClr val="196B24"/>
+        <a:srgbClr val="196b24"/>
       </a:accent3>
       <a:accent4>
-        <a:srgbClr val="0F9ED5"/>
+        <a:srgbClr val="0f9ed5"/>
       </a:accent4>
       <a:accent5>
-        <a:srgbClr val="A02B93"/>
+        <a:srgbClr val="a02b93"/>
       </a:accent5>
       <a:accent6>
-        <a:srgbClr val="4EA72E"/>
+        <a:srgbClr val="4ea72e"/>
       </a:accent6>
       <a:hlink>
         <a:srgbClr val="467886"/>
       </a:hlink>
       <a:folHlink>
-        <a:srgbClr val="96607D"/>
+        <a:srgbClr val="96607d"/>
       </a:folHlink>
     </a:clrScheme>
     <a:fontScheme name="Office">
       <a:majorFont>
-        <a:latin typeface="Aptos Display" panose="02110004020202020204"/>
+        <a:latin typeface="Aptos Display" panose="02110004020202020204" pitchFamily="0" charset="1"/>
         <a:ea typeface=""/>
         <a:cs typeface=""/>
       </a:majorFont>
       <a:minorFont>
-        <a:latin typeface="Aptos" panose="02110004020202020204"/>
+        <a:latin typeface="Aptos" panose="02110004020202020204" pitchFamily="0" charset="1"/>
         <a:ea typeface=""/>
         <a:cs typeface=""/>
       </a:minorFont>
@@ -3837,7 +9015,7 @@
             </a:gs>
           </a:gsLst>
           <a:lin ang="5400000" scaled="0"/>
-          <a:tileRect/>
+          <a:tileRect l="0" t="0" r="0" b="0"/>
         </a:gradFill>
         <a:gradFill>
           <a:gsLst>
@@ -3861,7 +9039,7 @@
             </a:gs>
           </a:gsLst>
           <a:lin ang="5400000" scaled="0"/>
-          <a:tileRect/>
+          <a:tileRect l="0" t="0" r="0" b="0"/>
         </a:gradFill>
       </a:fillStyleLst>
       <a:lnStyleLst>
@@ -3921,21 +9099,15 @@
             </a:gs>
           </a:gsLst>
           <a:lin ang="5400000" scaled="0"/>
-          <a:tileRect/>
+          <a:tileRect l="0" t="0" r="0" b="0"/>
         </a:gradFill>
       </a:bgFillStyleLst>
     </a:fmtScheme>
   </a:themeElements>
-  <a:objectDefaults/>
-  <a:extraClrSchemeLst/>
 </a:theme>
 </file>
 
 <file path=customXml/item1.xml><?xml version="1.0" encoding="utf-8"?>
-<b:Sources xmlns:b="http://schemas.openxmlformats.org/officeDocument/2006/bibliography" xmlns="http://schemas.openxmlformats.org/officeDocument/2006/bibliography" SelectedStyle="\APASixthEditionOfficeOnline.xsl" StyleName="APA" Version="6"/>
-</file>
-
-<file path=customXml/item2.xml><?xml version="1.0" encoding="utf-8"?>
 <CoverPageProperties xmlns="http://schemas.microsoft.com/office/2006/coverPageProps">
   <PublishDate>2026</PublishDate>
   <Abstract/>
@@ -3946,18 +9118,22 @@
 </CoverPageProperties>
 </file>
 
+<file path=customXml/item2.xml><?xml version="1.0" encoding="utf-8"?>
+<b:Sources xmlns:b="http://schemas.openxmlformats.org/officeDocument/2006/bibliography" xmlns="http://schemas.openxmlformats.org/officeDocument/2006/bibliography" SelectedStyle="\APASixthEditionOfficeOnline.xsl" StyleName="APA" Version="6"/>
+</file>
+
 <file path=customXml/itemProps1.xml><?xml version="1.0" encoding="utf-8"?>
+<ds:datastoreItem xmlns:ds="http://schemas.openxmlformats.org/officeDocument/2006/customXml" ds:itemID="{EA9E0C3C-D88A-4A7D-BADA-D87E5D1758D8}">
+  <ds:schemaRefs>
+    <ds:schemaRef ds:uri="http://schemas.microsoft.com/office/2006/coverPageProps"/>
+  </ds:schemaRefs>
+</ds:datastoreItem>
+</file>
+
+<file path=customXml/itemProps2.xml><?xml version="1.0" encoding="utf-8"?>
 <ds:datastoreItem xmlns:ds="http://schemas.openxmlformats.org/officeDocument/2006/customXml" ds:itemID="{46F59AA6-DC04-4813-B1A7-2FE6B15873D2}">
   <ds:schemaRefs>
     <ds:schemaRef ds:uri="http://schemas.openxmlformats.org/officeDocument/2006/bibliography"/>
   </ds:schemaRefs>
 </ds:datastoreItem>
-</file>
-
-<file path=customXml/itemProps2.xml><?xml version="1.0" encoding="utf-8"?>
-<ds:datastoreItem xmlns:ds="http://schemas.openxmlformats.org/officeDocument/2006/customXml" ds:itemID="{EA9E0C3C-D88A-4A7D-BADA-D87E5D1758D8}">
-  <ds:schemaRefs>
-    <ds:schemaRef ds:uri="http://schemas.microsoft.com/office/2006/coverPageProps"/>
-  </ds:schemaRefs>
-</ds:datastoreItem>
 </file>